--- a/exemplo/memoria-dps-residencia-unifamiliar-exemplo-r00.docx
+++ b/exemplo/memoria-dps-residencia-unifamiliar-exemplo-r00.docx
@@ -618,7 +618,25 @@
           <w:szCs w:val="19"/>
           <w:rFonts w:ascii="Calibri" w:cs="Calibri" w:eastAsia="Calibri" w:hAnsi="Calibri"/>
         </w:rPr>
-        <w:t xml:space="preserve">IEC 61643-12 — Seleção e princípios de aplicação de DPS; IEC 62305-4 — nível de proteção efetivo.</w:t>
+        <w:t xml:space="preserve">IEC 61643-12 — Seleção e princípios de aplicação de DPS (coordenação); IEC 62305-4 — nível de proteção efetivo e distância de proteção (Anexo D); IEC 60364-5-534 — seleção e instalação de DPS.</w:t>
+      </w:r>
+    </w:p>
+    <w:p>
+      <w:pPr>
+        <w:pStyle w:val="ListParagraph"/>
+        <w:numPr>
+          <w:ilvl w:val="0"/>
+          <w:numId w:val="1"/>
+        </w:numPr>
+        <w:spacing w:after="40"/>
+      </w:pPr>
+      <w:r>
+        <w:rPr>
+          <w:sz w:val="19"/>
+          <w:szCs w:val="19"/>
+          <w:rFonts w:ascii="Calibri" w:cs="Calibri" w:eastAsia="Calibri" w:hAnsi="Calibri"/>
+        </w:rPr>
+        <w:t xml:space="preserve">Energisa ETU-124.2 — Especificação técnica de dispositivo de proteção contra surtos (DPS).</w:t>
       </w:r>
     </w:p>
     <w:p>
@@ -1111,7 +1129,7 @@
           <w:szCs w:val="19"/>
           <w:rFonts w:ascii="Calibri" w:cs="Calibri" w:eastAsia="Calibri" w:hAnsi="Calibri"/>
         </w:rPr>
-        <w:t xml:space="preserve">Nível de proteção: Up ≤ suportabilidade da categoria II (Tabela 31); nível efetivo Up/f = Up + ΔU, com ΔU ≈ 1 kV por metro de condutor de ligação para DPS classe I e desprezível para classe II (IEC 62305-4).</w:t>
+        <w:t xml:space="preserve">Nível de proteção: Up ≤ suportabilidade da categoria II (Tabela 31); nível efetivo Up/f = Up + ΔU para varistores e Up/f = máx(Up; ΔU) para centelhadores, com ΔU ≈ 1 kV por metro de condutor de ligação para DPS classe I e desprezível para classe II ou ligação em V (IEC 62305-4).</w:t>
       </w:r>
     </w:p>
     <w:p>
@@ -1129,7 +1147,7 @@
           <w:szCs w:val="19"/>
           <w:rFonts w:ascii="Calibri" w:cs="Calibri" w:eastAsia="Calibri" w:hAnsi="Calibri"/>
         </w:rPr>
-        <w:t xml:space="preserve">Correntes: In ≥ 5 kA por modo (8/20 µs); Iimp ≥ 12,5 kA por modo (10/350 µs) ou o valor do nível do SPDA. Imáx pela exposição segundo as faixas usuais dos fabricantes: baixa 20 kA, média 40 kA, alta 65 kA.</w:t>
+        <w:t xml:space="preserve">Distância de proteção por oscilação: lpo = (Uw − Up/f) / 25 V/m; circuitos terminais mais longos que lpo pedem DPS classe III junto aos equipamentos, salvo quando o circuito tem menos de 10 m ou Up/f &lt; Uw/2 (IEC 62305-4, Anexo D).</w:t>
       </w:r>
     </w:p>
     <w:p>
@@ -1147,7 +1165,7 @@
           <w:szCs w:val="19"/>
           <w:rFonts w:ascii="Calibri" w:cs="Calibri" w:eastAsia="Calibri" w:hAnsi="Calibri"/>
         </w:rPr>
-        <w:t xml:space="preserve">Condutores de ligação: comprimento total até 0,5 m (condutor vivo → DPS → barramento PE) e seção mínima de 4 mm² Cu, ou 16 mm² Cu para DPS classe I / estrutura com SPDA.</w:t>
+        <w:t xml:space="preserve">Sobretensões temporárias: o DPS deve suportar UT ≥ 1,45 × U0 = 184 V por 5 s (falhas na baixa tensão), conforme o ensaio TOV da IEC 61643-11.</w:t>
       </w:r>
     </w:p>
     <w:p>
@@ -1165,7 +1183,79 @@
           <w:szCs w:val="19"/>
           <w:rFonts w:ascii="Calibri" w:cs="Calibri" w:eastAsia="Calibri" w:hAnsi="Calibri"/>
         </w:rPr>
-        <w:t xml:space="preserve">Proteção de retaguarda e corrente de curto-circuito suportável conforme o fabricante; coordenação entre estágios por produtos declarados coordenados ou por distância e indutância dos condutores.</w:t>
+        <w:t xml:space="preserve">Correntes: In ≥ 5 kA por modo (8/20 µs); Iimp ≥ 12,5 kA por modo (10/350 µs) ou o valor do nível do SPDA. Imáx pela exposição segundo as faixas usuais dos fabricantes: baixa 20 kA, média 40 kA, alta 65 kA.</w:t>
+      </w:r>
+    </w:p>
+    <w:p>
+      <w:pPr>
+        <w:pStyle w:val="ListParagraph"/>
+        <w:numPr>
+          <w:ilvl w:val="0"/>
+          <w:numId w:val="1"/>
+        </w:numPr>
+        <w:spacing w:after="40"/>
+      </w:pPr>
+      <w:r>
+        <w:rPr>
+          <w:sz w:val="19"/>
+          <w:szCs w:val="19"/>
+          <w:rFonts w:ascii="Calibri" w:cs="Calibri" w:eastAsia="Calibri" w:hAnsi="Calibri"/>
+        </w:rPr>
+        <w:t xml:space="preserve">Condutores de ligação: comprimento total até 0,5 m (condutor vivo → DPS → barramento PE) e seção mínima de 4 mm² Cu, ou 16 mm² Cu para DPS classe I / estrutura com SPDA; os condutores devem suportar o curto-circuito até a atuação da retaguarda.</w:t>
+      </w:r>
+    </w:p>
+    <w:p>
+      <w:pPr>
+        <w:pStyle w:val="ListParagraph"/>
+        <w:numPr>
+          <w:ilvl w:val="0"/>
+          <w:numId w:val="1"/>
+        </w:numPr>
+        <w:spacing w:after="40"/>
+      </w:pPr>
+      <w:r>
+        <w:rPr>
+          <w:sz w:val="19"/>
+          <w:szCs w:val="19"/>
+          <w:rFonts w:ascii="Calibri" w:cs="Calibri" w:eastAsia="Calibri" w:hAnsi="Calibri"/>
+        </w:rPr>
+        <w:t xml:space="preserve">Centelhadores: corrente subsequente interrompida Ifi ≥ curto-circuito presumido no ponto de instalação; centelhador N–PE com Ifi ≥ 100 A (IEC 60364-5-534).</w:t>
+      </w:r>
+    </w:p>
+    <w:p>
+      <w:pPr>
+        <w:pStyle w:val="ListParagraph"/>
+        <w:numPr>
+          <w:ilvl w:val="0"/>
+          <w:numId w:val="1"/>
+        </w:numPr>
+        <w:spacing w:after="40"/>
+      </w:pPr>
+      <w:r>
+        <w:rPr>
+          <w:sz w:val="19"/>
+          <w:szCs w:val="19"/>
+          <w:rFonts w:ascii="Calibri" w:cs="Calibri" w:eastAsia="Calibri" w:hAnsi="Calibri"/>
+        </w:rPr>
+        <w:t xml:space="preserve">Proteção de retaguarda e corrente de curto-circuito suportável (Isccr) conforme o fabricante; coordenação entre estágios por produtos declarados coordenados pelo fabricante ou por pelo menos 10 m de cabo entre eles (IEC 61643-12, informativo), ou indutor de desacoplamento.</w:t>
+      </w:r>
+    </w:p>
+    <w:p>
+      <w:pPr>
+        <w:pStyle w:val="ListParagraph"/>
+        <w:numPr>
+          <w:ilvl w:val="0"/>
+          <w:numId w:val="1"/>
+        </w:numPr>
+        <w:spacing w:after="40"/>
+      </w:pPr>
+      <w:r>
+        <w:rPr>
+          <w:sz w:val="19"/>
+          <w:szCs w:val="19"/>
+          <w:rFonts w:ascii="Calibri" w:cs="Calibri" w:eastAsia="Calibri" w:hAnsi="Calibri"/>
+        </w:rPr>
+        <w:t xml:space="preserve">DPS instalado a jusante de DR geral: o DR deve ser seletivo (tipo S) e imune a surtos, para não desligar a instalação a cada descarga.</w:t>
       </w:r>
     </w:p>
     <w:p>
@@ -1516,7 +1606,7 @@
                 <w:szCs w:val="17"/>
                 <w:rFonts w:ascii="Calibri" w:cs="Calibri" w:eastAsia="Calibri" w:hAnsi="Calibri"/>
               </w:rPr>
-              <w:t xml:space="preserve">Correntes</w:t>
+              <w:t xml:space="preserve">Tecnologia</w:t>
             </w:r>
           </w:p>
         </w:tc>
@@ -1546,7 +1636,7 @@
                 <w:szCs w:val="17"/>
                 <w:rFonts w:ascii="Calibri" w:cs="Calibri" w:eastAsia="Calibri" w:hAnsi="Calibri"/>
               </w:rPr>
-              <w:t xml:space="preserve">Iimp 12,50 kA (10/350 µs) por modo; In 20 kA</w:t>
+              <w:t xml:space="preserve">Varistor (limitador de tensão)</w:t>
             </w:r>
           </w:p>
         </w:tc>
@@ -1579,7 +1669,7 @@
                 <w:szCs w:val="17"/>
                 <w:rFonts w:ascii="Calibri" w:cs="Calibri" w:eastAsia="Calibri" w:hAnsi="Calibri"/>
               </w:rPr>
-              <w:t xml:space="preserve">Nível de proteção</w:t>
+              <w:t xml:space="preserve">Ligação dos condutores</w:t>
             </w:r>
           </w:p>
         </w:tc>
@@ -1609,7 +1699,7 @@
                 <w:szCs w:val="17"/>
                 <w:rFonts w:ascii="Calibri" w:cs="Calibri" w:eastAsia="Calibri" w:hAnsi="Calibri"/>
               </w:rPr>
-              <w:t xml:space="preserve">Up ≤ 1,50 kV; Up/f = 2,00 kV</w:t>
+              <w:t xml:space="preserve">derivação</w:t>
             </w:r>
           </w:p>
         </w:tc>
@@ -1644,7 +1734,7 @@
                 <w:szCs w:val="17"/>
                 <w:rFonts w:ascii="Calibri" w:cs="Calibri" w:eastAsia="Calibri" w:hAnsi="Calibri"/>
               </w:rPr>
-              <w:t xml:space="preserve">Condutores de ligação</w:t>
+              <w:t xml:space="preserve">Correntes</w:t>
             </w:r>
           </w:p>
         </w:tc>
@@ -1674,7 +1764,7 @@
                 <w:szCs w:val="17"/>
                 <w:rFonts w:ascii="Calibri" w:cs="Calibri" w:eastAsia="Calibri" w:hAnsi="Calibri"/>
               </w:rPr>
-              <w:t xml:space="preserve">0,50 m · 16 mm² Cu</w:t>
+              <w:t xml:space="preserve">Iimp 12,50 kA (10/350 µs) por modo; In 20 kA</w:t>
             </w:r>
           </w:p>
         </w:tc>
@@ -1707,6 +1797,134 @@
                 <w:szCs w:val="17"/>
                 <w:rFonts w:ascii="Calibri" w:cs="Calibri" w:eastAsia="Calibri" w:hAnsi="Calibri"/>
               </w:rPr>
+              <w:t xml:space="preserve">Nível de proteção</w:t>
+            </w:r>
+          </w:p>
+        </w:tc>
+        <w:tc>
+          <w:tcPr>
+            <w:tcW w:type="dxa" w:w="3415"/>
+            <w:tcBorders>
+              <w:top w:val="none" w:color="FFFFFF" w:sz="0"/>
+              <w:left w:val="none" w:color="FFFFFF" w:sz="0"/>
+              <w:bottom w:val="none" w:color="FFFFFF" w:sz="0"/>
+              <w:right w:val="none" w:color="FFFFFF" w:sz="0"/>
+            </w:tcBorders>
+            <w:tcMar>
+              <w:top w:type="dxa" w:w="30"/>
+              <w:left w:type="dxa" w:w="70"/>
+              <w:bottom w:type="dxa" w:w="30"/>
+              <w:right w:type="dxa" w:w="70"/>
+            </w:tcMar>
+          </w:tcPr>
+          <w:p>
+            <w:pPr>
+              <w:jc w:val="left"/>
+            </w:pPr>
+            <w:r>
+              <w:rPr>
+                <w:sz w:val="17"/>
+                <w:szCs w:val="17"/>
+                <w:rFonts w:ascii="Calibri" w:cs="Calibri" w:eastAsia="Calibri" w:hAnsi="Calibri"/>
+              </w:rPr>
+              <w:t xml:space="preserve">Up ≤ 1,50 kV; Up/f = 2,00 kV</w:t>
+            </w:r>
+          </w:p>
+        </w:tc>
+      </w:tr>
+      <w:tr>
+        <w:tc>
+          <w:tcPr>
+            <w:tcW w:type="dxa" w:w="1268"/>
+            <w:tcBorders>
+              <w:top w:val="none" w:color="FFFFFF" w:sz="0"/>
+              <w:left w:val="none" w:color="FFFFFF" w:sz="0"/>
+              <w:bottom w:val="none" w:color="FFFFFF" w:sz="0"/>
+              <w:right w:val="none" w:color="FFFFFF" w:sz="0"/>
+            </w:tcBorders>
+            <w:tcMar>
+              <w:top w:type="dxa" w:w="30"/>
+              <w:left w:type="dxa" w:w="70"/>
+              <w:bottom w:type="dxa" w:w="30"/>
+              <w:right w:type="dxa" w:w="70"/>
+            </w:tcMar>
+          </w:tcPr>
+          <w:p>
+            <w:pPr>
+              <w:jc w:val="left"/>
+            </w:pPr>
+            <w:r>
+              <w:rPr>
+                <w:b/>
+                <w:bCs/>
+                <w:color w:val="56606A"/>
+                <w:sz w:val="17"/>
+                <w:szCs w:val="17"/>
+                <w:rFonts w:ascii="Calibri" w:cs="Calibri" w:eastAsia="Calibri" w:hAnsi="Calibri"/>
+              </w:rPr>
+              <w:t xml:space="preserve">Condutores de ligação</w:t>
+            </w:r>
+          </w:p>
+        </w:tc>
+        <w:tc>
+          <w:tcPr>
+            <w:tcW w:type="dxa" w:w="3610"/>
+            <w:tcBorders>
+              <w:top w:val="none" w:color="FFFFFF" w:sz="0"/>
+              <w:left w:val="none" w:color="FFFFFF" w:sz="0"/>
+              <w:bottom w:val="none" w:color="FFFFFF" w:sz="0"/>
+              <w:right w:val="none" w:color="FFFFFF" w:sz="0"/>
+            </w:tcBorders>
+            <w:tcMar>
+              <w:top w:type="dxa" w:w="30"/>
+              <w:left w:type="dxa" w:w="70"/>
+              <w:bottom w:type="dxa" w:w="30"/>
+              <w:right w:type="dxa" w:w="70"/>
+            </w:tcMar>
+          </w:tcPr>
+          <w:p>
+            <w:pPr>
+              <w:jc w:val="left"/>
+            </w:pPr>
+            <w:r>
+              <w:rPr>
+                <w:sz w:val="17"/>
+                <w:szCs w:val="17"/>
+                <w:rFonts w:ascii="Calibri" w:cs="Calibri" w:eastAsia="Calibri" w:hAnsi="Calibri"/>
+              </w:rPr>
+              <w:t xml:space="preserve">0,50 m · 16 mm² Cu</w:t>
+            </w:r>
+          </w:p>
+        </w:tc>
+        <w:tc>
+          <w:tcPr>
+            <w:tcW w:type="dxa" w:w="1463"/>
+            <w:tcBorders>
+              <w:top w:val="none" w:color="FFFFFF" w:sz="0"/>
+              <w:left w:val="none" w:color="FFFFFF" w:sz="0"/>
+              <w:bottom w:val="none" w:color="FFFFFF" w:sz="0"/>
+              <w:right w:val="none" w:color="FFFFFF" w:sz="0"/>
+            </w:tcBorders>
+            <w:tcMar>
+              <w:top w:type="dxa" w:w="30"/>
+              <w:left w:type="dxa" w:w="70"/>
+              <w:bottom w:type="dxa" w:w="30"/>
+              <w:right w:type="dxa" w:w="70"/>
+            </w:tcMar>
+          </w:tcPr>
+          <w:p>
+            <w:pPr>
+              <w:jc w:val="left"/>
+            </w:pPr>
+            <w:r>
+              <w:rPr>
+                <w:b/>
+                <w:bCs/>
+                <w:color w:val="56606A"/>
+                <w:sz w:val="17"/>
+                <w:szCs w:val="17"/>
+                <w:rFonts w:ascii="Calibri" w:cs="Calibri" w:eastAsia="Calibri" w:hAnsi="Calibri"/>
+              </w:rPr>
               <w:t xml:space="preserve">Retaguarda</w:t>
             </w:r>
           </w:p>
@@ -1738,6 +1956,134 @@
                 <w:rFonts w:ascii="Calibri" w:cs="Calibri" w:eastAsia="Calibri" w:hAnsi="Calibri"/>
               </w:rPr>
               <w:t xml:space="preserve">conforme o fabricante</w:t>
+            </w:r>
+          </w:p>
+        </w:tc>
+      </w:tr>
+      <w:tr>
+        <w:tc>
+          <w:tcPr>
+            <w:tcW w:type="dxa" w:w="1268"/>
+            <w:tcBorders>
+              <w:top w:val="none" w:color="FFFFFF" w:sz="0"/>
+              <w:left w:val="none" w:color="FFFFFF" w:sz="0"/>
+              <w:bottom w:val="none" w:color="FFFFFF" w:sz="0"/>
+              <w:right w:val="none" w:color="FFFFFF" w:sz="0"/>
+            </w:tcBorders>
+            <w:tcMar>
+              <w:top w:type="dxa" w:w="30"/>
+              <w:left w:type="dxa" w:w="70"/>
+              <w:bottom w:type="dxa" w:w="30"/>
+              <w:right w:type="dxa" w:w="70"/>
+            </w:tcMar>
+          </w:tcPr>
+          <w:p>
+            <w:pPr>
+              <w:jc w:val="left"/>
+            </w:pPr>
+            <w:r>
+              <w:rPr>
+                <w:b/>
+                <w:bCs/>
+                <w:color w:val="56606A"/>
+                <w:sz w:val="17"/>
+                <w:szCs w:val="17"/>
+                <w:rFonts w:ascii="Calibri" w:cs="Calibri" w:eastAsia="Calibri" w:hAnsi="Calibri"/>
+              </w:rPr>
+              <w:t xml:space="preserve">TOV suportável</w:t>
+            </w:r>
+          </w:p>
+        </w:tc>
+        <w:tc>
+          <w:tcPr>
+            <w:tcW w:type="dxa" w:w="3610"/>
+            <w:tcBorders>
+              <w:top w:val="none" w:color="FFFFFF" w:sz="0"/>
+              <w:left w:val="none" w:color="FFFFFF" w:sz="0"/>
+              <w:bottom w:val="none" w:color="FFFFFF" w:sz="0"/>
+              <w:right w:val="none" w:color="FFFFFF" w:sz="0"/>
+            </w:tcBorders>
+            <w:tcMar>
+              <w:top w:type="dxa" w:w="30"/>
+              <w:left w:type="dxa" w:w="70"/>
+              <w:bottom w:type="dxa" w:w="30"/>
+              <w:right w:type="dxa" w:w="70"/>
+            </w:tcMar>
+          </w:tcPr>
+          <w:p>
+            <w:pPr>
+              <w:jc w:val="left"/>
+            </w:pPr>
+            <w:r>
+              <w:rPr>
+                <w:sz w:val="17"/>
+                <w:szCs w:val="17"/>
+                <w:rFonts w:ascii="Calibri" w:cs="Calibri" w:eastAsia="Calibri" w:hAnsi="Calibri"/>
+              </w:rPr>
+              <w:t xml:space="preserve">UT ≥ 184 V por 5 s</w:t>
+            </w:r>
+          </w:p>
+        </w:tc>
+        <w:tc>
+          <w:tcPr>
+            <w:tcW w:type="dxa" w:w="1463"/>
+            <w:tcBorders>
+              <w:top w:val="none" w:color="FFFFFF" w:sz="0"/>
+              <w:left w:val="none" w:color="FFFFFF" w:sz="0"/>
+              <w:bottom w:val="none" w:color="FFFFFF" w:sz="0"/>
+              <w:right w:val="none" w:color="FFFFFF" w:sz="0"/>
+            </w:tcBorders>
+            <w:tcMar>
+              <w:top w:type="dxa" w:w="30"/>
+              <w:left w:type="dxa" w:w="70"/>
+              <w:bottom w:type="dxa" w:w="30"/>
+              <w:right w:type="dxa" w:w="70"/>
+            </w:tcMar>
+          </w:tcPr>
+          <w:p>
+            <w:pPr>
+              <w:jc w:val="left"/>
+            </w:pPr>
+            <w:r>
+              <w:rPr>
+                <w:b/>
+                <w:bCs/>
+                <w:color w:val="56606A"/>
+                <w:sz w:val="17"/>
+                <w:szCs w:val="17"/>
+                <w:rFonts w:ascii="Calibri" w:cs="Calibri" w:eastAsia="Calibri" w:hAnsi="Calibri"/>
+              </w:rPr>
+              <w:t xml:space="preserve">Distância de proteção</w:t>
+            </w:r>
+          </w:p>
+        </w:tc>
+        <w:tc>
+          <w:tcPr>
+            <w:tcW w:type="dxa" w:w="3415"/>
+            <w:tcBorders>
+              <w:top w:val="none" w:color="FFFFFF" w:sz="0"/>
+              <w:left w:val="none" w:color="FFFFFF" w:sz="0"/>
+              <w:bottom w:val="none" w:color="FFFFFF" w:sz="0"/>
+              <w:right w:val="none" w:color="FFFFFF" w:sz="0"/>
+            </w:tcBorders>
+            <w:tcMar>
+              <w:top w:type="dxa" w:w="30"/>
+              <w:left w:type="dxa" w:w="70"/>
+              <w:bottom w:type="dxa" w:w="30"/>
+              <w:right w:type="dxa" w:w="70"/>
+            </w:tcMar>
+          </w:tcPr>
+          <w:p>
+            <w:pPr>
+              <w:jc w:val="left"/>
+            </w:pPr>
+            <w:r>
+              <w:rPr>
+                <w:sz w:val="17"/>
+                <w:szCs w:val="17"/>
+                <w:rFonts w:ascii="Calibri" w:cs="Calibri" w:eastAsia="Calibri" w:hAnsi="Calibri"/>
+              </w:rPr>
+              <w:t xml:space="preserve">quadro só de distribuição</w:t>
             </w:r>
           </w:p>
         </w:tc>
@@ -1788,6 +2134,21 @@
           <w:rFonts w:ascii="Calibri" w:cs="Calibri" w:eastAsia="Calibri" w:hAnsi="Calibri"/>
         </w:rPr>
         <w:t xml:space="preserve">✓ Up = 1,50 kV ≤ 1,5 kV (categoria II da Tabela 31) — valor típico; confirme no catálogo</w:t>
+      </w:r>
+    </w:p>
+    <w:p>
+      <w:pPr>
+        <w:spacing w:after="100" w:before="0"/>
+        <w:ind w:left="200"/>
+      </w:pPr>
+      <w:r>
+        <w:rPr>
+          <w:color w:val="56606A"/>
+          <w:sz w:val="18"/>
+          <w:szCs w:val="18"/>
+          <w:rFonts w:ascii="Calibri" w:cs="Calibri" w:eastAsia="Calibri" w:hAnsi="Calibri"/>
+        </w:rPr>
+        <w:t xml:space="preserve">Sobretensão temporária: o DPS deve suportar UT ≥ 1,45 × U0 = 184 V por 5 s (ensaio TOV do fabricante, IEC 61643-11)</w:t>
       </w:r>
     </w:p>
     <w:p>
@@ -2443,6 +2804,134 @@
           </w:p>
         </w:tc>
       </w:tr>
+      <w:tr>
+        <w:tc>
+          <w:tcPr>
+            <w:tcW w:type="dxa" w:w="1268"/>
+            <w:tcBorders>
+              <w:top w:val="none" w:color="FFFFFF" w:sz="0"/>
+              <w:left w:val="none" w:color="FFFFFF" w:sz="0"/>
+              <w:bottom w:val="none" w:color="FFFFFF" w:sz="0"/>
+              <w:right w:val="none" w:color="FFFFFF" w:sz="0"/>
+            </w:tcBorders>
+            <w:tcMar>
+              <w:top w:type="dxa" w:w="30"/>
+              <w:left w:type="dxa" w:w="70"/>
+              <w:bottom w:type="dxa" w:w="30"/>
+              <w:right w:type="dxa" w:w="70"/>
+            </w:tcMar>
+          </w:tcPr>
+          <w:p>
+            <w:pPr>
+              <w:jc w:val="left"/>
+            </w:pPr>
+            <w:r>
+              <w:rPr>
+                <w:b/>
+                <w:bCs/>
+                <w:color w:val="56606A"/>
+                <w:sz w:val="17"/>
+                <w:szCs w:val="17"/>
+                <w:rFonts w:ascii="Calibri" w:cs="Calibri" w:eastAsia="Calibri" w:hAnsi="Calibri"/>
+              </w:rPr>
+              <w:t xml:space="preserve">TOV suportável</w:t>
+            </w:r>
+          </w:p>
+        </w:tc>
+        <w:tc>
+          <w:tcPr>
+            <w:tcW w:type="dxa" w:w="3610"/>
+            <w:tcBorders>
+              <w:top w:val="none" w:color="FFFFFF" w:sz="0"/>
+              <w:left w:val="none" w:color="FFFFFF" w:sz="0"/>
+              <w:bottom w:val="none" w:color="FFFFFF" w:sz="0"/>
+              <w:right w:val="none" w:color="FFFFFF" w:sz="0"/>
+            </w:tcBorders>
+            <w:tcMar>
+              <w:top w:type="dxa" w:w="30"/>
+              <w:left w:type="dxa" w:w="70"/>
+              <w:bottom w:type="dxa" w:w="30"/>
+              <w:right w:type="dxa" w:w="70"/>
+            </w:tcMar>
+          </w:tcPr>
+          <w:p>
+            <w:pPr>
+              <w:jc w:val="left"/>
+            </w:pPr>
+            <w:r>
+              <w:rPr>
+                <w:sz w:val="17"/>
+                <w:szCs w:val="17"/>
+                <w:rFonts w:ascii="Calibri" w:cs="Calibri" w:eastAsia="Calibri" w:hAnsi="Calibri"/>
+              </w:rPr>
+              <w:t xml:space="preserve">UT ≥ 184 V por 5 s</w:t>
+            </w:r>
+          </w:p>
+        </w:tc>
+        <w:tc>
+          <w:tcPr>
+            <w:tcW w:type="dxa" w:w="1463"/>
+            <w:tcBorders>
+              <w:top w:val="none" w:color="FFFFFF" w:sz="0"/>
+              <w:left w:val="none" w:color="FFFFFF" w:sz="0"/>
+              <w:bottom w:val="none" w:color="FFFFFF" w:sz="0"/>
+              <w:right w:val="none" w:color="FFFFFF" w:sz="0"/>
+            </w:tcBorders>
+            <w:tcMar>
+              <w:top w:type="dxa" w:w="30"/>
+              <w:left w:type="dxa" w:w="70"/>
+              <w:bottom w:type="dxa" w:w="30"/>
+              <w:right w:type="dxa" w:w="70"/>
+            </w:tcMar>
+          </w:tcPr>
+          <w:p>
+            <w:pPr>
+              <w:jc w:val="left"/>
+            </w:pPr>
+            <w:r>
+              <w:rPr>
+                <w:b/>
+                <w:bCs/>
+                <w:color w:val="56606A"/>
+                <w:sz w:val="17"/>
+                <w:szCs w:val="17"/>
+                <w:rFonts w:ascii="Calibri" w:cs="Calibri" w:eastAsia="Calibri" w:hAnsi="Calibri"/>
+              </w:rPr>
+              <w:t xml:space="preserve">Distância de proteção</w:t>
+            </w:r>
+          </w:p>
+        </w:tc>
+        <w:tc>
+          <w:tcPr>
+            <w:tcW w:type="dxa" w:w="3415"/>
+            <w:tcBorders>
+              <w:top w:val="none" w:color="FFFFFF" w:sz="0"/>
+              <w:left w:val="none" w:color="FFFFFF" w:sz="0"/>
+              <w:bottom w:val="none" w:color="FFFFFF" w:sz="0"/>
+              <w:right w:val="none" w:color="FFFFFF" w:sz="0"/>
+            </w:tcBorders>
+            <w:tcMar>
+              <w:top w:type="dxa" w:w="30"/>
+              <w:left w:type="dxa" w:w="70"/>
+              <w:bottom w:type="dxa" w:w="30"/>
+              <w:right w:type="dxa" w:w="70"/>
+            </w:tcMar>
+          </w:tcPr>
+          <w:p>
+            <w:pPr>
+              <w:jc w:val="left"/>
+            </w:pPr>
+            <w:r>
+              <w:rPr>
+                <w:sz w:val="17"/>
+                <w:szCs w:val="17"/>
+                <w:rFonts w:ascii="Calibri" w:cs="Calibri" w:eastAsia="Calibri" w:hAnsi="Calibri"/>
+              </w:rPr>
+              <w:t xml:space="preserve">lpo = 12,0 m</w:t>
+            </w:r>
+          </w:p>
+        </w:tc>
+      </w:tr>
     </w:tbl>
     <w:p>
       <w:pPr>
@@ -2493,6 +2982,21 @@
     </w:p>
     <w:p>
       <w:pPr>
+        <w:spacing w:after="100" w:before="0"/>
+        <w:ind w:left="200"/>
+      </w:pPr>
+      <w:r>
+        <w:rPr>
+          <w:color w:val="56606A"/>
+          <w:sz w:val="18"/>
+          <w:szCs w:val="18"/>
+          <w:rFonts w:ascii="Calibri" w:cs="Calibri" w:eastAsia="Calibri" w:hAnsi="Calibri"/>
+        </w:rPr>
+        <w:t xml:space="preserve">Sobretensão temporária: o DPS deve suportar UT ≥ 1,45 × U0 = 184 V por 5 s (ensaio TOV do fabricante, IEC 61643-11)</w:t>
+      </w:r>
+    </w:p>
+    <w:p>
+      <w:pPr>
         <w:spacing w:after="50"/>
       </w:pPr>
       <w:r>
@@ -2549,6 +3053,20 @@
     </w:p>
     <w:p>
       <w:pPr>
+        <w:spacing w:after="50"/>
+      </w:pPr>
+      <w:r>
+        <w:rPr>
+          <w:color w:val="1F6E43"/>
+          <w:sz w:val="19"/>
+          <w:szCs w:val="19"/>
+          <w:rFonts w:ascii="Calibri" w:cs="Calibri" w:eastAsia="Calibri" w:hAnsi="Calibri"/>
+        </w:rPr>
+        <w:t xml:space="preserve">✓ Distância de proteção por oscilação lpo = (Uw − Up/f) / 25 V/m = 12,0 m; circuitos 1, 2, 3, 4, 5, 6, 7, 8, 10, 11, 12, 13 mais longos: equipamentos sensíveis protegidos pelos 2 DPS classe III previstos</w:t>
+      </w:r>
+    </w:p>
+    <w:p>
+      <w:pPr>
         <w:spacing w:after="100" w:before="0"/>
         <w:ind w:left="200"/>
       </w:pPr>
@@ -2588,7 +3106,7 @@
           <w:szCs w:val="19"/>
           <w:rFonts w:ascii="Calibri" w:cs="Calibri" w:eastAsia="Calibri" w:hAnsi="Calibri"/>
         </w:rPr>
-        <w:t xml:space="preserve">✓ Coordenação com o DPS do QM: 12,0 m de cabo entre os estágios</w:t>
+        <w:t xml:space="preserve">✓ Coordenação com o DPS do QM: 12,0 m de cabo entre os estágios (≥ 10 m)</w:t>
       </w:r>
     </w:p>
     <w:p>
@@ -2622,7 +3140,7 @@
           <w:szCs w:val="20"/>
           <w:rFonts w:ascii="Calibri" w:cs="Calibri" w:eastAsia="Calibri" w:hAnsi="Calibri"/>
         </w:rPr>
-        <w:t xml:space="preserve">Não foram indicados pontos com equipamentos sensíveis que exijam DPS classe III; avaliar junto a equipamentos eletrônicos distantes do quadro.</w:t>
+        <w:t xml:space="preserve">Previstos 2 DPS classe III (Uc 175 V) junto aos equipamentos sensíveis, coordenados com os DPS do quadro que os alimenta. Circuitos além da distância de proteção do DPS do quadro: QD-1 (circuitos 1, 2, 3, 4, 5, 6, 7, 8, 10, 11, 12, 13; lpo = 12,0 m) — os equipamentos sensíveis alimentados por eles devem receber DPS classe III próprio.</w:t>
       </w:r>
     </w:p>
     <w:p>
@@ -2635,7 +3153,7 @@
           <w:szCs w:val="20"/>
           <w:rFonts w:ascii="Calibri" w:cs="Calibri" w:eastAsia="Calibri" w:hAnsi="Calibri"/>
         </w:rPr>
-        <w:t xml:space="preserve">Os DPS em cascata (entrada → quadros → equipamentos) devem ser do mesmo fabricante ou declarados coordenados por ele; na falta dessa declaração, o comprimento dos condutores entre os estágios deve atender à instrução do fabricante.</w:t>
+        <w:t xml:space="preserve">Os DPS em cascata (entrada → quadros → equipamentos) devem ser do mesmo fabricante ou declarados coordenados por ele; na falta dessa declaração, recomenda-se pelo menos 10 m de cabo entre os estágios (IEC 61643-12, informativo) ou indutor de desacoplamento, observada a instrução do fabricante.</w:t>
       </w:r>
     </w:p>
     <w:p>

--- a/exemplo/memoria-dps-residencia-unifamiliar-exemplo-r00.docx
+++ b/exemplo/memoria-dps-residencia-unifamiliar-exemplo-r00.docx
@@ -564,7 +564,7 @@
           <w:szCs w:val="19"/>
           <w:rFonts w:ascii="Calibri" w:cs="Calibri" w:eastAsia="Calibri" w:hAnsi="Calibri"/>
         </w:rPr>
-        <w:t xml:space="preserve">ABNT NBR 5410:2004 Versão Corrigida:2008 — Instalações elétricas de baixa tensão (6.3.5, Tabelas 31 e 49, Figura 13).</w:t>
+        <w:t xml:space="preserve">ABNT NBR 5410:2004 Versão Corrigida:2008 — Instalações elétricas de baixa tensão (6.3.5, Tabelas 31 e 49, Figura 13; influências externas AQ).</w:t>
       </w:r>
     </w:p>
     <w:p>
@@ -618,7 +618,7 @@
           <w:szCs w:val="19"/>
           <w:rFonts w:ascii="Calibri" w:cs="Calibri" w:eastAsia="Calibri" w:hAnsi="Calibri"/>
         </w:rPr>
-        <w:t xml:space="preserve">IEC 61643-12 — Seleção e princípios de aplicação de DPS (coordenação); IEC 62305-4 — nível de proteção efetivo e distância de proteção (Anexo D); IEC 60364-5-534 — seleção e instalação de DPS.</w:t>
+        <w:t xml:space="preserve">IEC 61643-12 — Seleção e princípios de aplicação de DPS (coordenação); IEC 62305-4 — nível de proteção efetivo e distância de proteção (Anexo D).</w:t>
       </w:r>
     </w:p>
     <w:p>
@@ -636,7 +636,7 @@
           <w:szCs w:val="19"/>
           <w:rFonts w:ascii="Calibri" w:cs="Calibri" w:eastAsia="Calibri" w:hAnsi="Calibri"/>
         </w:rPr>
-        <w:t xml:space="preserve">Energisa ETU-124.2 — Especificação técnica de dispositivo de proteção contra surtos (DPS).</w:t>
+        <w:t xml:space="preserve">Siemens — Dispositivos de proteção contra surtos DPS 5SD7, catálogo (edição 2021): nível de exposição F, seção dos condutores de ligação pela proteção a montante e distância de proteção.</w:t>
       </w:r>
     </w:p>
     <w:p>
@@ -654,7 +654,25 @@
           <w:szCs w:val="19"/>
           <w:rFonts w:ascii="Calibri" w:cs="Calibri" w:eastAsia="Calibri" w:hAnsi="Calibri"/>
         </w:rPr>
-        <w:t xml:space="preserve">Catálogos e instruções dos fabricantes dos DPS (retaguarda, coordenação e instalação).</w:t>
+        <w:t xml:space="preserve">Energisa ETU-124.2 — Especificação técnica de dispositivo de proteção contra surtos (DPS).</w:t>
+      </w:r>
+    </w:p>
+    <w:p>
+      <w:pPr>
+        <w:pStyle w:val="ListParagraph"/>
+        <w:numPr>
+          <w:ilvl w:val="0"/>
+          <w:numId w:val="1"/>
+        </w:numPr>
+        <w:spacing w:after="40"/>
+      </w:pPr>
+      <w:r>
+        <w:rPr>
+          <w:sz w:val="19"/>
+          <w:szCs w:val="19"/>
+          <w:rFonts w:ascii="Calibri" w:cs="Calibri" w:eastAsia="Calibri" w:hAnsi="Calibri"/>
+        </w:rPr>
+        <w:t xml:space="preserve">Catálogos e instruções dos fabricantes dos DPS escolhidos (retaguarda, Isccr, coordenação e instalação).</w:t>
       </w:r>
     </w:p>
     <w:p>
@@ -937,7 +955,7 @@
                 <w:szCs w:val="17"/>
                 <w:rFonts w:ascii="Calibri" w:cs="Calibri" w:eastAsia="Calibri" w:hAnsi="Calibri"/>
               </w:rPr>
-              <w:t xml:space="preserve">Exposição a surtos</w:t>
+              <w:t xml:space="preserve">Nível ceráunico Td</w:t>
             </w:r>
           </w:p>
         </w:tc>
@@ -961,7 +979,7 @@
                 <w:szCs w:val="17"/>
                 <w:rFonts w:ascii="Calibri" w:cs="Calibri" w:eastAsia="Calibri" w:hAnsi="Calibri"/>
               </w:rPr>
-              <w:t xml:space="preserve">Média — periferia urbana, poucas edificações protegidas no entorno</w:t>
+              <w:t xml:space="preserve">80 dias de trovoada por ano</w:t>
             </w:r>
           </w:p>
         </w:tc>
@@ -990,7 +1008,7 @@
                 <w:szCs w:val="17"/>
                 <w:rFonts w:ascii="Calibri" w:cs="Calibri" w:eastAsia="Calibri" w:hAnsi="Calibri"/>
               </w:rPr>
-              <w:t xml:space="preserve">Equipamentos protegidos</w:t>
+              <w:t xml:space="preserve">Alimentação em baixa tensão</w:t>
             </w:r>
           </w:p>
         </w:tc>
@@ -1014,7 +1032,7 @@
                 <w:szCs w:val="17"/>
                 <w:rFonts w:ascii="Calibri" w:cs="Calibri" w:eastAsia="Calibri" w:hAnsi="Calibri"/>
               </w:rPr>
-              <w:t xml:space="preserve">categoria II — equipamentos de utilização — Uw = 1,5 kV</w:t>
+              <w:t xml:space="preserve">linha aérea — LBT = 0,20 km</w:t>
             </w:r>
           </w:p>
         </w:tc>
@@ -1043,6 +1061,218 @@
                 <w:szCs w:val="17"/>
                 <w:rFonts w:ascii="Calibri" w:cs="Calibri" w:eastAsia="Calibri" w:hAnsi="Calibri"/>
               </w:rPr>
+              <w:t xml:space="preserve">Situação da linha e da edificação</w:t>
+            </w:r>
+          </w:p>
+        </w:tc>
+        <w:tc>
+          <w:tcPr>
+            <w:tcW w:type="dxa" w:w="5658"/>
+            <w:tcMar>
+              <w:top w:type="dxa" w:w="30"/>
+              <w:left w:type="dxa" w:w="70"/>
+              <w:bottom w:type="dxa" w:w="30"/>
+              <w:right w:type="dxa" w:w="70"/>
+            </w:tcMar>
+          </w:tcPr>
+          <w:p>
+            <w:pPr>
+              <w:jc w:val="left"/>
+            </w:pPr>
+            <w:r>
+              <w:rPr>
+                <w:sz w:val="17"/>
+                <w:szCs w:val="17"/>
+                <w:rFonts w:ascii="Calibri" w:cs="Calibri" w:eastAsia="Calibri" w:hAnsi="Calibri"/>
+              </w:rPr>
+              <w:t xml:space="preserve">Algumas estruturas próximas ou situação desconhecida — δ = 0,50</w:t>
+            </w:r>
+          </w:p>
+        </w:tc>
+      </w:tr>
+      <w:tr>
+        <w:trPr>
+          <w:cantSplit/>
+        </w:trPr>
+        <w:tc>
+          <w:tcPr>
+            <w:tcW w:type="dxa" w:w="4098"/>
+            <w:tcMar>
+              <w:top w:type="dxa" w:w="30"/>
+              <w:left w:type="dxa" w:w="70"/>
+              <w:bottom w:type="dxa" w:w="30"/>
+              <w:right w:type="dxa" w:w="70"/>
+            </w:tcMar>
+          </w:tcPr>
+          <w:p>
+            <w:pPr>
+              <w:jc w:val="left"/>
+            </w:pPr>
+            <w:r>
+              <w:rPr>
+                <w:sz w:val="17"/>
+                <w:szCs w:val="17"/>
+                <w:rFonts w:ascii="Calibri" w:cs="Calibri" w:eastAsia="Calibri" w:hAnsi="Calibri"/>
+              </w:rPr>
+              <w:t xml:space="preserve">Obrigatoriedade do DPS (NBR 5410)</w:t>
+            </w:r>
+          </w:p>
+        </w:tc>
+        <w:tc>
+          <w:tcPr>
+            <w:tcW w:type="dxa" w:w="5658"/>
+            <w:tcMar>
+              <w:top w:type="dxa" w:w="30"/>
+              <w:left w:type="dxa" w:w="70"/>
+              <w:bottom w:type="dxa" w:w="30"/>
+              <w:right w:type="dxa" w:w="70"/>
+            </w:tcMar>
+          </w:tcPr>
+          <w:p>
+            <w:pPr>
+              <w:jc w:val="left"/>
+            </w:pPr>
+            <w:r>
+              <w:rPr>
+                <w:sz w:val="17"/>
+                <w:szCs w:val="17"/>
+                <w:rFonts w:ascii="Calibri" w:cs="Calibri" w:eastAsia="Calibri" w:hAnsi="Calibri"/>
+              </w:rPr>
+              <w:t xml:space="preserve">obrigatório — edificação com SPDA (AQ3)</w:t>
+            </w:r>
+          </w:p>
+        </w:tc>
+      </w:tr>
+      <w:tr>
+        <w:trPr>
+          <w:cantSplit/>
+        </w:trPr>
+        <w:tc>
+          <w:tcPr>
+            <w:tcW w:type="dxa" w:w="4098"/>
+            <w:tcMar>
+              <w:top w:type="dxa" w:w="30"/>
+              <w:left w:type="dxa" w:w="70"/>
+              <w:bottom w:type="dxa" w:w="30"/>
+              <w:right w:type="dxa" w:w="70"/>
+            </w:tcMar>
+          </w:tcPr>
+          <w:p>
+            <w:pPr>
+              <w:jc w:val="left"/>
+            </w:pPr>
+            <w:r>
+              <w:rPr>
+                <w:sz w:val="17"/>
+                <w:szCs w:val="17"/>
+                <w:rFonts w:ascii="Calibri" w:cs="Calibri" w:eastAsia="Calibri" w:hAnsi="Calibri"/>
+              </w:rPr>
+              <w:t xml:space="preserve">Corrente nominal dos DPS classe II</w:t>
+            </w:r>
+          </w:p>
+        </w:tc>
+        <w:tc>
+          <w:tcPr>
+            <w:tcW w:type="dxa" w:w="5658"/>
+            <w:tcMar>
+              <w:top w:type="dxa" w:w="30"/>
+              <w:left w:type="dxa" w:w="70"/>
+              <w:bottom w:type="dxa" w:w="30"/>
+              <w:right w:type="dxa" w:w="70"/>
+            </w:tcMar>
+          </w:tcPr>
+          <w:p>
+            <w:pPr>
+              <w:jc w:val="left"/>
+            </w:pPr>
+            <w:r>
+              <w:rPr>
+                <w:sz w:val="17"/>
+                <w:szCs w:val="17"/>
+                <w:rFonts w:ascii="Calibri" w:cs="Calibri" w:eastAsia="Calibri" w:hAnsi="Calibri"/>
+              </w:rPr>
+              <w:t xml:space="preserve">nível de exposição F = 80 × (1,6 + 2 × 0,20 + 0,50) = 200 → In 20 kA</w:t>
+            </w:r>
+          </w:p>
+        </w:tc>
+      </w:tr>
+      <w:tr>
+        <w:trPr>
+          <w:cantSplit/>
+        </w:trPr>
+        <w:tc>
+          <w:tcPr>
+            <w:tcW w:type="dxa" w:w="4098"/>
+            <w:tcMar>
+              <w:top w:type="dxa" w:w="30"/>
+              <w:left w:type="dxa" w:w="70"/>
+              <w:bottom w:type="dxa" w:w="30"/>
+              <w:right w:type="dxa" w:w="70"/>
+            </w:tcMar>
+          </w:tcPr>
+          <w:p>
+            <w:pPr>
+              <w:jc w:val="left"/>
+            </w:pPr>
+            <w:r>
+              <w:rPr>
+                <w:sz w:val="17"/>
+                <w:szCs w:val="17"/>
+                <w:rFonts w:ascii="Calibri" w:cs="Calibri" w:eastAsia="Calibri" w:hAnsi="Calibri"/>
+              </w:rPr>
+              <w:t xml:space="preserve">Equipamentos protegidos</w:t>
+            </w:r>
+          </w:p>
+        </w:tc>
+        <w:tc>
+          <w:tcPr>
+            <w:tcW w:type="dxa" w:w="5658"/>
+            <w:tcMar>
+              <w:top w:type="dxa" w:w="30"/>
+              <w:left w:type="dxa" w:w="70"/>
+              <w:bottom w:type="dxa" w:w="30"/>
+              <w:right w:type="dxa" w:w="70"/>
+            </w:tcMar>
+          </w:tcPr>
+          <w:p>
+            <w:pPr>
+              <w:jc w:val="left"/>
+            </w:pPr>
+            <w:r>
+              <w:rPr>
+                <w:sz w:val="17"/>
+                <w:szCs w:val="17"/>
+                <w:rFonts w:ascii="Calibri" w:cs="Calibri" w:eastAsia="Calibri" w:hAnsi="Calibri"/>
+              </w:rPr>
+              <w:t xml:space="preserve">categoria II — equipamentos de utilização — Uw = 1,5 kV</w:t>
+            </w:r>
+          </w:p>
+        </w:tc>
+      </w:tr>
+      <w:tr>
+        <w:trPr>
+          <w:cantSplit/>
+        </w:trPr>
+        <w:tc>
+          <w:tcPr>
+            <w:tcW w:type="dxa" w:w="4098"/>
+            <w:tcMar>
+              <w:top w:type="dxa" w:w="30"/>
+              <w:left w:type="dxa" w:w="70"/>
+              <w:bottom w:type="dxa" w:w="30"/>
+              <w:right w:type="dxa" w:w="70"/>
+            </w:tcMar>
+          </w:tcPr>
+          <w:p>
+            <w:pPr>
+              <w:jc w:val="left"/>
+            </w:pPr>
+            <w:r>
+              <w:rPr>
+                <w:sz w:val="17"/>
+                <w:szCs w:val="17"/>
+                <w:rFonts w:ascii="Calibri" w:cs="Calibri" w:eastAsia="Calibri" w:hAnsi="Calibri"/>
+              </w:rPr>
               <w:t xml:space="preserve">Suportabilidade a impulso (Tabela 31)</w:t>
             </w:r>
           </w:p>
@@ -1068,6 +1298,59 @@
                 <w:rFonts w:ascii="Calibri" w:cs="Calibri" w:eastAsia="Calibri" w:hAnsi="Calibri"/>
               </w:rPr>
               <w:t xml:space="preserve">115–230 / 120–240 / 127–220 V: IV 4,0 kV · III 2,5 kV · II 1,5 kV · I 0,8 kV</w:t>
+            </w:r>
+          </w:p>
+        </w:tc>
+      </w:tr>
+      <w:tr>
+        <w:trPr>
+          <w:cantSplit/>
+        </w:trPr>
+        <w:tc>
+          <w:tcPr>
+            <w:tcW w:type="dxa" w:w="4098"/>
+            <w:tcMar>
+              <w:top w:type="dxa" w:w="30"/>
+              <w:left w:type="dxa" w:w="70"/>
+              <w:bottom w:type="dxa" w:w="30"/>
+              <w:right w:type="dxa" w:w="70"/>
+            </w:tcMar>
+          </w:tcPr>
+          <w:p>
+            <w:pPr>
+              <w:jc w:val="left"/>
+            </w:pPr>
+            <w:r>
+              <w:rPr>
+                <w:sz w:val="17"/>
+                <w:szCs w:val="17"/>
+                <w:rFonts w:ascii="Calibri" w:cs="Calibri" w:eastAsia="Calibri" w:hAnsi="Calibri"/>
+              </w:rPr>
+              <w:t xml:space="preserve">Distância de proteção</w:t>
+            </w:r>
+          </w:p>
+        </w:tc>
+        <w:tc>
+          <w:tcPr>
+            <w:tcW w:type="dxa" w:w="5658"/>
+            <w:tcMar>
+              <w:top w:type="dxa" w:w="30"/>
+              <w:left w:type="dxa" w:w="70"/>
+              <w:bottom w:type="dxa" w:w="30"/>
+              <w:right w:type="dxa" w:w="70"/>
+            </w:tcMar>
+          </w:tcPr>
+          <w:p>
+            <w:pPr>
+              <w:jc w:val="left"/>
+            </w:pPr>
+            <w:r>
+              <w:rPr>
+                <w:sz w:val="17"/>
+                <w:szCs w:val="17"/>
+                <w:rFonts w:ascii="Calibri" w:cs="Calibri" w:eastAsia="Calibri" w:hAnsi="Calibri"/>
+              </w:rPr>
+              <w:t xml:space="preserve">Distância por oscilação lpo (IEC 62305-4, Anexo D)</w:t>
             </w:r>
           </w:p>
         </w:tc>
@@ -1093,7 +1376,7 @@
           <w:szCs w:val="19"/>
           <w:rFonts w:ascii="Calibri" w:cs="Calibri" w:eastAsia="Calibri" w:hAnsi="Calibri"/>
         </w:rPr>
-        <w:t xml:space="preserve">Classe: I+II no ponto de entrada quando a estrutura tem SPDA ou exposição alta; II nos quadros de distribuição; III junto a equipamentos sensíveis quando o nível de proteção efetivo excede a suportabilidade deles.</w:t>
+        <w:t xml:space="preserve">Obrigatoriedade (NBR 5410, influências externas): DPS obrigatório na edificação com SPDA (AQ3) e na alimentada por linha total ou parcialmente aérea em região com mais de 25 dias de trovoada por ano (AQ2); nos demais casos é recomendado para proteger os equipamentos.</w:t>
       </w:r>
     </w:p>
     <w:p>
@@ -1111,7 +1394,7 @@
           <w:szCs w:val="19"/>
           <w:rFonts w:ascii="Calibri" w:cs="Calibri" w:eastAsia="Calibri" w:hAnsi="Calibri"/>
         </w:rPr>
-        <w:t xml:space="preserve">Tensão de operação contínua (Tabela 49): Uc ≥ 1,1 × U0 nos modos das fases e Uc ≥ U0 no modo neutro–PE; no esquema TT a montante do DR, ligação n+1 (Figura 13).</w:t>
+        <w:t xml:space="preserve">Classe: I+II no ponto de entrada quando a estrutura tem SPDA (descargas diretas); II nos quadros de distribuição (descargas indiretas e manobras); III junto a equipamentos sensíveis quando o nível de proteção efetivo ou a distância excedem o que o DPS do quadro protege.</w:t>
       </w:r>
     </w:p>
     <w:p>
@@ -1129,7 +1412,7 @@
           <w:szCs w:val="19"/>
           <w:rFonts w:ascii="Calibri" w:cs="Calibri" w:eastAsia="Calibri" w:hAnsi="Calibri"/>
         </w:rPr>
-        <w:t xml:space="preserve">Nível de proteção: Up ≤ suportabilidade da categoria II (Tabela 31); nível efetivo Up/f = Up + ΔU para varistores e Up/f = máx(Up; ΔU) para centelhadores, com ΔU ≈ 1 kV por metro de condutor de ligação para DPS classe I e desprezível para classe II ou ligação em V (IEC 62305-4).</w:t>
+        <w:t xml:space="preserve">Tensão de operação contínua (Tabela 49): Uc ≥ 1,1 × U0 nos modos das fases e Uc ≥ U0 no modo neutro–PE. Modos pela Figura 13: neutro aterrado no BEP — DPS só nas fases (esquema 1); TN-S — fases e neutro ao PE (esquema 2); TT a montante do DR — fases ao neutro e centelhador N–PE (esquema 3).</w:t>
       </w:r>
     </w:p>
     <w:p>
@@ -1147,7 +1430,7 @@
           <w:szCs w:val="19"/>
           <w:rFonts w:ascii="Calibri" w:cs="Calibri" w:eastAsia="Calibri" w:hAnsi="Calibri"/>
         </w:rPr>
-        <w:t xml:space="preserve">Distância de proteção por oscilação: lpo = (Uw − Up/f) / 25 V/m; circuitos terminais mais longos que lpo pedem DPS classe III junto aos equipamentos, salvo quando o circuito tem menos de 10 m ou Up/f &lt; Uw/2 (IEC 62305-4, Anexo D).</w:t>
+        <w:t xml:space="preserve">Corrente nominal dos DPS classe II pelo nível de exposição F = Td × (1,6 + 2 × LBT + δ), com LBT em km (até 0,5) e δ pela situação da linha: F ≤ 40 → In 5 kA; 40 &lt; F ≤ 80 → In 10 kA; F &gt; 80 → In 20 kA (catálogo Siemens); Imáx ≈ 2 × In; mínimo de 5 kA da NBR 5410.</w:t>
       </w:r>
     </w:p>
     <w:p>
@@ -1165,7 +1448,7 @@
           <w:szCs w:val="19"/>
           <w:rFonts w:ascii="Calibri" w:cs="Calibri" w:eastAsia="Calibri" w:hAnsi="Calibri"/>
         </w:rPr>
-        <w:t xml:space="preserve">Sobretensões temporárias: o DPS deve suportar UT ≥ 1,45 × U0 = 184 V por 5 s (falhas na baixa tensão), conforme o ensaio TOV da IEC 61643-11.</w:t>
+        <w:t xml:space="preserve">Corrente de impulso dos DPS classe I+II: Iimp ≥ 12,5 kA por modo (10/350 µs) ou o valor do nível de proteção do SPDA; na ligação n+1, o centelhador N–PE com a soma das correntes. Centelhadores: corrente subsequente interrompida Ifi ≥ curto-circuito presumido; N–PE com Ifi ≥ 100 A (NBR 5410).</w:t>
       </w:r>
     </w:p>
     <w:p>
@@ -1183,7 +1466,7 @@
           <w:szCs w:val="19"/>
           <w:rFonts w:ascii="Calibri" w:cs="Calibri" w:eastAsia="Calibri" w:hAnsi="Calibri"/>
         </w:rPr>
-        <w:t xml:space="preserve">Correntes: In ≥ 5 kA por modo (8/20 µs); Iimp ≥ 12,5 kA por modo (10/350 µs) ou o valor do nível do SPDA. Imáx pela exposição segundo as faixas usuais dos fabricantes: baixa 20 kA, média 40 kA, alta 65 kA.</w:t>
+        <w:t xml:space="preserve">Nível de proteção: Up ≤ suportabilidade da categoria II (Tabela 31); nível efetivo Up/f = Up + ΔU para varistores e Up/f = máx(Up; ΔU) para centelhadores, com ΔU ≈ 1 kV por metro de condutor de ligação para DPS classe I e desprezível para classe II ou ligação em V (IEC 62305-4).</w:t>
       </w:r>
     </w:p>
     <w:p>
@@ -1201,7 +1484,7 @@
           <w:szCs w:val="19"/>
           <w:rFonts w:ascii="Calibri" w:cs="Calibri" w:eastAsia="Calibri" w:hAnsi="Calibri"/>
         </w:rPr>
-        <w:t xml:space="preserve">Condutores de ligação: comprimento total até 0,5 m (condutor vivo → DPS → barramento PE) e seção mínima de 4 mm² Cu, ou 16 mm² Cu para DPS classe I / estrutura com SPDA; os condutores devem suportar o curto-circuito até a atuação da retaguarda.</w:t>
+        <w:t xml:space="preserve">Distância de proteção por oscilação: lpo = (Uw − Up/f) / 25 V/m; circuitos terminais mais longos que lpo pedem DPS classe III junto aos equipamentos, salvo quando o circuito tem menos de 10 m ou Up/f &lt; Uw/2 (IEC 62305-4, Anexo D).</w:t>
       </w:r>
     </w:p>
     <w:p>
@@ -1219,7 +1502,7 @@
           <w:szCs w:val="19"/>
           <w:rFonts w:ascii="Calibri" w:cs="Calibri" w:eastAsia="Calibri" w:hAnsi="Calibri"/>
         </w:rPr>
-        <w:t xml:space="preserve">Centelhadores: corrente subsequente interrompida Ifi ≥ curto-circuito presumido no ponto de instalação; centelhador N–PE com Ifi ≥ 100 A (IEC 60364-5-534).</w:t>
+        <w:t xml:space="preserve">Condutores de ligação: comprimento total até 0,5 m (condutor vivo → DPS → barramento PE), ou ligação em V (série) quando maior; seção mínima de 4 mm² Cu, ou 16 mm² Cu para DPS classe I / estrutura com SPDA (NBR 5410), e não inferior à indicada pelo fabricante para a proteção a montante, que define a corrente de curto-circuito a suportar (catálogo Siemens).</w:t>
       </w:r>
     </w:p>
     <w:p>
@@ -1237,7 +1520,7 @@
           <w:szCs w:val="19"/>
           <w:rFonts w:ascii="Calibri" w:cs="Calibri" w:eastAsia="Calibri" w:hAnsi="Calibri"/>
         </w:rPr>
-        <w:t xml:space="preserve">Proteção de retaguarda e corrente de curto-circuito suportável (Isccr) conforme o fabricante; coordenação entre estágios por produtos declarados coordenados pelo fabricante ou por pelo menos 10 m de cabo entre eles (IEC 61643-12, informativo), ou indutor de desacoplamento.</w:t>
+        <w:t xml:space="preserve">Proteção de retaguarda: a corrente máxima indicada pelo fabricante; se a proteção a montante for maior, fusível ou disjuntor dedicado no ramal do DPS com o valor indicado — valores menores podem romper com surtos abaixo dos nominais do DPS. Isccr do DPS ≥ curto-circuito presumido no quadro.</w:t>
       </w:r>
     </w:p>
     <w:p>
@@ -1255,7 +1538,25 @@
           <w:szCs w:val="19"/>
           <w:rFonts w:ascii="Calibri" w:cs="Calibri" w:eastAsia="Calibri" w:hAnsi="Calibri"/>
         </w:rPr>
-        <w:t xml:space="preserve">DPS instalado a jusante de DR geral: o DR deve ser seletivo (tipo S) e imune a surtos, para não desligar a instalação a cada descarga.</w:t>
+        <w:t xml:space="preserve">Coordenação entre estágios: produtos declarados coordenados pelo fabricante ou pelo menos 10 m de cabo entre eles (IEC 61643-12, informativo), ou indutor de desacoplamento.</w:t>
+      </w:r>
+    </w:p>
+    <w:p>
+      <w:pPr>
+        <w:pStyle w:val="ListParagraph"/>
+        <w:numPr>
+          <w:ilvl w:val="0"/>
+          <w:numId w:val="1"/>
+        </w:numPr>
+        <w:spacing w:after="40"/>
+      </w:pPr>
+      <w:r>
+        <w:rPr>
+          <w:sz w:val="19"/>
+          <w:szCs w:val="19"/>
+          <w:rFonts w:ascii="Calibri" w:cs="Calibri" w:eastAsia="Calibri" w:hAnsi="Calibri"/>
+        </w:rPr>
+        <w:t xml:space="preserve">DPS a jusante de DR: o DR, instantâneo ou temporizado, deve ter imunidade a correntes de surto de no mínimo 3 kA (8/20 µs); DR tipo S recomendado.</w:t>
       </w:r>
     </w:p>
     <w:p>
@@ -1699,7 +2000,7 @@
                 <w:szCs w:val="17"/>
                 <w:rFonts w:ascii="Calibri" w:cs="Calibri" w:eastAsia="Calibri" w:hAnsi="Calibri"/>
               </w:rPr>
-              <w:t xml:space="preserve">derivação</w:t>
+              <w:t xml:space="preserve">em T — paralelo</w:t>
             </w:r>
           </w:p>
         </w:tc>
@@ -1925,7 +2226,7 @@
                 <w:szCs w:val="17"/>
                 <w:rFonts w:ascii="Calibri" w:cs="Calibri" w:eastAsia="Calibri" w:hAnsi="Calibri"/>
               </w:rPr>
-              <w:t xml:space="preserve">Retaguarda</w:t>
+              <w:t xml:space="preserve">Proteção a montante</w:t>
             </w:r>
           </w:p>
         </w:tc>
@@ -1955,7 +2256,7 @@
                 <w:szCs w:val="17"/>
                 <w:rFonts w:ascii="Calibri" w:cs="Calibri" w:eastAsia="Calibri" w:hAnsi="Calibri"/>
               </w:rPr>
-              <w:t xml:space="preserve">conforme o fabricante</w:t>
+              <w:t xml:space="preserve">70 A</w:t>
             </w:r>
           </w:p>
         </w:tc>
@@ -1990,7 +2291,7 @@
                 <w:szCs w:val="17"/>
                 <w:rFonts w:ascii="Calibri" w:cs="Calibri" w:eastAsia="Calibri" w:hAnsi="Calibri"/>
               </w:rPr>
-              <w:t xml:space="preserve">TOV suportável</w:t>
+              <w:t xml:space="preserve">Retaguarda do fabricante</w:t>
             </w:r>
           </w:p>
         </w:tc>
@@ -2020,7 +2321,7 @@
                 <w:szCs w:val="17"/>
                 <w:rFonts w:ascii="Calibri" w:cs="Calibri" w:eastAsia="Calibri" w:hAnsi="Calibri"/>
               </w:rPr>
-              <w:t xml:space="preserve">UT ≥ 184 V por 5 s</w:t>
+              <w:t xml:space="preserve">conforme o fabricante</w:t>
             </w:r>
           </w:p>
         </w:tc>
@@ -2105,7 +2406,7 @@
           <w:szCs w:val="19"/>
           <w:rFonts w:ascii="Calibri" w:cs="Calibri" w:eastAsia="Calibri" w:hAnsi="Calibri"/>
         </w:rPr>
-        <w:t xml:space="preserve">✓ Uc = 175 V ≥ 1,1 × U0 = 140 V nos modos das fases (Tabela 49)</w:t>
+        <w:t xml:space="preserve">✓ Uc = 175 V ≥ 1,1 × U0 = 140 V nos modos das fases (Tabela 49) — menor valor comercial</w:t>
       </w:r>
     </w:p>
     <w:p>
@@ -2138,21 +2439,6 @@
     </w:p>
     <w:p>
       <w:pPr>
-        <w:spacing w:after="100" w:before="0"/>
-        <w:ind w:left="200"/>
-      </w:pPr>
-      <w:r>
-        <w:rPr>
-          <w:color w:val="56606A"/>
-          <w:sz w:val="18"/>
-          <w:szCs w:val="18"/>
-          <w:rFonts w:ascii="Calibri" w:cs="Calibri" w:eastAsia="Calibri" w:hAnsi="Calibri"/>
-        </w:rPr>
-        <w:t xml:space="preserve">Sobretensão temporária: o DPS deve suportar UT ≥ 1,45 × U0 = 184 V por 5 s (ensaio TOV do fabricante, IEC 61643-11)</w:t>
-      </w:r>
-    </w:p>
-    <w:p>
-      <w:pPr>
         <w:spacing w:after="50"/>
       </w:pPr>
       <w:r>
@@ -2176,7 +2462,7 @@
           <w:szCs w:val="19"/>
           <w:rFonts w:ascii="Calibri" w:cs="Calibri" w:eastAsia="Calibri" w:hAnsi="Calibri"/>
         </w:rPr>
-        <w:t xml:space="preserve">✓ In = 20 kA (8/20 µs) ≥ 5 kA por modo; Imáx = 40 kA para exposição média</w:t>
+        <w:t xml:space="preserve">✓ In = 20 kA (8/20 µs) por modo — nível de exposição F = 80 × (1,6 + 2 × 0,20 + 0,50) = 200 → In 20 kA; DPS classe I+II: In ≥ 20 kA (faixa de catálogo); mínimo de 5 kA da NBR 5410</w:t>
       </w:r>
     </w:p>
     <w:p>
@@ -2204,7 +2490,21 @@
           <w:szCs w:val="19"/>
           <w:rFonts w:ascii="Calibri" w:cs="Calibri" w:eastAsia="Calibri" w:hAnsi="Calibri"/>
         </w:rPr>
-        <w:t xml:space="preserve">✓ Seção dos condutores de ligação 16 mm² ≥ 16 mm² Cu (DPS classe I / estrutura com SPDA)</w:t>
+        <w:t xml:space="preserve">✓ Seção dos condutores de ligação 16 mm² ≥ 16 mm² Cu (NBR 5410, DPS classe I / estrutura com SPDA)</w:t>
+      </w:r>
+    </w:p>
+    <w:p>
+      <w:pPr>
+        <w:spacing w:after="50"/>
+      </w:pPr>
+      <w:r>
+        <w:rPr>
+          <w:color w:val="1F6E43"/>
+          <w:sz w:val="19"/>
+          <w:szCs w:val="19"/>
+          <w:rFonts w:ascii="Calibri" w:cs="Calibri" w:eastAsia="Calibri" w:hAnsi="Calibri"/>
+        </w:rPr>
+        <w:t xml:space="preserve">✓ Seção pela proteção a montante de 70 A — ligação em paralelo (em T), catálogo Siemens: lado da fase 10 mm², lado do PE 16 mm²</w:t>
       </w:r>
     </w:p>
     <w:p>
@@ -2736,7 +3036,7 @@
                 <w:szCs w:val="17"/>
                 <w:rFonts w:ascii="Calibri" w:cs="Calibri" w:eastAsia="Calibri" w:hAnsi="Calibri"/>
               </w:rPr>
-              <w:t xml:space="preserve">0,50 m · 4 mm² Cu</w:t>
+              <w:t xml:space="preserve">0,50 m · 10 mm² Cu</w:t>
             </w:r>
           </w:p>
         </w:tc>
@@ -2769,7 +3069,7 @@
                 <w:szCs w:val="17"/>
                 <w:rFonts w:ascii="Calibri" w:cs="Calibri" w:eastAsia="Calibri" w:hAnsi="Calibri"/>
               </w:rPr>
-              <w:t xml:space="preserve">Retaguarda</w:t>
+              <w:t xml:space="preserve">Proteção a montante</w:t>
             </w:r>
           </w:p>
         </w:tc>
@@ -2799,7 +3099,7 @@
                 <w:szCs w:val="17"/>
                 <w:rFonts w:ascii="Calibri" w:cs="Calibri" w:eastAsia="Calibri" w:hAnsi="Calibri"/>
               </w:rPr>
-              <w:t xml:space="preserve">conforme o fabricante</w:t>
+              <w:t xml:space="preserve">63 A</w:t>
             </w:r>
           </w:p>
         </w:tc>
@@ -2834,7 +3134,7 @@
                 <w:szCs w:val="17"/>
                 <w:rFonts w:ascii="Calibri" w:cs="Calibri" w:eastAsia="Calibri" w:hAnsi="Calibri"/>
               </w:rPr>
-              <w:t xml:space="preserve">TOV suportável</w:t>
+              <w:t xml:space="preserve">Retaguarda do fabricante</w:t>
             </w:r>
           </w:p>
         </w:tc>
@@ -2864,7 +3164,7 @@
                 <w:szCs w:val="17"/>
                 <w:rFonts w:ascii="Calibri" w:cs="Calibri" w:eastAsia="Calibri" w:hAnsi="Calibri"/>
               </w:rPr>
-              <w:t xml:space="preserve">UT ≥ 184 V por 5 s</w:t>
+              <w:t xml:space="preserve">conforme o fabricante</w:t>
             </w:r>
           </w:p>
         </w:tc>
@@ -2949,7 +3249,7 @@
           <w:szCs w:val="19"/>
           <w:rFonts w:ascii="Calibri" w:cs="Calibri" w:eastAsia="Calibri" w:hAnsi="Calibri"/>
         </w:rPr>
-        <w:t xml:space="preserve">✓ Uc = 175 V ≥ 1,1 × U0 = 140 V nos modos das fases (Tabela 49)</w:t>
+        <w:t xml:space="preserve">✓ Uc = 175 V ≥ 1,1 × U0 = 140 V nos modos das fases (Tabela 49) — menor valor comercial</w:t>
       </w:r>
     </w:p>
     <w:p>
@@ -2982,21 +3282,6 @@
     </w:p>
     <w:p>
       <w:pPr>
-        <w:spacing w:after="100" w:before="0"/>
-        <w:ind w:left="200"/>
-      </w:pPr>
-      <w:r>
-        <w:rPr>
-          <w:color w:val="56606A"/>
-          <w:sz w:val="18"/>
-          <w:szCs w:val="18"/>
-          <w:rFonts w:ascii="Calibri" w:cs="Calibri" w:eastAsia="Calibri" w:hAnsi="Calibri"/>
-        </w:rPr>
-        <w:t xml:space="preserve">Sobretensão temporária: o DPS deve suportar UT ≥ 1,45 × U0 = 184 V por 5 s (ensaio TOV do fabricante, IEC 61643-11)</w:t>
-      </w:r>
-    </w:p>
-    <w:p>
-      <w:pPr>
         <w:spacing w:after="50"/>
       </w:pPr>
       <w:r>
@@ -3006,7 +3291,7 @@
           <w:szCs w:val="19"/>
           <w:rFonts w:ascii="Calibri" w:cs="Calibri" w:eastAsia="Calibri" w:hAnsi="Calibri"/>
         </w:rPr>
-        <w:t xml:space="preserve">✓ In = 20 kA (8/20 µs) ≥ 5 kA por modo; Imáx = 40 kA para exposição média</w:t>
+        <w:t xml:space="preserve">✓ In = 20 kA (8/20 µs) por modo — nível de exposição F = 80 × (1,6 + 2 × 0,20 + 0,50) = 200 → In 20 kA; mínimo de 5 kA da NBR 5410</w:t>
       </w:r>
     </w:p>
     <w:p>
@@ -3034,7 +3319,21 @@
           <w:szCs w:val="19"/>
           <w:rFonts w:ascii="Calibri" w:cs="Calibri" w:eastAsia="Calibri" w:hAnsi="Calibri"/>
         </w:rPr>
-        <w:t xml:space="preserve">✓ Seção dos condutores de ligação 4 mm² ≥ 4 mm² Cu</w:t>
+        <w:t xml:space="preserve">✓ Seção dos condutores de ligação 10 mm² ≥ 4 mm² Cu (NBR 5410)</w:t>
+      </w:r>
+    </w:p>
+    <w:p>
+      <w:pPr>
+        <w:spacing w:after="50"/>
+      </w:pPr>
+      <w:r>
+        <w:rPr>
+          <w:color w:val="1F6E43"/>
+          <w:sz w:val="19"/>
+          <w:szCs w:val="19"/>
+          <w:rFonts w:ascii="Calibri" w:cs="Calibri" w:eastAsia="Calibri" w:hAnsi="Calibri"/>
+        </w:rPr>
+        <w:t xml:space="preserve">✓ Seção pela proteção a montante de 63 A — ligação em paralelo (em T), catálogo Siemens: lado da fase 10 mm², lado do PE 10 mm²</w:t>
       </w:r>
     </w:p>
     <w:p>
@@ -3140,7 +3439,7 @@
           <w:szCs w:val="20"/>
           <w:rFonts w:ascii="Calibri" w:cs="Calibri" w:eastAsia="Calibri" w:hAnsi="Calibri"/>
         </w:rPr>
-        <w:t xml:space="preserve">Previstos 2 DPS classe III (Uc 175 V) junto aos equipamentos sensíveis, coordenados com os DPS do quadro que os alimenta. Circuitos além da distância de proteção do DPS do quadro: QD-1 (circuitos 1, 2, 3, 4, 5, 6, 7, 8, 10, 11, 12, 13; lpo = 12,0 m) — os equipamentos sensíveis alimentados por eles devem receber DPS classe III próprio.</w:t>
+        <w:t xml:space="preserve">Previstos 2 DPS classe III (Uc 175 V) junto aos equipamentos sensíveis, coordenados com os DPS do quadro que os alimenta. Circuitos além da distância de proteção do DPS do quadro: QD-1 (circuitos 1, 2, 3, 4, 5, 6, 7, 8, 10, 11, 12, 13; distância de proteção 12,0 m) — os equipamentos sensíveis alimentados por eles devem receber DPS classe III próprio.</w:t>
       </w:r>
     </w:p>
     <w:p>
@@ -3210,7 +3509,7 @@
           <w:szCs w:val="19"/>
           <w:rFonts w:ascii="Calibri" w:cs="Calibri" w:eastAsia="Calibri" w:hAnsi="Calibri"/>
         </w:rPr>
-        <w:t xml:space="preserve">Proteger cada conjunto de DPS pela retaguarda indicada pelo fabricante, com indicação de fim de vida visível e contato de sinalização quando disponível.</w:t>
+        <w:t xml:space="preserve">Proteger cada conjunto de DPS pela retaguarda indicada pelo fabricante (de preferência fusível gL/gG), com indicação de fim de vida visível; na ligação em paralelo, ligar o contato de sinalização remota, pois a atuação da retaguarda tira o DPS de serviço sem desligar a instalação.</w:t>
       </w:r>
     </w:p>
     <w:p>

--- a/exemplo/memoria-dps-residencia-unifamiliar-exemplo-r00.docx
+++ b/exemplo/memoria-dps-residencia-unifamiliar-exemplo-r00.docx
@@ -1394,7 +1394,7 @@
           <w:szCs w:val="19"/>
           <w:rFonts w:ascii="Calibri" w:cs="Calibri" w:eastAsia="Calibri" w:hAnsi="Calibri"/>
         </w:rPr>
-        <w:t xml:space="preserve">Classe: I+II no ponto de entrada quando a estrutura tem SPDA (descargas diretas); II nos quadros de distribuição (descargas indiretas e manobras); III junto a equipamentos sensíveis quando o nível de proteção efetivo ou a distância excedem o que o DPS do quadro protege.</w:t>
+        <w:t xml:space="preserve">Classe pelas zonas de proteção contra raios (NBR 5419-4): na fronteira ZPR 0 → 1 (entrada da linha), DPS classe I+II quando a estrutura tem SPDA e classe II sem SPDA; na fronteira ZPR 1 → 2 (quadros de distribuição), classe II; na ZPR 2 → 3 (junto ao equipamento sensível), classe III — critério também adotado pelos fabricantes (Clamper, Finder, Siemens).</w:t>
       </w:r>
     </w:p>
     <w:p>
@@ -1448,7 +1448,7 @@
           <w:szCs w:val="19"/>
           <w:rFonts w:ascii="Calibri" w:cs="Calibri" w:eastAsia="Calibri" w:hAnsi="Calibri"/>
         </w:rPr>
-        <w:t xml:space="preserve">Corrente de impulso dos DPS classe I+II: Iimp ≥ 12,5 kA por modo (10/350 µs) ou o valor do nível de proteção do SPDA; na ligação n+1, o centelhador N–PE com a soma das correntes. Centelhadores: corrente subsequente interrompida Ifi ≥ curto-circuito presumido; N–PE com Ifi ≥ 100 A (NBR 5410).</w:t>
+        <w:t xml:space="preserve">Corrente de impulso dos DPS classe I+II: metade da corrente de pico do nível de proteção do SPDA vai para o aterramento e a outra metade se divide entre os serviços metálicos que entram na estrutura e entre os condutores de cada um — Iimp = Ip × 0,5 / (n serviços × m condutores) (NBR 5419-1, Anexo E), com mínimo de 12,5 kA por modo; na ligação n+1, o centelhador N–PE com a soma das correntes. Centelhadores: corrente subsequente interrompida Ifi ≥ curto-circuito presumido; N–PE com Ifi ≥ 100 A (NBR 5410).</w:t>
       </w:r>
     </w:p>
     <w:p>
@@ -1520,7 +1520,7 @@
           <w:szCs w:val="19"/>
           <w:rFonts w:ascii="Calibri" w:cs="Calibri" w:eastAsia="Calibri" w:hAnsi="Calibri"/>
         </w:rPr>
-        <w:t xml:space="preserve">Proteção de retaguarda: a corrente máxima indicada pelo fabricante; se a proteção a montante for maior, fusível ou disjuntor dedicado no ramal do DPS com o valor indicado — valores menores podem romper com surtos abaixo dos nominais do DPS. Isccr do DPS ≥ curto-circuito presumido no quadro.</w:t>
+        <w:t xml:space="preserve">Proteção de retaguarda: a corrente máxima indicada pelo fabricante; se a proteção a montante for maior (catálogo Siemens) ou se o curto-circuito presumido passar do suportado pelo desligador interno do DPS (catálogo Clamper), fusível ou disjuntor dedicado por fase no ramal do DPS com o valor indicado — valores menores podem romper com surtos abaixo dos nominais do DPS. Isccr do DPS com a retaguarda ≥ curto-circuito presumido no quadro.</w:t>
       </w:r>
     </w:p>
     <w:p>
@@ -1557,6 +1557,24 @@
           <w:rFonts w:ascii="Calibri" w:cs="Calibri" w:eastAsia="Calibri" w:hAnsi="Calibri"/>
         </w:rPr>
         <w:t xml:space="preserve">DPS a jusante de DR: o DR, instantâneo ou temporizado, deve ter imunidade a correntes de surto de no mínimo 3 kA (8/20 µs); DR tipo S recomendado.</w:t>
+      </w:r>
+    </w:p>
+    <w:p>
+      <w:pPr>
+        <w:pStyle w:val="ListParagraph"/>
+        <w:numPr>
+          <w:ilvl w:val="0"/>
+          <w:numId w:val="1"/>
+        </w:numPr>
+        <w:spacing w:after="40"/>
+      </w:pPr>
+      <w:r>
+        <w:rPr>
+          <w:sz w:val="19"/>
+          <w:szCs w:val="19"/>
+          <w:rFonts w:ascii="Calibri" w:cs="Calibri" w:eastAsia="Calibri" w:hAnsi="Calibri"/>
+        </w:rPr>
+        <w:t xml:space="preserve">Linhas de sinal: toda linha externa de sinal (telefonia, dados, vídeo, antena) recebe DPS no ponto de entrada da edificação, ligado ao BEP (ou ao BEL mais próximo nas linhas que vão a outras edificações ou antenas); componentes de sinal na entrada suportam no mínimo 1,5 kV de impulso (NBR 5410, nota da Tabela 31). Todas as linhas e tubulações metálicas que entram na edificação são equipotencializadas no BEP, diretamente ou por DPS.</w:t>
       </w:r>
     </w:p>
     <w:p>
@@ -1681,7 +1699,7 @@
                 <w:szCs w:val="17"/>
                 <w:rFonts w:ascii="Calibri" w:cs="Calibri" w:eastAsia="Calibri" w:hAnsi="Calibri"/>
               </w:rPr>
-              <w:t xml:space="preserve">Ponto de entrada (origem)</w:t>
+              <w:t xml:space="preserve">Ponto de entrada (origem) — fronteira ZPR 0 → 1</w:t>
             </w:r>
           </w:p>
         </w:tc>
@@ -2448,7 +2466,7 @@
           <w:szCs w:val="19"/>
           <w:rFonts w:ascii="Calibri" w:cs="Calibri" w:eastAsia="Calibri" w:hAnsi="Calibri"/>
         </w:rPr>
-        <w:t xml:space="preserve">✓ Iimp = 12,50 kA (10/350 µs) por modo ≥ 12,50 kA (NP III do SPDA)</w:t>
+        <w:t xml:space="preserve">✓ Iimp = 12,50 kA (10/350 µs) por modo ≥ 12,50 kA — NP III: 100 kA × 0,5 / (1 serviço × 4 condutores) = 12,50 kA (NBR 5419-1, Anexo E)</w:t>
       </w:r>
     </w:p>
     <w:p>
@@ -2549,6 +2567,66 @@
           <w:rFonts w:ascii="Calibri" w:cs="Calibri" w:eastAsia="Calibri" w:hAnsi="Calibri"/>
         </w:rPr>
         <w:t xml:space="preserve">Informe a corrente de curto-circuito suportável do DPS (Isccr) para comparar com a do quadro.</w:t>
+      </w:r>
+    </w:p>
+    <w:p>
+      <w:pPr>
+        <w:keepNext/>
+        <w:spacing w:before="60" w:after="20"/>
+      </w:pPr>
+      <w:r>
+        <w:drawing>
+          <wp:inline distT="0" distB="0" distL="0" distR="0">
+            <wp:extent cx="4448175" cy="2781300"/>
+            <wp:effectExtent t="0" r="0" b="0" l="0"/>
+            <wp:docPr id="1" name="" descr="" title=""/>
+            <wp:cNvGraphicFramePr>
+              <a:graphicFrameLocks xmlns:a="http://schemas.openxmlformats.org/drawingml/2006/main" noChangeAspect="1"/>
+            </wp:cNvGraphicFramePr>
+            <a:graphic xmlns:a="http://schemas.openxmlformats.org/drawingml/2006/main">
+              <a:graphicData uri="http://schemas.openxmlformats.org/drawingml/2006/picture">
+                <pic:pic xmlns:pic="http://schemas.openxmlformats.org/drawingml/2006/picture">
+                  <pic:nvPicPr>
+                    <pic:cNvPr id="0" name="" descr=""/>
+                    <pic:cNvPicPr>
+                      <a:picLocks noChangeAspect="1" noChangeArrowheads="1"/>
+                    </pic:cNvPicPr>
+                  </pic:nvPicPr>
+                  <pic:blipFill>
+                    <a:blip r:embed="rId8" cstate="none"/>
+                    <a:srcRect/>
+                    <a:stretch>
+                      <a:fillRect/>
+                    </a:stretch>
+                  </pic:blipFill>
+                  <pic:spPr bwMode="auto">
+                    <a:xfrm>
+                      <a:off x="0" y="0"/>
+                      <a:ext cx="4448175" cy="2781300"/>
+                    </a:xfrm>
+                    <a:prstGeom prst="rect">
+                      <a:avLst/>
+                    </a:prstGeom>
+                  </pic:spPr>
+                </pic:pic>
+              </a:graphicData>
+            </a:graphic>
+          </wp:inline>
+        </w:drawing>
+      </w:r>
+    </w:p>
+    <w:p>
+      <w:pPr>
+        <w:spacing w:after="100" w:before="0"/>
+      </w:pPr>
+      <w:r>
+        <w:rPr>
+          <w:color w:val="56606A"/>
+          <w:sz w:val="16"/>
+          <w:szCs w:val="16"/>
+          <w:rFonts w:ascii="Calibri" w:cs="Calibri" w:eastAsia="Calibri" w:hAnsi="Calibri"/>
+        </w:rPr>
+        <w:t xml:space="preserve">Esquema de ligação dos DPS do QM: esquema de conexão 2 (figura 13), ligação em T (paralelo); condutores de ligação de 16 mm².</w:t>
       </w:r>
     </w:p>
     <w:p>
@@ -2652,7 +2730,7 @@
                 <w:szCs w:val="17"/>
                 <w:rFonts w:ascii="Calibri" w:cs="Calibri" w:eastAsia="Calibri" w:hAnsi="Calibri"/>
               </w:rPr>
-              <w:t xml:space="preserve">Quadro de distribuição</w:t>
+              <w:t xml:space="preserve">Quadro de distribuição — fronteira ZPR 1 → 2</w:t>
             </w:r>
           </w:p>
         </w:tc>
@@ -3406,6 +3484,66 @@
           <w:rFonts w:ascii="Calibri" w:cs="Calibri" w:eastAsia="Calibri" w:hAnsi="Calibri"/>
         </w:rPr>
         <w:t xml:space="preserve">✓ Coordenação com o DPS do QM: 12,0 m de cabo entre os estágios (≥ 10 m)</w:t>
+      </w:r>
+    </w:p>
+    <w:p>
+      <w:pPr>
+        <w:keepNext/>
+        <w:spacing w:before="60" w:after="20"/>
+      </w:pPr>
+      <w:r>
+        <w:drawing>
+          <wp:inline distT="0" distB="0" distL="0" distR="0">
+            <wp:extent cx="4448175" cy="2781300"/>
+            <wp:effectExtent t="0" r="0" b="0" l="0"/>
+            <wp:docPr id="1" name="" descr="" title=""/>
+            <wp:cNvGraphicFramePr>
+              <a:graphicFrameLocks xmlns:a="http://schemas.openxmlformats.org/drawingml/2006/main" noChangeAspect="1"/>
+            </wp:cNvGraphicFramePr>
+            <a:graphic xmlns:a="http://schemas.openxmlformats.org/drawingml/2006/main">
+              <a:graphicData uri="http://schemas.openxmlformats.org/drawingml/2006/picture">
+                <pic:pic xmlns:pic="http://schemas.openxmlformats.org/drawingml/2006/picture">
+                  <pic:nvPicPr>
+                    <pic:cNvPr id="0" name="" descr=""/>
+                    <pic:cNvPicPr>
+                      <a:picLocks noChangeAspect="1" noChangeArrowheads="1"/>
+                    </pic:cNvPicPr>
+                  </pic:nvPicPr>
+                  <pic:blipFill>
+                    <a:blip r:embed="rId9" cstate="none"/>
+                    <a:srcRect/>
+                    <a:stretch>
+                      <a:fillRect/>
+                    </a:stretch>
+                  </pic:blipFill>
+                  <pic:spPr bwMode="auto">
+                    <a:xfrm>
+                      <a:off x="0" y="0"/>
+                      <a:ext cx="4448175" cy="2781300"/>
+                    </a:xfrm>
+                    <a:prstGeom prst="rect">
+                      <a:avLst/>
+                    </a:prstGeom>
+                  </pic:spPr>
+                </pic:pic>
+              </a:graphicData>
+            </a:graphic>
+          </wp:inline>
+        </w:drawing>
+      </w:r>
+    </w:p>
+    <w:p>
+      <w:pPr>
+        <w:spacing w:after="100" w:before="0"/>
+      </w:pPr>
+      <w:r>
+        <w:rPr>
+          <w:color w:val="56606A"/>
+          <w:sz w:val="16"/>
+          <w:szCs w:val="16"/>
+          <w:rFonts w:ascii="Calibri" w:cs="Calibri" w:eastAsia="Calibri" w:hAnsi="Calibri"/>
+        </w:rPr>
+        <w:t xml:space="preserve">Esquema de ligação dos DPS do QD-1: esquema de conexão 2 (figura 13), ligação em T (paralelo); condutores de ligação de 10 mm².</w:t>
       </w:r>
     </w:p>
     <w:p>
@@ -3426,7 +3564,67 @@
           <w:szCs w:val="26"/>
           <w:rFonts w:ascii="Calibri" w:cs="Calibri" w:eastAsia="Calibri" w:hAnsi="Calibri"/>
         </w:rPr>
-        <w:t xml:space="preserve">5. CLASSE III E COORDENAÇÃO</w:t>
+        <w:t xml:space="preserve">5. ZONAS DE PROTEÇÃO, CLASSE III E COORDENAÇÃO</w:t>
+      </w:r>
+    </w:p>
+    <w:p>
+      <w:pPr>
+        <w:keepNext/>
+        <w:spacing w:before="60" w:after="20"/>
+      </w:pPr>
+      <w:r>
+        <w:drawing>
+          <wp:inline distT="0" distB="0" distL="0" distR="0">
+            <wp:extent cx="6096000" cy="2943225"/>
+            <wp:effectExtent t="0" r="0" b="0" l="0"/>
+            <wp:docPr id="1" name="" descr="" title=""/>
+            <wp:cNvGraphicFramePr>
+              <a:graphicFrameLocks xmlns:a="http://schemas.openxmlformats.org/drawingml/2006/main" noChangeAspect="1"/>
+            </wp:cNvGraphicFramePr>
+            <a:graphic xmlns:a="http://schemas.openxmlformats.org/drawingml/2006/main">
+              <a:graphicData uri="http://schemas.openxmlformats.org/drawingml/2006/picture">
+                <pic:pic xmlns:pic="http://schemas.openxmlformats.org/drawingml/2006/picture">
+                  <pic:nvPicPr>
+                    <pic:cNvPr id="0" name="" descr=""/>
+                    <pic:cNvPicPr>
+                      <a:picLocks noChangeAspect="1" noChangeArrowheads="1"/>
+                    </pic:cNvPicPr>
+                  </pic:nvPicPr>
+                  <pic:blipFill>
+                    <a:blip r:embed="rId10" cstate="none"/>
+                    <a:srcRect/>
+                    <a:stretch>
+                      <a:fillRect/>
+                    </a:stretch>
+                  </pic:blipFill>
+                  <pic:spPr bwMode="auto">
+                    <a:xfrm>
+                      <a:off x="0" y="0"/>
+                      <a:ext cx="6096000" cy="2943225"/>
+                    </a:xfrm>
+                    <a:prstGeom prst="rect">
+                      <a:avLst/>
+                    </a:prstGeom>
+                  </pic:spPr>
+                </pic:pic>
+              </a:graphicData>
+            </a:graphic>
+          </wp:inline>
+        </w:drawing>
+      </w:r>
+    </w:p>
+    <w:p>
+      <w:pPr>
+        <w:spacing w:after="100" w:before="0"/>
+      </w:pPr>
+      <w:r>
+        <w:rPr>
+          <w:color w:val="56606A"/>
+          <w:sz w:val="16"/>
+          <w:szCs w:val="16"/>
+          <w:rFonts w:ascii="Calibri" w:cs="Calibri" w:eastAsia="Calibri" w:hAnsi="Calibri"/>
+        </w:rPr>
+        <w:t xml:space="preserve">Zonas de proteção contra raios (NBR 5419-4) e DPS em cascata: entrada na fronteira ZPR 0 → 1, quadros na ZPR 1 → 2 e DPS classe III junto aos equipamentos sensíveis (ZPR 2 → 3).</w:t>
       </w:r>
     </w:p>
     <w:p>
@@ -3473,7 +3671,375 @@
           <w:szCs w:val="26"/>
           <w:rFonts w:ascii="Calibri" w:cs="Calibri" w:eastAsia="Calibri" w:hAnsi="Calibri"/>
         </w:rPr>
-        <w:t xml:space="preserve">6. INSTALAÇÃO</w:t>
+        <w:t xml:space="preserve">6. LINHAS DE SINAL</w:t>
+      </w:r>
+    </w:p>
+    <w:p>
+      <w:pPr>
+        <w:spacing w:after="100" w:before="0"/>
+      </w:pPr>
+      <w:r>
+        <w:rPr>
+          <w:sz w:val="20"/>
+          <w:szCs w:val="20"/>
+          <w:rFonts w:ascii="Calibri" w:cs="Calibri" w:eastAsia="Calibri" w:hAnsi="Calibri"/>
+        </w:rPr>
+        <w:t xml:space="preserve">Não foram informadas linhas externas de sinal. Toda linha que vier a entrar na edificação (telefonia, dados, vídeo, antena) deve receber DPS no ponto de entrada, ligado ao BEP (NBR 5410).</w:t>
+      </w:r>
+    </w:p>
+    <w:p>
+      <w:pPr>
+        <w:pStyle w:val="Heading1"/>
+        <w:keepNext/>
+        <w:pBdr>
+          <w:bottom w:val="single" w:color="B9C3CB" w:sz="4"/>
+        </w:pBdr>
+        <w:spacing w:before="320" w:after="140"/>
+      </w:pPr>
+      <w:r>
+        <w:rPr>
+          <w:b/>
+          <w:bCs/>
+          <w:color w:val="0B5A70"/>
+          <w:sz w:val="26"/>
+          <w:szCs w:val="26"/>
+          <w:rFonts w:ascii="Calibri" w:cs="Calibri" w:eastAsia="Calibri" w:hAnsi="Calibri"/>
+        </w:rPr>
+        <w:t xml:space="preserve">7. FORMAS DE LIGAÇÃO DOS DPS</w:t>
+      </w:r>
+    </w:p>
+    <w:p>
+      <w:pPr>
+        <w:spacing w:after="100" w:before="0"/>
+      </w:pPr>
+      <w:r>
+        <w:rPr>
+          <w:sz w:val="20"/>
+          <w:szCs w:val="20"/>
+          <w:rFonts w:ascii="Calibri" w:cs="Calibri" w:eastAsia="Calibri" w:hAnsi="Calibri"/>
+        </w:rPr>
+        <w:t xml:space="preserve">A NBR 5410 (Figura 13) define três esquemas de conexão conforme o neutro e o esquema de aterramento; os condutores de ligação podem ser derivados do barramento (ligação em T, paralelo) ou passar pelos bornes do DPS (ligação em V, série). Os desenhos abaixo resumem as formas de ligar; o esquema adotado em cada quadro está na seção de seleção.</w:t>
+      </w:r>
+    </w:p>
+    <w:p>
+      <w:pPr>
+        <w:keepNext/>
+        <w:spacing w:before="60" w:after="20"/>
+      </w:pPr>
+      <w:r>
+        <w:drawing>
+          <wp:inline distT="0" distB="0" distL="0" distR="0">
+            <wp:extent cx="4448175" cy="2781300"/>
+            <wp:effectExtent t="0" r="0" b="0" l="0"/>
+            <wp:docPr id="1" name="" descr="" title=""/>
+            <wp:cNvGraphicFramePr>
+              <a:graphicFrameLocks xmlns:a="http://schemas.openxmlformats.org/drawingml/2006/main" noChangeAspect="1"/>
+            </wp:cNvGraphicFramePr>
+            <a:graphic xmlns:a="http://schemas.openxmlformats.org/drawingml/2006/main">
+              <a:graphicData uri="http://schemas.openxmlformats.org/drawingml/2006/picture">
+                <pic:pic xmlns:pic="http://schemas.openxmlformats.org/drawingml/2006/picture">
+                  <pic:nvPicPr>
+                    <pic:cNvPr id="0" name="" descr=""/>
+                    <pic:cNvPicPr>
+                      <a:picLocks noChangeAspect="1" noChangeArrowheads="1"/>
+                    </pic:cNvPicPr>
+                  </pic:nvPicPr>
+                  <pic:blipFill>
+                    <a:blip r:embed="rId11" cstate="none"/>
+                    <a:srcRect/>
+                    <a:stretch>
+                      <a:fillRect/>
+                    </a:stretch>
+                  </pic:blipFill>
+                  <pic:spPr bwMode="auto">
+                    <a:xfrm>
+                      <a:off x="0" y="0"/>
+                      <a:ext cx="4448175" cy="2781300"/>
+                    </a:xfrm>
+                    <a:prstGeom prst="rect">
+                      <a:avLst/>
+                    </a:prstGeom>
+                  </pic:spPr>
+                </pic:pic>
+              </a:graphicData>
+            </a:graphic>
+          </wp:inline>
+        </w:drawing>
+      </w:r>
+    </w:p>
+    <w:p>
+      <w:pPr>
+        <w:spacing w:after="100" w:before="0"/>
+      </w:pPr>
+      <w:r>
+        <w:rPr>
+          <w:color w:val="56606A"/>
+          <w:sz w:val="16"/>
+          <w:szCs w:val="16"/>
+          <w:rFonts w:ascii="Calibri" w:cs="Calibri" w:eastAsia="Calibri" w:hAnsi="Calibri"/>
+        </w:rPr>
+        <w:t xml:space="preserve">Esquema 1 — neutro aterrado no BEP. TN-C-S no quadro de entrada (PEN separado no BEP): DPS só nas fases, ligados ao BEP.</w:t>
+      </w:r>
+    </w:p>
+    <w:p>
+      <w:pPr>
+        <w:keepNext/>
+        <w:spacing w:before="60" w:after="20"/>
+      </w:pPr>
+      <w:r>
+        <w:drawing>
+          <wp:inline distT="0" distB="0" distL="0" distR="0">
+            <wp:extent cx="4448175" cy="2781300"/>
+            <wp:effectExtent t="0" r="0" b="0" l="0"/>
+            <wp:docPr id="1" name="" descr="" title=""/>
+            <wp:cNvGraphicFramePr>
+              <a:graphicFrameLocks xmlns:a="http://schemas.openxmlformats.org/drawingml/2006/main" noChangeAspect="1"/>
+            </wp:cNvGraphicFramePr>
+            <a:graphic xmlns:a="http://schemas.openxmlformats.org/drawingml/2006/main">
+              <a:graphicData uri="http://schemas.openxmlformats.org/drawingml/2006/picture">
+                <pic:pic xmlns:pic="http://schemas.openxmlformats.org/drawingml/2006/picture">
+                  <pic:nvPicPr>
+                    <pic:cNvPr id="0" name="" descr=""/>
+                    <pic:cNvPicPr>
+                      <a:picLocks noChangeAspect="1" noChangeArrowheads="1"/>
+                    </pic:cNvPicPr>
+                  </pic:nvPicPr>
+                  <pic:blipFill>
+                    <a:blip r:embed="rId12" cstate="none"/>
+                    <a:srcRect/>
+                    <a:stretch>
+                      <a:fillRect/>
+                    </a:stretch>
+                  </pic:blipFill>
+                  <pic:spPr bwMode="auto">
+                    <a:xfrm>
+                      <a:off x="0" y="0"/>
+                      <a:ext cx="4448175" cy="2781300"/>
+                    </a:xfrm>
+                    <a:prstGeom prst="rect">
+                      <a:avLst/>
+                    </a:prstGeom>
+                  </pic:spPr>
+                </pic:pic>
+              </a:graphicData>
+            </a:graphic>
+          </wp:inline>
+        </w:drawing>
+      </w:r>
+    </w:p>
+    <w:p>
+      <w:pPr>
+        <w:spacing w:after="100" w:before="0"/>
+      </w:pPr>
+      <w:r>
+        <w:rPr>
+          <w:color w:val="56606A"/>
+          <w:sz w:val="16"/>
+          <w:szCs w:val="16"/>
+          <w:rFonts w:ascii="Calibri" w:cs="Calibri" w:eastAsia="Calibri" w:hAnsi="Calibri"/>
+        </w:rPr>
+        <w:t xml:space="preserve">Esquema 2 — n+0 (fases e neutro ao PE). TN-S e TT a jusante do DR: um DPS por condutor vivo, todos ao PE.</w:t>
+      </w:r>
+    </w:p>
+    <w:p>
+      <w:pPr>
+        <w:keepNext/>
+        <w:spacing w:before="60" w:after="20"/>
+      </w:pPr>
+      <w:r>
+        <w:drawing>
+          <wp:inline distT="0" distB="0" distL="0" distR="0">
+            <wp:extent cx="4448175" cy="2781300"/>
+            <wp:effectExtent t="0" r="0" b="0" l="0"/>
+            <wp:docPr id="1" name="" descr="" title=""/>
+            <wp:cNvGraphicFramePr>
+              <a:graphicFrameLocks xmlns:a="http://schemas.openxmlformats.org/drawingml/2006/main" noChangeAspect="1"/>
+            </wp:cNvGraphicFramePr>
+            <a:graphic xmlns:a="http://schemas.openxmlformats.org/drawingml/2006/main">
+              <a:graphicData uri="http://schemas.openxmlformats.org/drawingml/2006/picture">
+                <pic:pic xmlns:pic="http://schemas.openxmlformats.org/drawingml/2006/picture">
+                  <pic:nvPicPr>
+                    <pic:cNvPr id="0" name="" descr=""/>
+                    <pic:cNvPicPr>
+                      <a:picLocks noChangeAspect="1" noChangeArrowheads="1"/>
+                    </pic:cNvPicPr>
+                  </pic:nvPicPr>
+                  <pic:blipFill>
+                    <a:blip r:embed="rId13" cstate="none"/>
+                    <a:srcRect/>
+                    <a:stretch>
+                      <a:fillRect/>
+                    </a:stretch>
+                  </pic:blipFill>
+                  <pic:spPr bwMode="auto">
+                    <a:xfrm>
+                      <a:off x="0" y="0"/>
+                      <a:ext cx="4448175" cy="2781300"/>
+                    </a:xfrm>
+                    <a:prstGeom prst="rect">
+                      <a:avLst/>
+                    </a:prstGeom>
+                  </pic:spPr>
+                </pic:pic>
+              </a:graphicData>
+            </a:graphic>
+          </wp:inline>
+        </w:drawing>
+      </w:r>
+    </w:p>
+    <w:p>
+      <w:pPr>
+        <w:spacing w:after="100" w:before="0"/>
+      </w:pPr>
+      <w:r>
+        <w:rPr>
+          <w:color w:val="56606A"/>
+          <w:sz w:val="16"/>
+          <w:szCs w:val="16"/>
+          <w:rFonts w:ascii="Calibri" w:cs="Calibri" w:eastAsia="Calibri" w:hAnsi="Calibri"/>
+        </w:rPr>
+        <w:t xml:space="preserve">Esquema 3 — n+1 (fases ao neutro e centelhador N–PE). TT a montante do DR (3+1): o centelhador N–PE recebe a soma das correntes.</w:t>
+      </w:r>
+    </w:p>
+    <w:p>
+      <w:pPr>
+        <w:keepNext/>
+        <w:spacing w:before="60" w:after="20"/>
+      </w:pPr>
+      <w:r>
+        <w:drawing>
+          <wp:inline distT="0" distB="0" distL="0" distR="0">
+            <wp:extent cx="4448175" cy="2781300"/>
+            <wp:effectExtent t="0" r="0" b="0" l="0"/>
+            <wp:docPr id="1" name="" descr="" title=""/>
+            <wp:cNvGraphicFramePr>
+              <a:graphicFrameLocks xmlns:a="http://schemas.openxmlformats.org/drawingml/2006/main" noChangeAspect="1"/>
+            </wp:cNvGraphicFramePr>
+            <a:graphic xmlns:a="http://schemas.openxmlformats.org/drawingml/2006/main">
+              <a:graphicData uri="http://schemas.openxmlformats.org/drawingml/2006/picture">
+                <pic:pic xmlns:pic="http://schemas.openxmlformats.org/drawingml/2006/picture">
+                  <pic:nvPicPr>
+                    <pic:cNvPr id="0" name="" descr=""/>
+                    <pic:cNvPicPr>
+                      <a:picLocks noChangeAspect="1" noChangeArrowheads="1"/>
+                    </pic:cNvPicPr>
+                  </pic:nvPicPr>
+                  <pic:blipFill>
+                    <a:blip r:embed="rId14" cstate="none"/>
+                    <a:srcRect/>
+                    <a:stretch>
+                      <a:fillRect/>
+                    </a:stretch>
+                  </pic:blipFill>
+                  <pic:spPr bwMode="auto">
+                    <a:xfrm>
+                      <a:off x="0" y="0"/>
+                      <a:ext cx="4448175" cy="2781300"/>
+                    </a:xfrm>
+                    <a:prstGeom prst="rect">
+                      <a:avLst/>
+                    </a:prstGeom>
+                  </pic:spPr>
+                </pic:pic>
+              </a:graphicData>
+            </a:graphic>
+          </wp:inline>
+        </w:drawing>
+      </w:r>
+    </w:p>
+    <w:p>
+      <w:pPr>
+        <w:spacing w:after="100" w:before="0"/>
+      </w:pPr>
+      <w:r>
+        <w:rPr>
+          <w:color w:val="56606A"/>
+          <w:sz w:val="16"/>
+          <w:szCs w:val="16"/>
+          <w:rFonts w:ascii="Calibri" w:cs="Calibri" w:eastAsia="Calibri" w:hAnsi="Calibri"/>
+        </w:rPr>
+        <w:t xml:space="preserve">Ligação em T (paralelo) com retaguarda F2. O DPS fica num ramal com fusível próprio; a + b ≤ 0,5 m; a atuação de F2 tira só o DPS de serviço — use a sinalização remota.</w:t>
+      </w:r>
+    </w:p>
+    <w:p>
+      <w:pPr>
+        <w:keepNext/>
+        <w:spacing w:before="60" w:after="20"/>
+      </w:pPr>
+      <w:r>
+        <w:drawing>
+          <wp:inline distT="0" distB="0" distL="0" distR="0">
+            <wp:extent cx="4448175" cy="2781300"/>
+            <wp:effectExtent t="0" r="0" b="0" l="0"/>
+            <wp:docPr id="1" name="" descr="" title=""/>
+            <wp:cNvGraphicFramePr>
+              <a:graphicFrameLocks xmlns:a="http://schemas.openxmlformats.org/drawingml/2006/main" noChangeAspect="1"/>
+            </wp:cNvGraphicFramePr>
+            <a:graphic xmlns:a="http://schemas.openxmlformats.org/drawingml/2006/main">
+              <a:graphicData uri="http://schemas.openxmlformats.org/drawingml/2006/picture">
+                <pic:pic xmlns:pic="http://schemas.openxmlformats.org/drawingml/2006/picture">
+                  <pic:nvPicPr>
+                    <pic:cNvPr id="0" name="" descr=""/>
+                    <pic:cNvPicPr>
+                      <a:picLocks noChangeAspect="1" noChangeArrowheads="1"/>
+                    </pic:cNvPicPr>
+                  </pic:nvPicPr>
+                  <pic:blipFill>
+                    <a:blip r:embed="rId15" cstate="none"/>
+                    <a:srcRect/>
+                    <a:stretch>
+                      <a:fillRect/>
+                    </a:stretch>
+                  </pic:blipFill>
+                  <pic:spPr bwMode="auto">
+                    <a:xfrm>
+                      <a:off x="0" y="0"/>
+                      <a:ext cx="4448175" cy="2781300"/>
+                    </a:xfrm>
+                    <a:prstGeom prst="rect">
+                      <a:avLst/>
+                    </a:prstGeom>
+                  </pic:spPr>
+                </pic:pic>
+              </a:graphicData>
+            </a:graphic>
+          </wp:inline>
+        </w:drawing>
+      </w:r>
+    </w:p>
+    <w:p>
+      <w:pPr>
+        <w:spacing w:after="100" w:before="0"/>
+      </w:pPr>
+      <w:r>
+        <w:rPr>
+          <w:color w:val="56606A"/>
+          <w:sz w:val="16"/>
+          <w:szCs w:val="16"/>
+          <w:rFonts w:ascii="Calibri" w:cs="Calibri" w:eastAsia="Calibri" w:hAnsi="Calibri"/>
+        </w:rPr>
+        <w:t xml:space="preserve">Ligação em V (série). O condutor entra e sai pelos bornes do DPS: ΔU desprezível; protegido pelo F1 dentro do limite do fabricante.</w:t>
+      </w:r>
+    </w:p>
+    <w:p>
+      <w:pPr>
+        <w:pStyle w:val="Heading1"/>
+        <w:keepNext/>
+        <w:pBdr>
+          <w:bottom w:val="single" w:color="B9C3CB" w:sz="4"/>
+        </w:pBdr>
+        <w:spacing w:before="320" w:after="140"/>
+      </w:pPr>
+      <w:r>
+        <w:rPr>
+          <w:b/>
+          <w:bCs/>
+          <w:color w:val="0B5A70"/>
+          <w:sz w:val="26"/>
+          <w:szCs w:val="26"/>
+          <w:rFonts w:ascii="Calibri" w:cs="Calibri" w:eastAsia="Calibri" w:hAnsi="Calibri"/>
+        </w:rPr>
+        <w:t xml:space="preserve">8. INSTALAÇÃO</w:t>
       </w:r>
     </w:p>
     <w:p>
@@ -3527,7 +4093,7 @@
           <w:szCs w:val="19"/>
           <w:rFonts w:ascii="Calibri" w:cs="Calibri" w:eastAsia="Calibri" w:hAnsi="Calibri"/>
         </w:rPr>
-        <w:t xml:space="preserve">Interligar o barramento PE dos quadros ao BEP; com SPDA, ligar o DPS de entrada ao BEP pelo caminho mais curto.</w:t>
+        <w:t xml:space="preserve">Interligar o barramento PE dos quadros ao BEP; com SPDA, ligar o DPS de entrada ao BEP pelo caminho mais curto. Equipotencializar no BEP todas as linhas e tubulações metálicas que entram na edificação.</w:t>
       </w:r>
     </w:p>
     <w:p>
@@ -3566,7 +4132,7 @@
           <w:szCs w:val="26"/>
           <w:rFonts w:ascii="Calibri" w:cs="Calibri" w:eastAsia="Calibri" w:hAnsi="Calibri"/>
         </w:rPr>
-        <w:t xml:space="preserve">7. CONCLUSÃO</w:t>
+        <w:t xml:space="preserve">9. CONCLUSÃO</w:t>
       </w:r>
     </w:p>
     <w:p>

--- a/exemplo/memoria-dps-residencia-unifamiliar-exemplo-r00.docx
+++ b/exemplo/memoria-dps-residencia-unifamiliar-exemplo-r00.docx
@@ -483,7 +483,7 @@
                 <w:szCs w:val="19"/>
                 <w:rFonts w:ascii="Calibri" w:cs="Calibri" w:eastAsia="Calibri" w:hAnsi="Calibri"/>
               </w:rPr>
-              <w:t xml:space="preserve">27/10/2026 — R00</w:t>
+              <w:t xml:space="preserve">28/10/2026 — R00</w:t>
             </w:r>
           </w:p>
         </w:tc>
@@ -600,7 +600,7 @@
           <w:szCs w:val="19"/>
           <w:rFonts w:ascii="Calibri" w:cs="Calibri" w:eastAsia="Calibri" w:hAnsi="Calibri"/>
         </w:rPr>
-        <w:t xml:space="preserve">ABNT NBR IEC 61643-11 — Dispositivos de proteção contra surtos de baixa tensão — Requisitos e métodos de ensaio.</w:t>
+        <w:t xml:space="preserve">ABNT NBR IEC 61643-11:2021 — Dispositivos de proteção contra surtos de baixa tensão — Parte 11: Requisitos e métodos de ensaio para sistemas de baixa tensão em CA.</w:t>
       </w:r>
     </w:p>
     <w:p>
@@ -618,7 +618,7 @@
           <w:szCs w:val="19"/>
           <w:rFonts w:ascii="Calibri" w:cs="Calibri" w:eastAsia="Calibri" w:hAnsi="Calibri"/>
         </w:rPr>
-        <w:t xml:space="preserve">IEC 61643-12 — Seleção e princípios de aplicação de DPS (coordenação); IEC 62305-4 — nível de proteção efetivo e distância de proteção (Anexo D).</w:t>
+        <w:t xml:space="preserve">IEC 61643-12:2020 — Seleção e princípios de aplicação de DPS (coordenação); IEC 61643-21 — DPS para linhas de sinal; IEC 62305-4 — nível de proteção efetivo e distância de proteção (Anexo D).</w:t>
       </w:r>
     </w:p>
     <w:p>
@@ -637,6 +637,24 @@
           <w:rFonts w:ascii="Calibri" w:cs="Calibri" w:eastAsia="Calibri" w:hAnsi="Calibri"/>
         </w:rPr>
         <w:t xml:space="preserve">Siemens — Dispositivos de proteção contra surtos DPS 5SD7, catálogo (edição 2021): nível de exposição F, seção dos condutores de ligação pela proteção a montante e distância de proteção.</w:t>
+      </w:r>
+    </w:p>
+    <w:p>
+      <w:pPr>
+        <w:pStyle w:val="ListParagraph"/>
+        <w:numPr>
+          <w:ilvl w:val="0"/>
+          <w:numId w:val="1"/>
+        </w:numPr>
+        <w:spacing w:after="40"/>
+      </w:pPr>
+      <w:r>
+        <w:rPr>
+          <w:sz w:val="19"/>
+          <w:szCs w:val="19"/>
+          <w:rFonts w:ascii="Calibri" w:cs="Calibri" w:eastAsia="Calibri" w:hAnsi="Calibri"/>
+        </w:rPr>
+        <w:t xml:space="preserve">Schneider Electric — Electrical Installation Guide: faixas de Imáx por exposição e ΔU dos condutores de ligação.</w:t>
       </w:r>
     </w:p>
     <w:p>
@@ -1394,7 +1412,7 @@
           <w:szCs w:val="19"/>
           <w:rFonts w:ascii="Calibri" w:cs="Calibri" w:eastAsia="Calibri" w:hAnsi="Calibri"/>
         </w:rPr>
-        <w:t xml:space="preserve">Classe pelas zonas de proteção contra raios (NBR 5419-4): na fronteira ZPR 0 → 1 (entrada da linha), DPS classe I+II quando a estrutura tem SPDA e classe II sem SPDA; na fronteira ZPR 1 → 2 (quadros de distribuição), classe II; na ZPR 2 → 3 (junto ao equipamento sensível), classe III — critério também adotado pelos fabricantes (Clamper, Finder, Siemens).</w:t>
+        <w:t xml:space="preserve">Classe pelas zonas de proteção contra raios (NBR 5419-4:2026, que mantém as ZPR): na fronteira ZPR 0 → 1 (entrada da linha), DPS classe I+II quando a estrutura tem SPDA ou a linha aérea está exposta a descargas diretas (área rural, fim de rede) e classe II nos demais casos; na fronteira ZPR 1 → 2 (quadros de distribuição), classe II; na ZPR 2 → 3 (junto ao equipamento sensível), classe III — critério também adotado pelos fabricantes (Clamper, Finder, Siemens).</w:t>
       </w:r>
     </w:p>
     <w:p>
@@ -1448,7 +1466,7 @@
           <w:szCs w:val="19"/>
           <w:rFonts w:ascii="Calibri" w:cs="Calibri" w:eastAsia="Calibri" w:hAnsi="Calibri"/>
         </w:rPr>
-        <w:t xml:space="preserve">Corrente de impulso dos DPS classe I+II: metade da corrente de pico do nível de proteção do SPDA vai para o aterramento e a outra metade se divide entre os serviços metálicos que entram na estrutura e entre os condutores de cada um — Iimp = Ip × 0,5 / (n serviços × m condutores) (NBR 5419-1, Anexo E), com mínimo de 12,5 kA por modo; na ligação n+1, o centelhador N–PE com a soma das correntes. Centelhadores: corrente subsequente interrompida Ifi ≥ curto-circuito presumido; N–PE com Ifi ≥ 100 A (NBR 5410).</w:t>
+        <w:t xml:space="preserve">Corrente de impulso dos DPS classe I+II: metade da corrente de pico do nível de proteção do SPDA vai para o aterramento e a outra metade se divide entre os serviços metálicos que entram na estrutura e entre os condutores de cada um — Iimp = Ip × 0,5 / (n serviços × m condutores) (NBR 5419-1, Anexo E), com mínimo de 12,5 kA por modo; na ligação n+1, o centelhador N–PE com a soma das correntes (sem Iimp determinada, 50 kA trifásico ou 25 kA monofásico) e In ≥ 20 kA trifásico ou 10 kA monofásico (NBR 5410, 6.3.5.2.4). Centelhadores: corrente subsequente interrompida Ifi ≥ curto-circuito presumido; N–PE com Ifi ≥ 100 A (NBR 5410).</w:t>
       </w:r>
     </w:p>
     <w:p>
@@ -1466,7 +1484,7 @@
           <w:szCs w:val="19"/>
           <w:rFonts w:ascii="Calibri" w:cs="Calibri" w:eastAsia="Calibri" w:hAnsi="Calibri"/>
         </w:rPr>
-        <w:t xml:space="preserve">Nível de proteção: Up ≤ suportabilidade da categoria II (Tabela 31); nível efetivo Up/f = Up + ΔU para varistores e Up/f = máx(Up; ΔU) para centelhadores, com ΔU ≈ 1 kV por metro de condutor de ligação para DPS classe I e desprezível para classe II ou ligação em V (IEC 62305-4).</w:t>
+        <w:t xml:space="preserve">Nível de proteção: Up ≤ suportabilidade da categoria II (Tabela 31); nível efetivo Up/f = Up + ΔU para varistores e Up/f = máx(Up; ΔU) para centelhadores, com ΔU ≈ 1 kV por metro de condutor de ligação nas classes I e II (≈ 8 kA em 8/20 µs — guia Schneider; IEC 62305-4) e desprezível na ligação em V.</w:t>
       </w:r>
     </w:p>
     <w:p>
@@ -1502,7 +1520,7 @@
           <w:szCs w:val="19"/>
           <w:rFonts w:ascii="Calibri" w:cs="Calibri" w:eastAsia="Calibri" w:hAnsi="Calibri"/>
         </w:rPr>
-        <w:t xml:space="preserve">Condutores de ligação: comprimento total até 0,5 m (condutor vivo → DPS → barramento PE), ou ligação em V (série) quando maior; seção mínima de 4 mm² Cu, ou 16 mm² Cu para DPS classe I / estrutura com SPDA (NBR 5410), e não inferior à indicada pelo fabricante para a proteção a montante, que define a corrente de curto-circuito a suportar (catálogo Siemens).</w:t>
+        <w:t xml:space="preserve">Condutores de ligação: comprimento total até 0,5 m (condutor vivo → retaguarda → DPS → barramento PE), ou ligação em V (série) quando maior; seção mínima de 4 mm² Cu, ou 16 mm² Cu para DPS classe I / estrutura com SPDA (NBR 5410), e não inferior à indicada pelo fabricante para a proteção a montante, que define a corrente de curto-circuito a suportar (catálogo Siemens).</w:t>
       </w:r>
     </w:p>
     <w:p>
@@ -1520,7 +1538,7 @@
           <w:szCs w:val="19"/>
           <w:rFonts w:ascii="Calibri" w:cs="Calibri" w:eastAsia="Calibri" w:hAnsi="Calibri"/>
         </w:rPr>
-        <w:t xml:space="preserve">Proteção de retaguarda: a corrente máxima indicada pelo fabricante; se a proteção a montante for maior (catálogo Siemens) ou se o curto-circuito presumido passar do suportado pelo desligador interno do DPS (catálogo Clamper), fusível ou disjuntor dedicado por fase no ramal do DPS com o valor indicado — valores menores podem romper com surtos abaixo dos nominais do DPS. Isccr do DPS com a retaguarda ≥ curto-circuito presumido no quadro.</w:t>
+        <w:t xml:space="preserve">Proteção de retaguarda: a corrente máxima indicada pelo fabricante; se a proteção a montante for maior (catálogo Siemens) ou se o curto-circuito presumido passar do suportado pelo desligador interno do DPS (catálogo Clamper), fusível ou disjuntor dedicado por fase no ramal do DPS com o valor indicado — valores menores podem romper com surtos abaixo dos nominais do DPS. O conjunto DPS + retaguarda deve ser o ensaiado pelo fabricante (modelo, corrente e curva), com capacidade de interrupção e Isccr ≥ curto-circuito presumido no quadro; o desligador térmico interno, sozinho, não dispensa a retaguarda.</w:t>
       </w:r>
     </w:p>
     <w:p>
@@ -1890,7 +1908,7 @@
                 <w:szCs w:val="17"/>
                 <w:rFonts w:ascii="Calibri" w:cs="Calibri" w:eastAsia="Calibri" w:hAnsi="Calibri"/>
               </w:rPr>
-              <w:t xml:space="preserve">175 V (N–PE 175 V)</w:t>
+              <w:t xml:space="preserve">275 V (N–PE 275 V)</w:t>
             </w:r>
           </w:p>
         </w:tc>
@@ -1925,7 +1943,7 @@
                 <w:szCs w:val="17"/>
                 <w:rFonts w:ascii="Calibri" w:cs="Calibri" w:eastAsia="Calibri" w:hAnsi="Calibri"/>
               </w:rPr>
-              <w:t xml:space="preserve">Tecnologia</w:t>
+              <w:t xml:space="preserve">Produto de referência</w:t>
             </w:r>
           </w:p>
         </w:tc>
@@ -1955,7 +1973,7 @@
                 <w:szCs w:val="17"/>
                 <w:rFonts w:ascii="Calibri" w:cs="Calibri" w:eastAsia="Calibri" w:hAnsi="Calibri"/>
               </w:rPr>
-              <w:t xml:space="preserve">Varistor (limitador de tensão)</w:t>
+              <w:t xml:space="preserve">CLAMPER Front V 275 V 12,5/60 kA 4+0 (cód. 026979) ou equivalente</w:t>
             </w:r>
           </w:p>
         </w:tc>
@@ -1988,7 +2006,7 @@
                 <w:szCs w:val="17"/>
                 <w:rFonts w:ascii="Calibri" w:cs="Calibri" w:eastAsia="Calibri" w:hAnsi="Calibri"/>
               </w:rPr>
-              <w:t xml:space="preserve">Ligação dos condutores</w:t>
+              <w:t xml:space="preserve">Retaguarda F2</w:t>
             </w:r>
           </w:p>
         </w:tc>
@@ -2018,7 +2036,7 @@
                 <w:szCs w:val="17"/>
                 <w:rFonts w:ascii="Calibri" w:cs="Calibri" w:eastAsia="Calibri" w:hAnsi="Calibri"/>
               </w:rPr>
-              <w:t xml:space="preserve">em T — paralelo</w:t>
+              <w:t xml:space="preserve">não exigida (F1 a montante)</w:t>
             </w:r>
           </w:p>
         </w:tc>
@@ -2053,7 +2071,7 @@
                 <w:szCs w:val="17"/>
                 <w:rFonts w:ascii="Calibri" w:cs="Calibri" w:eastAsia="Calibri" w:hAnsi="Calibri"/>
               </w:rPr>
-              <w:t xml:space="preserve">Correntes</w:t>
+              <w:t xml:space="preserve">Tecnologia</w:t>
             </w:r>
           </w:p>
         </w:tc>
@@ -2083,7 +2101,7 @@
                 <w:szCs w:val="17"/>
                 <w:rFonts w:ascii="Calibri" w:cs="Calibri" w:eastAsia="Calibri" w:hAnsi="Calibri"/>
               </w:rPr>
-              <w:t xml:space="preserve">Iimp 12,50 kA (10/350 µs) por modo; In 20 kA</w:t>
+              <w:t xml:space="preserve">Varistor (limitador de tensão)</w:t>
             </w:r>
           </w:p>
         </w:tc>
@@ -2116,7 +2134,7 @@
                 <w:szCs w:val="17"/>
                 <w:rFonts w:ascii="Calibri" w:cs="Calibri" w:eastAsia="Calibri" w:hAnsi="Calibri"/>
               </w:rPr>
-              <w:t xml:space="preserve">Nível de proteção</w:t>
+              <w:t xml:space="preserve">Ligação dos condutores</w:t>
             </w:r>
           </w:p>
         </w:tc>
@@ -2146,7 +2164,7 @@
                 <w:szCs w:val="17"/>
                 <w:rFonts w:ascii="Calibri" w:cs="Calibri" w:eastAsia="Calibri" w:hAnsi="Calibri"/>
               </w:rPr>
-              <w:t xml:space="preserve">Up ≤ 1,50 kV; Up/f = 2,00 kV</w:t>
+              <w:t xml:space="preserve">em T — paralelo</w:t>
             </w:r>
           </w:p>
         </w:tc>
@@ -2181,7 +2199,7 @@
                 <w:szCs w:val="17"/>
                 <w:rFonts w:ascii="Calibri" w:cs="Calibri" w:eastAsia="Calibri" w:hAnsi="Calibri"/>
               </w:rPr>
-              <w:t xml:space="preserve">Condutores de ligação</w:t>
+              <w:t xml:space="preserve">Correntes</w:t>
             </w:r>
           </w:p>
         </w:tc>
@@ -2211,7 +2229,7 @@
                 <w:szCs w:val="17"/>
                 <w:rFonts w:ascii="Calibri" w:cs="Calibri" w:eastAsia="Calibri" w:hAnsi="Calibri"/>
               </w:rPr>
-              <w:t xml:space="preserve">0,50 m · 16 mm² Cu</w:t>
+              <w:t xml:space="preserve">Iimp 12,50 kA (10/350 µs) por modo; In 30 kA</w:t>
             </w:r>
           </w:p>
         </w:tc>
@@ -2244,7 +2262,7 @@
                 <w:szCs w:val="17"/>
                 <w:rFonts w:ascii="Calibri" w:cs="Calibri" w:eastAsia="Calibri" w:hAnsi="Calibri"/>
               </w:rPr>
-              <w:t xml:space="preserve">Proteção a montante</w:t>
+              <w:t xml:space="preserve">Nível de proteção</w:t>
             </w:r>
           </w:p>
         </w:tc>
@@ -2274,7 +2292,7 @@
                 <w:szCs w:val="17"/>
                 <w:rFonts w:ascii="Calibri" w:cs="Calibri" w:eastAsia="Calibri" w:hAnsi="Calibri"/>
               </w:rPr>
-              <w:t xml:space="preserve">70 A</w:t>
+              <w:t xml:space="preserve">Up ≤ 1,50 kV; Up/f = 2,00 kV</w:t>
             </w:r>
           </w:p>
         </w:tc>
@@ -2309,7 +2327,7 @@
                 <w:szCs w:val="17"/>
                 <w:rFonts w:ascii="Calibri" w:cs="Calibri" w:eastAsia="Calibri" w:hAnsi="Calibri"/>
               </w:rPr>
-              <w:t xml:space="preserve">Retaguarda do fabricante</w:t>
+              <w:t xml:space="preserve">Condutores de ligação</w:t>
             </w:r>
           </w:p>
         </w:tc>
@@ -2339,7 +2357,7 @@
                 <w:szCs w:val="17"/>
                 <w:rFonts w:ascii="Calibri" w:cs="Calibri" w:eastAsia="Calibri" w:hAnsi="Calibri"/>
               </w:rPr>
-              <w:t xml:space="preserve">conforme o fabricante</w:t>
+              <w:t xml:space="preserve">0,50 m · 16 mm² Cu</w:t>
             </w:r>
           </w:p>
         </w:tc>
@@ -2372,7 +2390,7 @@
                 <w:szCs w:val="17"/>
                 <w:rFonts w:ascii="Calibri" w:cs="Calibri" w:eastAsia="Calibri" w:hAnsi="Calibri"/>
               </w:rPr>
-              <w:t xml:space="preserve">Distância de proteção</w:t>
+              <w:t xml:space="preserve">Proteção a montante</w:t>
             </w:r>
           </w:p>
         </w:tc>
@@ -2402,6 +2420,134 @@
                 <w:szCs w:val="17"/>
                 <w:rFonts w:ascii="Calibri" w:cs="Calibri" w:eastAsia="Calibri" w:hAnsi="Calibri"/>
               </w:rPr>
+              <w:t xml:space="preserve">70 A</w:t>
+            </w:r>
+          </w:p>
+        </w:tc>
+      </w:tr>
+      <w:tr>
+        <w:tc>
+          <w:tcPr>
+            <w:tcW w:type="dxa" w:w="1268"/>
+            <w:tcBorders>
+              <w:top w:val="none" w:color="FFFFFF" w:sz="0"/>
+              <w:left w:val="none" w:color="FFFFFF" w:sz="0"/>
+              <w:bottom w:val="none" w:color="FFFFFF" w:sz="0"/>
+              <w:right w:val="none" w:color="FFFFFF" w:sz="0"/>
+            </w:tcBorders>
+            <w:tcMar>
+              <w:top w:type="dxa" w:w="30"/>
+              <w:left w:type="dxa" w:w="70"/>
+              <w:bottom w:type="dxa" w:w="30"/>
+              <w:right w:type="dxa" w:w="70"/>
+            </w:tcMar>
+          </w:tcPr>
+          <w:p>
+            <w:pPr>
+              <w:jc w:val="left"/>
+            </w:pPr>
+            <w:r>
+              <w:rPr>
+                <w:b/>
+                <w:bCs/>
+                <w:color w:val="56606A"/>
+                <w:sz w:val="17"/>
+                <w:szCs w:val="17"/>
+                <w:rFonts w:ascii="Calibri" w:cs="Calibri" w:eastAsia="Calibri" w:hAnsi="Calibri"/>
+              </w:rPr>
+              <w:t xml:space="preserve">Retaguarda do fabricante</w:t>
+            </w:r>
+          </w:p>
+        </w:tc>
+        <w:tc>
+          <w:tcPr>
+            <w:tcW w:type="dxa" w:w="3610"/>
+            <w:tcBorders>
+              <w:top w:val="none" w:color="FFFFFF" w:sz="0"/>
+              <w:left w:val="none" w:color="FFFFFF" w:sz="0"/>
+              <w:bottom w:val="none" w:color="FFFFFF" w:sz="0"/>
+              <w:right w:val="none" w:color="FFFFFF" w:sz="0"/>
+            </w:tcBorders>
+            <w:tcMar>
+              <w:top w:type="dxa" w:w="30"/>
+              <w:left w:type="dxa" w:w="70"/>
+              <w:bottom w:type="dxa" w:w="30"/>
+              <w:right w:type="dxa" w:w="70"/>
+            </w:tcMar>
+          </w:tcPr>
+          <w:p>
+            <w:pPr>
+              <w:jc w:val="left"/>
+            </w:pPr>
+            <w:r>
+              <w:rPr>
+                <w:sz w:val="17"/>
+                <w:szCs w:val="17"/>
+                <w:rFonts w:ascii="Calibri" w:cs="Calibri" w:eastAsia="Calibri" w:hAnsi="Calibri"/>
+              </w:rPr>
+              <w:t xml:space="preserve">até 125 A</w:t>
+            </w:r>
+          </w:p>
+        </w:tc>
+        <w:tc>
+          <w:tcPr>
+            <w:tcW w:type="dxa" w:w="1463"/>
+            <w:tcBorders>
+              <w:top w:val="none" w:color="FFFFFF" w:sz="0"/>
+              <w:left w:val="none" w:color="FFFFFF" w:sz="0"/>
+              <w:bottom w:val="none" w:color="FFFFFF" w:sz="0"/>
+              <w:right w:val="none" w:color="FFFFFF" w:sz="0"/>
+            </w:tcBorders>
+            <w:tcMar>
+              <w:top w:type="dxa" w:w="30"/>
+              <w:left w:type="dxa" w:w="70"/>
+              <w:bottom w:type="dxa" w:w="30"/>
+              <w:right w:type="dxa" w:w="70"/>
+            </w:tcMar>
+          </w:tcPr>
+          <w:p>
+            <w:pPr>
+              <w:jc w:val="left"/>
+            </w:pPr>
+            <w:r>
+              <w:rPr>
+                <w:b/>
+                <w:bCs/>
+                <w:color w:val="56606A"/>
+                <w:sz w:val="17"/>
+                <w:szCs w:val="17"/>
+                <w:rFonts w:ascii="Calibri" w:cs="Calibri" w:eastAsia="Calibri" w:hAnsi="Calibri"/>
+              </w:rPr>
+              <w:t xml:space="preserve">Distância de proteção</w:t>
+            </w:r>
+          </w:p>
+        </w:tc>
+        <w:tc>
+          <w:tcPr>
+            <w:tcW w:type="dxa" w:w="3415"/>
+            <w:tcBorders>
+              <w:top w:val="none" w:color="FFFFFF" w:sz="0"/>
+              <w:left w:val="none" w:color="FFFFFF" w:sz="0"/>
+              <w:bottom w:val="none" w:color="FFFFFF" w:sz="0"/>
+              <w:right w:val="none" w:color="FFFFFF" w:sz="0"/>
+            </w:tcBorders>
+            <w:tcMar>
+              <w:top w:type="dxa" w:w="30"/>
+              <w:left w:type="dxa" w:w="70"/>
+              <w:bottom w:type="dxa" w:w="30"/>
+              <w:right w:type="dxa" w:w="70"/>
+            </w:tcMar>
+          </w:tcPr>
+          <w:p>
+            <w:pPr>
+              <w:jc w:val="left"/>
+            </w:pPr>
+            <w:r>
+              <w:rPr>
+                <w:sz w:val="17"/>
+                <w:szCs w:val="17"/>
+                <w:rFonts w:ascii="Calibri" w:cs="Calibri" w:eastAsia="Calibri" w:hAnsi="Calibri"/>
+              </w:rPr>
               <w:t xml:space="preserve">quadro só de distribuição</w:t>
             </w:r>
           </w:p>
@@ -2424,7 +2570,7 @@
           <w:szCs w:val="19"/>
           <w:rFonts w:ascii="Calibri" w:cs="Calibri" w:eastAsia="Calibri" w:hAnsi="Calibri"/>
         </w:rPr>
-        <w:t xml:space="preserve">✓ Uc = 175 V ≥ 1,1 × U0 = 140 V nos modos das fases (Tabela 49) — menor valor comercial</w:t>
+        <w:t xml:space="preserve">✓ Produto de referência: CLAMPER Front V 275 V 12,5/60 kA 4+0 (cód. 026979) — classe I+II (ficha técnica CLAMPER Front V 026979 (fusível gL/gG até 125 A ou disjuntor até 100 A))</w:t>
       </w:r>
     </w:p>
     <w:p>
@@ -2438,7 +2584,7 @@
           <w:szCs w:val="19"/>
           <w:rFonts w:ascii="Calibri" w:cs="Calibri" w:eastAsia="Calibri" w:hAnsi="Calibri"/>
         </w:rPr>
-        <w:t xml:space="preserve">✓ Uc N–PE = 175 V ≥ U0 = 127 V</w:t>
+        <w:t xml:space="preserve">✓ Configuração do produto 4+0 = 4+0 exigida pela ligação 4+0</w:t>
       </w:r>
     </w:p>
     <w:p>
@@ -2452,7 +2598,7 @@
           <w:szCs w:val="19"/>
           <w:rFonts w:ascii="Calibri" w:cs="Calibri" w:eastAsia="Calibri" w:hAnsi="Calibri"/>
         </w:rPr>
-        <w:t xml:space="preserve">✓ Up = 1,50 kV ≤ 1,5 kV (categoria II da Tabela 31) — valor típico; confirme no catálogo</w:t>
+        <w:t xml:space="preserve">✓ Uc = 275 V ≥ 1,1 × U0 = 140 V nos modos das fases (Tabela 49) — valor do produto</w:t>
       </w:r>
     </w:p>
     <w:p>
@@ -2466,7 +2612,7 @@
           <w:szCs w:val="19"/>
           <w:rFonts w:ascii="Calibri" w:cs="Calibri" w:eastAsia="Calibri" w:hAnsi="Calibri"/>
         </w:rPr>
-        <w:t xml:space="preserve">✓ Iimp = 12,50 kA (10/350 µs) por modo ≥ 12,50 kA — NP III: 100 kA × 0,5 / (1 serviço × 4 condutores) = 12,50 kA (NBR 5419-1, Anexo E)</w:t>
+        <w:t xml:space="preserve">✓ Uc N–PE = 275 V ≥ U0 = 127 V</w:t>
       </w:r>
     </w:p>
     <w:p>
@@ -2480,7 +2626,7 @@
           <w:szCs w:val="19"/>
           <w:rFonts w:ascii="Calibri" w:cs="Calibri" w:eastAsia="Calibri" w:hAnsi="Calibri"/>
         </w:rPr>
-        <w:t xml:space="preserve">✓ In = 20 kA (8/20 µs) por modo — nível de exposição F = 80 × (1,6 + 2 × 0,20 + 0,50) = 200 → In 20 kA; DPS classe I+II: In ≥ 20 kA (faixa de catálogo); mínimo de 5 kA da NBR 5410</w:t>
+        <w:t xml:space="preserve">✓ Up = 1,50 kV ≤ 1,5 kV (categoria II da Tabela 31)</w:t>
       </w:r>
     </w:p>
     <w:p>
@@ -2494,7 +2640,7 @@
           <w:szCs w:val="19"/>
           <w:rFonts w:ascii="Calibri" w:cs="Calibri" w:eastAsia="Calibri" w:hAnsi="Calibri"/>
         </w:rPr>
-        <w:t xml:space="preserve">✓ Condutores de ligação: 0,50 m ≤ 0,5 m (comprimento total, condutor vivo → DPS → barramento PE)</w:t>
+        <w:t xml:space="preserve">✓ Iimp do produto = 12,50 kA (10/350 µs) por modo ≥ 12,50 kA — NP III: 100 kA × 0,5 / (1 serviço × 4 condutores) = 12,50 kA (NBR 5419-1, Anexo E)</w:t>
       </w:r>
     </w:p>
     <w:p>
@@ -2508,7 +2654,7 @@
           <w:szCs w:val="19"/>
           <w:rFonts w:ascii="Calibri" w:cs="Calibri" w:eastAsia="Calibri" w:hAnsi="Calibri"/>
         </w:rPr>
-        <w:t xml:space="preserve">✓ Seção dos condutores de ligação 16 mm² ≥ 16 mm² Cu (NBR 5410, DPS classe I / estrutura com SPDA)</w:t>
+        <w:t xml:space="preserve">✓ In do produto = 30 kA ≥ 20 kA exigidos (8/20 µs) por modo — nível de exposição F = 80 × (1,6 + 2 × 0,20 + 0,50) = 200 → In 20 kA; DPS classe I+II: In ≥ 20 kA (faixa de catálogo); mínimo de 5 kA da NBR 5410</w:t>
       </w:r>
     </w:p>
     <w:p>
@@ -2522,7 +2668,7 @@
           <w:szCs w:val="19"/>
           <w:rFonts w:ascii="Calibri" w:cs="Calibri" w:eastAsia="Calibri" w:hAnsi="Calibri"/>
         </w:rPr>
-        <w:t xml:space="preserve">✓ Seção pela proteção a montante de 70 A — ligação em paralelo (em T), catálogo Siemens: lado da fase 10 mm², lado do PE 16 mm²</w:t>
+        <w:t xml:space="preserve">✓ Condutores de ligação: 0,50 m ≤ 0,5 m (comprimento total, condutor vivo → retaguarda → DPS → barramento PE)</w:t>
       </w:r>
     </w:p>
     <w:p>
@@ -2536,37 +2682,63 @@
           <w:szCs w:val="19"/>
           <w:rFonts w:ascii="Calibri" w:cs="Calibri" w:eastAsia="Calibri" w:hAnsi="Calibri"/>
         </w:rPr>
+        <w:t xml:space="preserve">✓ Seção dos condutores de ligação 16 mm² ≥ 16 mm² Cu (NBR 5410, DPS classe I / estrutura com SPDA)</w:t>
+      </w:r>
+    </w:p>
+    <w:p>
+      <w:pPr>
+        <w:spacing w:after="50"/>
+      </w:pPr>
+      <w:r>
+        <w:rPr>
+          <w:color w:val="1F6E43"/>
+          <w:sz w:val="19"/>
+          <w:szCs w:val="19"/>
+          <w:rFonts w:ascii="Calibri" w:cs="Calibri" w:eastAsia="Calibri" w:hAnsi="Calibri"/>
+        </w:rPr>
+        <w:t xml:space="preserve">✓ Seção pela proteção a montante de 70 A — ligação em paralelo (em T), catálogo Siemens: lado da fase 10 mm², lado do PE 16 mm²</w:t>
+      </w:r>
+    </w:p>
+    <w:p>
+      <w:pPr>
+        <w:spacing w:after="50"/>
+      </w:pPr>
+      <w:r>
+        <w:rPr>
+          <w:color w:val="1F6E43"/>
+          <w:sz w:val="19"/>
+          <w:szCs w:val="19"/>
+          <w:rFonts w:ascii="Calibri" w:cs="Calibri" w:eastAsia="Calibri" w:hAnsi="Calibri"/>
+        </w:rPr>
         <w:t xml:space="preserve">✓ Nível efetivo Up/f = Up + ΔU = 1,50 + 0,50 = 2,00 kV ≤ Uw = 2,5 kV (categoria III, quadro só de distribuição)</w:t>
       </w:r>
     </w:p>
     <w:p>
       <w:pPr>
-        <w:spacing w:after="100" w:before="0"/>
-        <w:ind w:left="200"/>
-      </w:pPr>
-      <w:r>
-        <w:rPr>
-          <w:color w:val="56606A"/>
-          <w:sz w:val="18"/>
-          <w:szCs w:val="18"/>
-          <w:rFonts w:ascii="Calibri" w:cs="Calibri" w:eastAsia="Calibri" w:hAnsi="Calibri"/>
-        </w:rPr>
-        <w:t xml:space="preserve">Proteção de retaguarda: informe a corrente máxima do fusível ou disjuntor indicada pelo fabricante do DPS.</w:t>
-      </w:r>
-    </w:p>
-    <w:p>
-      <w:pPr>
-        <w:spacing w:after="100" w:before="0"/>
-        <w:ind w:left="200"/>
-      </w:pPr>
-      <w:r>
-        <w:rPr>
-          <w:color w:val="56606A"/>
-          <w:sz w:val="18"/>
-          <w:szCs w:val="18"/>
-          <w:rFonts w:ascii="Calibri" w:cs="Calibri" w:eastAsia="Calibri" w:hAnsi="Calibri"/>
-        </w:rPr>
-        <w:t xml:space="preserve">Informe a corrente de curto-circuito suportável do DPS (Isccr) para comparar com a do quadro.</w:t>
+        <w:spacing w:after="50"/>
+      </w:pPr>
+      <w:r>
+        <w:rPr>
+          <w:color w:val="1F6E43"/>
+          <w:sz w:val="19"/>
+          <w:szCs w:val="19"/>
+          <w:rFonts w:ascii="Calibri" w:cs="Calibri" w:eastAsia="Calibri" w:hAnsi="Calibri"/>
+        </w:rPr>
+        <w:t xml:space="preserve">✓ Proteção a montante de 70 A dentro da retaguarda máxima do fabricante (125 A)</w:t>
+      </w:r>
+    </w:p>
+    <w:p>
+      <w:pPr>
+        <w:spacing w:after="50"/>
+      </w:pPr>
+      <w:r>
+        <w:rPr>
+          <w:color w:val="1F6E43"/>
+          <w:sz w:val="19"/>
+          <w:szCs w:val="19"/>
+          <w:rFonts w:ascii="Calibri" w:cs="Calibri" w:eastAsia="Calibri" w:hAnsi="Calibri"/>
+        </w:rPr>
+        <w:t xml:space="preserve">✓ Corrente de curto-circuito presumida 5,0 kA ≤ 5,0 kA suportável pelo DPS com a retaguarda (Isccr)</w:t>
       </w:r>
     </w:p>
     <w:p>
@@ -2956,7 +3128,7 @@
                 <w:szCs w:val="17"/>
                 <w:rFonts w:ascii="Calibri" w:cs="Calibri" w:eastAsia="Calibri" w:hAnsi="Calibri"/>
               </w:rPr>
-              <w:t xml:space="preserve">Correntes</w:t>
+              <w:t xml:space="preserve">Produto de referência</w:t>
             </w:r>
           </w:p>
         </w:tc>
@@ -2986,7 +3158,7 @@
                 <w:szCs w:val="17"/>
                 <w:rFonts w:ascii="Calibri" w:cs="Calibri" w:eastAsia="Calibri" w:hAnsi="Calibri"/>
               </w:rPr>
-              <w:t xml:space="preserve">In 20 kA; Imáx 40 kA (8/20 µs)</w:t>
+              <w:t xml:space="preserve">genérico — valores típicos</w:t>
             </w:r>
           </w:p>
         </w:tc>
@@ -3019,7 +3191,7 @@
                 <w:szCs w:val="17"/>
                 <w:rFonts w:ascii="Calibri" w:cs="Calibri" w:eastAsia="Calibri" w:hAnsi="Calibri"/>
               </w:rPr>
-              <w:t xml:space="preserve">Nível de proteção</w:t>
+              <w:t xml:space="preserve">Retaguarda F2</w:t>
             </w:r>
           </w:p>
         </w:tc>
@@ -3049,7 +3221,7 @@
                 <w:szCs w:val="17"/>
                 <w:rFonts w:ascii="Calibri" w:cs="Calibri" w:eastAsia="Calibri" w:hAnsi="Calibri"/>
               </w:rPr>
-              <w:t xml:space="preserve">Up ≤ 1,20 kV; Up/f = 1,20 kV</w:t>
+              <w:t xml:space="preserve">não exigida (F1 a montante)</w:t>
             </w:r>
           </w:p>
         </w:tc>
@@ -3084,7 +3256,7 @@
                 <w:szCs w:val="17"/>
                 <w:rFonts w:ascii="Calibri" w:cs="Calibri" w:eastAsia="Calibri" w:hAnsi="Calibri"/>
               </w:rPr>
-              <w:t xml:space="preserve">Condutores de ligação</w:t>
+              <w:t xml:space="preserve">Correntes</w:t>
             </w:r>
           </w:p>
         </w:tc>
@@ -3114,7 +3286,7 @@
                 <w:szCs w:val="17"/>
                 <w:rFonts w:ascii="Calibri" w:cs="Calibri" w:eastAsia="Calibri" w:hAnsi="Calibri"/>
               </w:rPr>
-              <w:t xml:space="preserve">0,50 m · 10 mm² Cu</w:t>
+              <w:t xml:space="preserve">In 20 kA; Imáx 40 kA (8/20 µs)</w:t>
             </w:r>
           </w:p>
         </w:tc>
@@ -3147,7 +3319,7 @@
                 <w:szCs w:val="17"/>
                 <w:rFonts w:ascii="Calibri" w:cs="Calibri" w:eastAsia="Calibri" w:hAnsi="Calibri"/>
               </w:rPr>
-              <w:t xml:space="preserve">Proteção a montante</w:t>
+              <w:t xml:space="preserve">Nível de proteção</w:t>
             </w:r>
           </w:p>
         </w:tc>
@@ -3177,7 +3349,7 @@
                 <w:szCs w:val="17"/>
                 <w:rFonts w:ascii="Calibri" w:cs="Calibri" w:eastAsia="Calibri" w:hAnsi="Calibri"/>
               </w:rPr>
-              <w:t xml:space="preserve">63 A</w:t>
+              <w:t xml:space="preserve">Up ≤ 1,20 kV; Up/f = 1,20 kV</w:t>
             </w:r>
           </w:p>
         </w:tc>
@@ -3212,7 +3384,7 @@
                 <w:szCs w:val="17"/>
                 <w:rFonts w:ascii="Calibri" w:cs="Calibri" w:eastAsia="Calibri" w:hAnsi="Calibri"/>
               </w:rPr>
-              <w:t xml:space="preserve">Retaguarda do fabricante</w:t>
+              <w:t xml:space="preserve">Condutores de ligação</w:t>
             </w:r>
           </w:p>
         </w:tc>
@@ -3242,7 +3414,7 @@
                 <w:szCs w:val="17"/>
                 <w:rFonts w:ascii="Calibri" w:cs="Calibri" w:eastAsia="Calibri" w:hAnsi="Calibri"/>
               </w:rPr>
-              <w:t xml:space="preserve">conforme o fabricante</w:t>
+              <w:t xml:space="preserve">0,50 m · 10 mm² Cu</w:t>
             </w:r>
           </w:p>
         </w:tc>
@@ -3275,7 +3447,7 @@
                 <w:szCs w:val="17"/>
                 <w:rFonts w:ascii="Calibri" w:cs="Calibri" w:eastAsia="Calibri" w:hAnsi="Calibri"/>
               </w:rPr>
-              <w:t xml:space="preserve">Distância de proteção</w:t>
+              <w:t xml:space="preserve">Proteção a montante</w:t>
             </w:r>
           </w:p>
         </w:tc>
@@ -3305,6 +3477,134 @@
                 <w:szCs w:val="17"/>
                 <w:rFonts w:ascii="Calibri" w:cs="Calibri" w:eastAsia="Calibri" w:hAnsi="Calibri"/>
               </w:rPr>
+              <w:t xml:space="preserve">63 A</w:t>
+            </w:r>
+          </w:p>
+        </w:tc>
+      </w:tr>
+      <w:tr>
+        <w:tc>
+          <w:tcPr>
+            <w:tcW w:type="dxa" w:w="1268"/>
+            <w:tcBorders>
+              <w:top w:val="none" w:color="FFFFFF" w:sz="0"/>
+              <w:left w:val="none" w:color="FFFFFF" w:sz="0"/>
+              <w:bottom w:val="none" w:color="FFFFFF" w:sz="0"/>
+              <w:right w:val="none" w:color="FFFFFF" w:sz="0"/>
+            </w:tcBorders>
+            <w:tcMar>
+              <w:top w:type="dxa" w:w="30"/>
+              <w:left w:type="dxa" w:w="70"/>
+              <w:bottom w:type="dxa" w:w="30"/>
+              <w:right w:type="dxa" w:w="70"/>
+            </w:tcMar>
+          </w:tcPr>
+          <w:p>
+            <w:pPr>
+              <w:jc w:val="left"/>
+            </w:pPr>
+            <w:r>
+              <w:rPr>
+                <w:b/>
+                <w:bCs/>
+                <w:color w:val="56606A"/>
+                <w:sz w:val="17"/>
+                <w:szCs w:val="17"/>
+                <w:rFonts w:ascii="Calibri" w:cs="Calibri" w:eastAsia="Calibri" w:hAnsi="Calibri"/>
+              </w:rPr>
+              <w:t xml:space="preserve">Retaguarda do fabricante</w:t>
+            </w:r>
+          </w:p>
+        </w:tc>
+        <w:tc>
+          <w:tcPr>
+            <w:tcW w:type="dxa" w:w="3610"/>
+            <w:tcBorders>
+              <w:top w:val="none" w:color="FFFFFF" w:sz="0"/>
+              <w:left w:val="none" w:color="FFFFFF" w:sz="0"/>
+              <w:bottom w:val="none" w:color="FFFFFF" w:sz="0"/>
+              <w:right w:val="none" w:color="FFFFFF" w:sz="0"/>
+            </w:tcBorders>
+            <w:tcMar>
+              <w:top w:type="dxa" w:w="30"/>
+              <w:left w:type="dxa" w:w="70"/>
+              <w:bottom w:type="dxa" w:w="30"/>
+              <w:right w:type="dxa" w:w="70"/>
+            </w:tcMar>
+          </w:tcPr>
+          <w:p>
+            <w:pPr>
+              <w:jc w:val="left"/>
+            </w:pPr>
+            <w:r>
+              <w:rPr>
+                <w:sz w:val="17"/>
+                <w:szCs w:val="17"/>
+                <w:rFonts w:ascii="Calibri" w:cs="Calibri" w:eastAsia="Calibri" w:hAnsi="Calibri"/>
+              </w:rPr>
+              <w:t xml:space="preserve">conforme o fabricante</w:t>
+            </w:r>
+          </w:p>
+        </w:tc>
+        <w:tc>
+          <w:tcPr>
+            <w:tcW w:type="dxa" w:w="1463"/>
+            <w:tcBorders>
+              <w:top w:val="none" w:color="FFFFFF" w:sz="0"/>
+              <w:left w:val="none" w:color="FFFFFF" w:sz="0"/>
+              <w:bottom w:val="none" w:color="FFFFFF" w:sz="0"/>
+              <w:right w:val="none" w:color="FFFFFF" w:sz="0"/>
+            </w:tcBorders>
+            <w:tcMar>
+              <w:top w:type="dxa" w:w="30"/>
+              <w:left w:type="dxa" w:w="70"/>
+              <w:bottom w:type="dxa" w:w="30"/>
+              <w:right w:type="dxa" w:w="70"/>
+            </w:tcMar>
+          </w:tcPr>
+          <w:p>
+            <w:pPr>
+              <w:jc w:val="left"/>
+            </w:pPr>
+            <w:r>
+              <w:rPr>
+                <w:b/>
+                <w:bCs/>
+                <w:color w:val="56606A"/>
+                <w:sz w:val="17"/>
+                <w:szCs w:val="17"/>
+                <w:rFonts w:ascii="Calibri" w:cs="Calibri" w:eastAsia="Calibri" w:hAnsi="Calibri"/>
+              </w:rPr>
+              <w:t xml:space="preserve">Distância de proteção</w:t>
+            </w:r>
+          </w:p>
+        </w:tc>
+        <w:tc>
+          <w:tcPr>
+            <w:tcW w:type="dxa" w:w="3415"/>
+            <w:tcBorders>
+              <w:top w:val="none" w:color="FFFFFF" w:sz="0"/>
+              <w:left w:val="none" w:color="FFFFFF" w:sz="0"/>
+              <w:bottom w:val="none" w:color="FFFFFF" w:sz="0"/>
+              <w:right w:val="none" w:color="FFFFFF" w:sz="0"/>
+            </w:tcBorders>
+            <w:tcMar>
+              <w:top w:type="dxa" w:w="30"/>
+              <w:left w:type="dxa" w:w="70"/>
+              <w:bottom w:type="dxa" w:w="30"/>
+              <w:right w:type="dxa" w:w="70"/>
+            </w:tcMar>
+          </w:tcPr>
+          <w:p>
+            <w:pPr>
+              <w:jc w:val="left"/>
+            </w:pPr>
+            <w:r>
+              <w:rPr>
+                <w:sz w:val="17"/>
+                <w:szCs w:val="17"/>
+                <w:rFonts w:ascii="Calibri" w:cs="Calibri" w:eastAsia="Calibri" w:hAnsi="Calibri"/>
+              </w:rPr>
               <w:t xml:space="preserve">lpo = 12,0 m</w:t>
             </w:r>
           </w:p>
@@ -3383,7 +3683,7 @@
           <w:szCs w:val="19"/>
           <w:rFonts w:ascii="Calibri" w:cs="Calibri" w:eastAsia="Calibri" w:hAnsi="Calibri"/>
         </w:rPr>
-        <w:t xml:space="preserve">✓ Condutores de ligação: 0,50 m ≤ 0,5 m (comprimento total, condutor vivo → DPS → barramento PE)</w:t>
+        <w:t xml:space="preserve">✓ Condutores de ligação: 0,50 m ≤ 0,5 m (comprimento total, condutor vivo → retaguarda → DPS → barramento PE)</w:t>
       </w:r>
     </w:p>
     <w:p>
@@ -3411,7 +3711,7 @@
           <w:szCs w:val="19"/>
           <w:rFonts w:ascii="Calibri" w:cs="Calibri" w:eastAsia="Calibri" w:hAnsi="Calibri"/>
         </w:rPr>
-        <w:t xml:space="preserve">✓ Seção pela proteção a montante de 63 A — ligação em paralelo (em T), catálogo Siemens: lado da fase 10 mm², lado do PE 10 mm²</w:t>
+        <w:t xml:space="preserve">✓ Seção pela proteção a montante de 63 A — ligação em série (em V), catálogo Siemens: lado da fase 10 mm², lado do PE 10 mm²</w:t>
       </w:r>
     </w:p>
     <w:p>
@@ -3543,7 +3843,7 @@
           <w:szCs w:val="16"/>
           <w:rFonts w:ascii="Calibri" w:cs="Calibri" w:eastAsia="Calibri" w:hAnsi="Calibri"/>
         </w:rPr>
-        <w:t xml:space="preserve">Esquema de ligação dos DPS do QD-1: esquema de conexão 2 (figura 13), ligação em T (paralelo); condutores de ligação de 10 mm².</w:t>
+        <w:t xml:space="preserve">Esquema de ligação dos DPS do QD-1: esquema de conexão 2 (figura 13), ligação em V (série); condutores de ligação de 10 mm².</w:t>
       </w:r>
     </w:p>
     <w:p>
@@ -3564,7 +3864,438 @@
           <w:szCs w:val="26"/>
           <w:rFonts w:ascii="Calibri" w:cs="Calibri" w:eastAsia="Calibri" w:hAnsi="Calibri"/>
         </w:rPr>
-        <w:t xml:space="preserve">5. ZONAS DE PROTEÇÃO, CLASSE III E COORDENAÇÃO</w:t>
+        <w:t xml:space="preserve">5. PRODUTOS DE REFERÊNCIA</w:t>
+      </w:r>
+    </w:p>
+    <w:tbl>
+      <w:tblPr>
+        <w:tblW w:type="pct" w:w="100%"/>
+        <w:tblBorders>
+          <w:top w:val="single" w:color="auto" w:sz="4"/>
+          <w:left w:val="single" w:color="auto" w:sz="4"/>
+          <w:bottom w:val="single" w:color="auto" w:sz="4"/>
+          <w:right w:val="single" w:color="auto" w:sz="4"/>
+          <w:insideH w:val="single" w:color="auto" w:sz="4"/>
+          <w:insideV w:val="single" w:color="auto" w:sz="4"/>
+        </w:tblBorders>
+        <w:tblLayout w:type="fixed"/>
+      </w:tblPr>
+      <w:tblGrid>
+        <w:gridCol w:w="2927"/>
+        <w:gridCol w:w="878"/>
+        <w:gridCol w:w="878"/>
+        <w:gridCol w:w="1268"/>
+        <w:gridCol w:w="878"/>
+        <w:gridCol w:w="878"/>
+        <w:gridCol w:w="2049"/>
+      </w:tblGrid>
+      <w:tr>
+        <w:trPr>
+          <w:tblHeader/>
+        </w:trPr>
+        <w:tc>
+          <w:tcPr>
+            <w:tcW w:type="dxa" w:w="2927"/>
+            <w:shd w:fill="E7EDF1" w:color="auto" w:val="clear"/>
+            <w:tcMar>
+              <w:top w:type="dxa" w:w="30"/>
+              <w:left w:type="dxa" w:w="70"/>
+              <w:bottom w:type="dxa" w:w="30"/>
+              <w:right w:type="dxa" w:w="70"/>
+            </w:tcMar>
+          </w:tcPr>
+          <w:p>
+            <w:pPr>
+              <w:jc w:val="left"/>
+            </w:pPr>
+            <w:r>
+              <w:rPr>
+                <w:b/>
+                <w:bCs/>
+                <w:sz w:val="15"/>
+                <w:szCs w:val="15"/>
+                <w:rFonts w:ascii="Calibri" w:cs="Calibri" w:eastAsia="Calibri" w:hAnsi="Calibri"/>
+              </w:rPr>
+              <w:t xml:space="preserve">Fabricante e modelo</w:t>
+            </w:r>
+          </w:p>
+        </w:tc>
+        <w:tc>
+          <w:tcPr>
+            <w:tcW w:type="dxa" w:w="878"/>
+            <w:shd w:fill="E7EDF1" w:color="auto" w:val="clear"/>
+            <w:tcMar>
+              <w:top w:type="dxa" w:w="30"/>
+              <w:left w:type="dxa" w:w="70"/>
+              <w:bottom w:type="dxa" w:w="30"/>
+              <w:right w:type="dxa" w:w="70"/>
+            </w:tcMar>
+          </w:tcPr>
+          <w:p>
+            <w:pPr>
+              <w:jc w:val="left"/>
+            </w:pPr>
+            <w:r>
+              <w:rPr>
+                <w:b/>
+                <w:bCs/>
+                <w:sz w:val="15"/>
+                <w:szCs w:val="15"/>
+                <w:rFonts w:ascii="Calibri" w:cs="Calibri" w:eastAsia="Calibri" w:hAnsi="Calibri"/>
+              </w:rPr>
+              <w:t xml:space="preserve">Classe</w:t>
+            </w:r>
+          </w:p>
+        </w:tc>
+        <w:tc>
+          <w:tcPr>
+            <w:tcW w:type="dxa" w:w="878"/>
+            <w:shd w:fill="E7EDF1" w:color="auto" w:val="clear"/>
+            <w:tcMar>
+              <w:top w:type="dxa" w:w="30"/>
+              <w:left w:type="dxa" w:w="70"/>
+              <w:bottom w:type="dxa" w:w="30"/>
+              <w:right w:type="dxa" w:w="70"/>
+            </w:tcMar>
+          </w:tcPr>
+          <w:p>
+            <w:pPr>
+              <w:jc w:val="left"/>
+            </w:pPr>
+            <w:r>
+              <w:rPr>
+                <w:b/>
+                <w:bCs/>
+                <w:sz w:val="15"/>
+                <w:szCs w:val="15"/>
+                <w:rFonts w:ascii="Calibri" w:cs="Calibri" w:eastAsia="Calibri" w:hAnsi="Calibri"/>
+              </w:rPr>
+              <w:t xml:space="preserve">Uc</w:t>
+            </w:r>
+          </w:p>
+        </w:tc>
+        <w:tc>
+          <w:tcPr>
+            <w:tcW w:type="dxa" w:w="1268"/>
+            <w:shd w:fill="E7EDF1" w:color="auto" w:val="clear"/>
+            <w:tcMar>
+              <w:top w:type="dxa" w:w="30"/>
+              <w:left w:type="dxa" w:w="70"/>
+              <w:bottom w:type="dxa" w:w="30"/>
+              <w:right w:type="dxa" w:w="70"/>
+            </w:tcMar>
+          </w:tcPr>
+          <w:p>
+            <w:pPr>
+              <w:jc w:val="left"/>
+            </w:pPr>
+            <w:r>
+              <w:rPr>
+                <w:b/>
+                <w:bCs/>
+                <w:sz w:val="15"/>
+                <w:szCs w:val="15"/>
+                <w:rFonts w:ascii="Calibri" w:cs="Calibri" w:eastAsia="Calibri" w:hAnsi="Calibri"/>
+              </w:rPr>
+              <w:t xml:space="preserve">In / Imáx</w:t>
+            </w:r>
+          </w:p>
+        </w:tc>
+        <w:tc>
+          <w:tcPr>
+            <w:tcW w:type="dxa" w:w="878"/>
+            <w:shd w:fill="E7EDF1" w:color="auto" w:val="clear"/>
+            <w:tcMar>
+              <w:top w:type="dxa" w:w="30"/>
+              <w:left w:type="dxa" w:w="70"/>
+              <w:bottom w:type="dxa" w:w="30"/>
+              <w:right w:type="dxa" w:w="70"/>
+            </w:tcMar>
+          </w:tcPr>
+          <w:p>
+            <w:pPr>
+              <w:jc w:val="left"/>
+            </w:pPr>
+            <w:r>
+              <w:rPr>
+                <w:b/>
+                <w:bCs/>
+                <w:sz w:val="15"/>
+                <w:szCs w:val="15"/>
+                <w:rFonts w:ascii="Calibri" w:cs="Calibri" w:eastAsia="Calibri" w:hAnsi="Calibri"/>
+              </w:rPr>
+              <w:t xml:space="preserve">Iimp</w:t>
+            </w:r>
+          </w:p>
+        </w:tc>
+        <w:tc>
+          <w:tcPr>
+            <w:tcW w:type="dxa" w:w="878"/>
+            <w:shd w:fill="E7EDF1" w:color="auto" w:val="clear"/>
+            <w:tcMar>
+              <w:top w:type="dxa" w:w="30"/>
+              <w:left w:type="dxa" w:w="70"/>
+              <w:bottom w:type="dxa" w:w="30"/>
+              <w:right w:type="dxa" w:w="70"/>
+            </w:tcMar>
+          </w:tcPr>
+          <w:p>
+            <w:pPr>
+              <w:jc w:val="left"/>
+            </w:pPr>
+            <w:r>
+              <w:rPr>
+                <w:b/>
+                <w:bCs/>
+                <w:sz w:val="15"/>
+                <w:szCs w:val="15"/>
+                <w:rFonts w:ascii="Calibri" w:cs="Calibri" w:eastAsia="Calibri" w:hAnsi="Calibri"/>
+              </w:rPr>
+              <w:t xml:space="preserve">Up</w:t>
+            </w:r>
+          </w:p>
+        </w:tc>
+        <w:tc>
+          <w:tcPr>
+            <w:tcW w:type="dxa" w:w="2049"/>
+            <w:shd w:fill="E7EDF1" w:color="auto" w:val="clear"/>
+            <w:tcMar>
+              <w:top w:type="dxa" w:w="30"/>
+              <w:left w:type="dxa" w:w="70"/>
+              <w:bottom w:type="dxa" w:w="30"/>
+              <w:right w:type="dxa" w:w="70"/>
+            </w:tcMar>
+          </w:tcPr>
+          <w:p>
+            <w:pPr>
+              <w:jc w:val="left"/>
+            </w:pPr>
+            <w:r>
+              <w:rPr>
+                <w:b/>
+                <w:bCs/>
+                <w:sz w:val="15"/>
+                <w:szCs w:val="15"/>
+                <w:rFonts w:ascii="Calibri" w:cs="Calibri" w:eastAsia="Calibri" w:hAnsi="Calibri"/>
+              </w:rPr>
+              <w:t xml:space="preserve">Retaguarda / Isccr</w:t>
+            </w:r>
+          </w:p>
+        </w:tc>
+      </w:tr>
+      <w:tr>
+        <w:trPr>
+          <w:cantSplit/>
+        </w:trPr>
+        <w:tc>
+          <w:tcPr>
+            <w:tcW w:type="dxa" w:w="2927"/>
+            <w:tcMar>
+              <w:top w:type="dxa" w:w="30"/>
+              <w:left w:type="dxa" w:w="70"/>
+              <w:bottom w:type="dxa" w:w="30"/>
+              <w:right w:type="dxa" w:w="70"/>
+            </w:tcMar>
+          </w:tcPr>
+          <w:p>
+            <w:pPr>
+              <w:jc w:val="left"/>
+            </w:pPr>
+            <w:r>
+              <w:rPr>
+                <w:sz w:val="15"/>
+                <w:szCs w:val="15"/>
+                <w:rFonts w:ascii="Calibri" w:cs="Calibri" w:eastAsia="Calibri" w:hAnsi="Calibri"/>
+              </w:rPr>
+              <w:t xml:space="preserve">CLAMPER Front V 275 V 12,5/60 kA 4+0 (cód. 026979)</w:t>
+            </w:r>
+          </w:p>
+        </w:tc>
+        <w:tc>
+          <w:tcPr>
+            <w:tcW w:type="dxa" w:w="878"/>
+            <w:tcMar>
+              <w:top w:type="dxa" w:w="30"/>
+              <w:left w:type="dxa" w:w="70"/>
+              <w:bottom w:type="dxa" w:w="30"/>
+              <w:right w:type="dxa" w:w="70"/>
+            </w:tcMar>
+          </w:tcPr>
+          <w:p>
+            <w:pPr>
+              <w:jc w:val="left"/>
+            </w:pPr>
+            <w:r>
+              <w:rPr>
+                <w:sz w:val="15"/>
+                <w:szCs w:val="15"/>
+                <w:rFonts w:ascii="Calibri" w:cs="Calibri" w:eastAsia="Calibri" w:hAnsi="Calibri"/>
+              </w:rPr>
+              <w:t xml:space="preserve">I+II</w:t>
+            </w:r>
+          </w:p>
+        </w:tc>
+        <w:tc>
+          <w:tcPr>
+            <w:tcW w:type="dxa" w:w="878"/>
+            <w:tcMar>
+              <w:top w:type="dxa" w:w="30"/>
+              <w:left w:type="dxa" w:w="70"/>
+              <w:bottom w:type="dxa" w:w="30"/>
+              <w:right w:type="dxa" w:w="70"/>
+            </w:tcMar>
+          </w:tcPr>
+          <w:p>
+            <w:pPr>
+              <w:jc w:val="left"/>
+            </w:pPr>
+            <w:r>
+              <w:rPr>
+                <w:sz w:val="15"/>
+                <w:szCs w:val="15"/>
+                <w:rFonts w:ascii="Calibri" w:cs="Calibri" w:eastAsia="Calibri" w:hAnsi="Calibri"/>
+              </w:rPr>
+              <w:t xml:space="preserve">275 V</w:t>
+            </w:r>
+          </w:p>
+        </w:tc>
+        <w:tc>
+          <w:tcPr>
+            <w:tcW w:type="dxa" w:w="1268"/>
+            <w:tcMar>
+              <w:top w:type="dxa" w:w="30"/>
+              <w:left w:type="dxa" w:w="70"/>
+              <w:bottom w:type="dxa" w:w="30"/>
+              <w:right w:type="dxa" w:w="70"/>
+            </w:tcMar>
+          </w:tcPr>
+          <w:p>
+            <w:pPr>
+              <w:jc w:val="left"/>
+            </w:pPr>
+            <w:r>
+              <w:rPr>
+                <w:sz w:val="15"/>
+                <w:szCs w:val="15"/>
+                <w:rFonts w:ascii="Calibri" w:cs="Calibri" w:eastAsia="Calibri" w:hAnsi="Calibri"/>
+              </w:rPr>
+              <w:t xml:space="preserve">30 / 60 kA</w:t>
+            </w:r>
+          </w:p>
+        </w:tc>
+        <w:tc>
+          <w:tcPr>
+            <w:tcW w:type="dxa" w:w="878"/>
+            <w:tcMar>
+              <w:top w:type="dxa" w:w="30"/>
+              <w:left w:type="dxa" w:w="70"/>
+              <w:bottom w:type="dxa" w:w="30"/>
+              <w:right w:type="dxa" w:w="70"/>
+            </w:tcMar>
+          </w:tcPr>
+          <w:p>
+            <w:pPr>
+              <w:jc w:val="left"/>
+            </w:pPr>
+            <w:r>
+              <w:rPr>
+                <w:sz w:val="15"/>
+                <w:szCs w:val="15"/>
+                <w:rFonts w:ascii="Calibri" w:cs="Calibri" w:eastAsia="Calibri" w:hAnsi="Calibri"/>
+              </w:rPr>
+              <w:t xml:space="preserve">12,5 kA</w:t>
+            </w:r>
+          </w:p>
+        </w:tc>
+        <w:tc>
+          <w:tcPr>
+            <w:tcW w:type="dxa" w:w="878"/>
+            <w:tcMar>
+              <w:top w:type="dxa" w:w="30"/>
+              <w:left w:type="dxa" w:w="70"/>
+              <w:bottom w:type="dxa" w:w="30"/>
+              <w:right w:type="dxa" w:w="70"/>
+            </w:tcMar>
+          </w:tcPr>
+          <w:p>
+            <w:pPr>
+              <w:jc w:val="left"/>
+            </w:pPr>
+            <w:r>
+              <w:rPr>
+                <w:sz w:val="15"/>
+                <w:szCs w:val="15"/>
+                <w:rFonts w:ascii="Calibri" w:cs="Calibri" w:eastAsia="Calibri" w:hAnsi="Calibri"/>
+              </w:rPr>
+              <w:t xml:space="preserve">1,5 kV</w:t>
+            </w:r>
+          </w:p>
+        </w:tc>
+        <w:tc>
+          <w:tcPr>
+            <w:tcW w:type="dxa" w:w="2049"/>
+            <w:tcMar>
+              <w:top w:type="dxa" w:w="30"/>
+              <w:left w:type="dxa" w:w="70"/>
+              <w:bottom w:type="dxa" w:w="30"/>
+              <w:right w:type="dxa" w:w="70"/>
+            </w:tcMar>
+          </w:tcPr>
+          <w:p>
+            <w:pPr>
+              <w:jc w:val="left"/>
+            </w:pPr>
+            <w:r>
+              <w:rPr>
+                <w:sz w:val="15"/>
+                <w:szCs w:val="15"/>
+                <w:rFonts w:ascii="Calibri" w:cs="Calibri" w:eastAsia="Calibri" w:hAnsi="Calibri"/>
+              </w:rPr>
+              <w:t xml:space="preserve">125 A gL/gG · 5 kA</w:t>
+            </w:r>
+          </w:p>
+        </w:tc>
+      </w:tr>
+    </w:tbl>
+    <w:p>
+      <w:pPr>
+        <w:spacing w:after="80" w:before="0"/>
+      </w:pPr>
+    </w:p>
+    <w:p>
+      <w:pPr>
+        <w:spacing w:after="100" w:before="0"/>
+        <w:ind w:left="200"/>
+      </w:pPr>
+      <w:r>
+        <w:rPr>
+          <w:color w:val="56606A"/>
+          <w:sz w:val="18"/>
+          <w:szCs w:val="18"/>
+          <w:rFonts w:ascii="Calibri" w:cs="Calibri" w:eastAsia="Calibri" w:hAnsi="Calibri"/>
+        </w:rPr>
+        <w:t xml:space="preserve">Valores declarados pelos fabricantes (ficha técnica CLAMPER Front V 026979 (fusível gL/gG até 125 A ou disjuntor até 100 A)). São referência de especificação — admite-se produto equivalente que atenda às mesmas verificações; confira a versão e a configuração do produto na ficha técnica.</w:t>
+      </w:r>
+    </w:p>
+    <w:p>
+      <w:pPr>
+        <w:pStyle w:val="Heading1"/>
+        <w:keepNext/>
+        <w:pBdr>
+          <w:bottom w:val="single" w:color="B9C3CB" w:sz="4"/>
+        </w:pBdr>
+        <w:spacing w:before="320" w:after="140"/>
+      </w:pPr>
+      <w:r>
+        <w:rPr>
+          <w:b/>
+          <w:bCs/>
+          <w:color w:val="0B5A70"/>
+          <w:sz w:val="26"/>
+          <w:szCs w:val="26"/>
+          <w:rFonts w:ascii="Calibri" w:cs="Calibri" w:eastAsia="Calibri" w:hAnsi="Calibri"/>
+        </w:rPr>
+        <w:t xml:space="preserve">6. ZONAS DE PROTEÇÃO, CLASSE III E COORDENAÇÃO</w:t>
       </w:r>
     </w:p>
     <w:p>
@@ -3671,7 +4402,7 @@
           <w:szCs w:val="26"/>
           <w:rFonts w:ascii="Calibri" w:cs="Calibri" w:eastAsia="Calibri" w:hAnsi="Calibri"/>
         </w:rPr>
-        <w:t xml:space="preserve">6. LINHAS DE SINAL</w:t>
+        <w:t xml:space="preserve">7. LINHAS DE SINAL</w:t>
       </w:r>
     </w:p>
     <w:p>
@@ -3705,7 +4436,7 @@
           <w:szCs w:val="26"/>
           <w:rFonts w:ascii="Calibri" w:cs="Calibri" w:eastAsia="Calibri" w:hAnsi="Calibri"/>
         </w:rPr>
-        <w:t xml:space="preserve">7. FORMAS DE LIGAÇÃO DOS DPS</w:t>
+        <w:t xml:space="preserve">8. FORMAS DE LIGAÇÃO DOS DPS</w:t>
       </w:r>
     </w:p>
     <w:p>
@@ -4039,7 +4770,7 @@
           <w:szCs w:val="26"/>
           <w:rFonts w:ascii="Calibri" w:cs="Calibri" w:eastAsia="Calibri" w:hAnsi="Calibri"/>
         </w:rPr>
-        <w:t xml:space="preserve">8. INSTALAÇÃO</w:t>
+        <w:t xml:space="preserve">9. INSTALAÇÃO</w:t>
       </w:r>
     </w:p>
     <w:p>
@@ -4075,7 +4806,7 @@
           <w:szCs w:val="19"/>
           <w:rFonts w:ascii="Calibri" w:cs="Calibri" w:eastAsia="Calibri" w:hAnsi="Calibri"/>
         </w:rPr>
-        <w:t xml:space="preserve">Proteger cada conjunto de DPS pela retaguarda indicada pelo fabricante (de preferência fusível gL/gG), com indicação de fim de vida visível; na ligação em paralelo, ligar o contato de sinalização remota, pois a atuação da retaguarda tira o DPS de serviço sem desligar a instalação.</w:t>
+        <w:t xml:space="preserve">Manter separados os condutores de chegada (não protegidos) e os condutores já protegidos que saem do quadro, sem percursos paralelos próximos, para evitar o reacoplamento do surto.</w:t>
       </w:r>
     </w:p>
     <w:p>
@@ -4093,7 +4824,7 @@
           <w:szCs w:val="19"/>
           <w:rFonts w:ascii="Calibri" w:cs="Calibri" w:eastAsia="Calibri" w:hAnsi="Calibri"/>
         </w:rPr>
-        <w:t xml:space="preserve">Interligar o barramento PE dos quadros ao BEP; com SPDA, ligar o DPS de entrada ao BEP pelo caminho mais curto. Equipotencializar no BEP todas as linhas e tubulações metálicas que entram na edificação.</w:t>
+        <w:t xml:space="preserve">Proteger cada conjunto de DPS pela retaguarda indicada pelo fabricante (de preferência fusível gL/gG), com indicação de fim de vida visível; na ligação em paralelo, ligar o contato de sinalização remota, pois a atuação da retaguarda tira o DPS de serviço sem desligar a instalação.</w:t>
       </w:r>
     </w:p>
     <w:p>
@@ -4111,6 +4842,24 @@
           <w:szCs w:val="19"/>
           <w:rFonts w:ascii="Calibri" w:cs="Calibri" w:eastAsia="Calibri" w:hAnsi="Calibri"/>
         </w:rPr>
+        <w:t xml:space="preserve">Interligar o barramento PE dos quadros ao BEP; com SPDA, ligar o DPS de entrada ao BEP pelo caminho mais curto. Equipotencializar no BEP todas as linhas e tubulações metálicas que entram na edificação.</w:t>
+      </w:r>
+    </w:p>
+    <w:p>
+      <w:pPr>
+        <w:pStyle w:val="ListParagraph"/>
+        <w:numPr>
+          <w:ilvl w:val="0"/>
+          <w:numId w:val="1"/>
+        </w:numPr>
+        <w:spacing w:after="40"/>
+      </w:pPr>
+      <w:r>
+        <w:rPr>
+          <w:sz w:val="19"/>
+          <w:szCs w:val="19"/>
+          <w:rFonts w:ascii="Calibri" w:cs="Calibri" w:eastAsia="Calibri" w:hAnsi="Calibri"/>
+        </w:rPr>
         <w:t xml:space="preserve">Inspecionar os DPS periodicamente e após descargas atmosféricas na região, substituindo os módulos sinalizados.</w:t>
       </w:r>
     </w:p>
@@ -4132,7 +4881,7 @@
           <w:szCs w:val="26"/>
           <w:rFonts w:ascii="Calibri" w:cs="Calibri" w:eastAsia="Calibri" w:hAnsi="Calibri"/>
         </w:rPr>
-        <w:t xml:space="preserve">9. CONCLUSÃO</w:t>
+        <w:t xml:space="preserve">10. CONCLUSÃO</w:t>
       </w:r>
     </w:p>
     <w:p>
@@ -4159,7 +4908,7 @@
           <w:szCs w:val="20"/>
           <w:rFonts w:ascii="Calibri" w:cs="Calibri" w:eastAsia="Calibri" w:hAnsi="Calibri"/>
         </w:rPr>
-        <w:t xml:space="preserve">Cidade – UF, 27 de outubro de 2026</w:t>
+        <w:t xml:space="preserve">Cidade – UF, 28 de outubro de 2026</w:t>
       </w:r>
     </w:p>
     <w:p>
@@ -4329,7 +5078,7 @@
         <w:szCs w:val="15"/>
         <w:rFonts w:ascii="Calibri" w:cs="Calibri" w:eastAsia="Calibri" w:hAnsi="Calibri"/>
       </w:rPr>
-      <w:t xml:space="preserve">	R00 · 27/10/2026</w:t>
+      <w:t xml:space="preserve">	R00 · 28/10/2026</w:t>
     </w:r>
   </w:p>
 </w:hdr>

--- a/exemplo/memoria-dps-residencia-unifamiliar-exemplo-r00.docx
+++ b/exemplo/memoria-dps-residencia-unifamiliar-exemplo-r00.docx
@@ -2697,6 +2697,21 @@
           <w:rFonts w:ascii="Calibri" w:cs="Calibri" w:eastAsia="Calibri" w:hAnsi="Calibri"/>
         </w:rPr>
         <w:t xml:space="preserve">✓ Seção pela proteção a montante de 70 A — ligação em paralelo (em T), catálogo Siemens: lado da fase 10 mm², lado do PE 16 mm²</w:t>
+      </w:r>
+    </w:p>
+    <w:p>
+      <w:pPr>
+        <w:spacing w:after="100" w:before="0"/>
+        <w:ind w:left="200"/>
+      </w:pPr>
+      <w:r>
+        <w:rPr>
+          <w:color w:val="56606A"/>
+          <w:sz w:val="18"/>
+          <w:szCs w:val="18"/>
+          <w:rFonts w:ascii="Calibri" w:cs="Calibri" w:eastAsia="Calibri" w:hAnsi="Calibri"/>
+        </w:rPr>
+        <w:t xml:space="preserve">Ligação dos DPS de entrada: BEP — a barra PE do quadro de entrada acumula a função de BEP (NBR 5410, Figura 13, nota a)</w:t>
       </w:r>
     </w:p>
     <w:p>
@@ -3716,6 +3731,36 @@
     </w:p>
     <w:p>
       <w:pPr>
+        <w:spacing w:after="100" w:before="0"/>
+        <w:ind w:left="200"/>
+      </w:pPr>
+      <w:r>
+        <w:rPr>
+          <w:color w:val="56606A"/>
+          <w:sz w:val="18"/>
+          <w:szCs w:val="18"/>
+          <w:rFonts w:ascii="Calibri" w:cs="Calibri" w:eastAsia="Calibri" w:hAnsi="Calibri"/>
+        </w:rPr>
+        <w:t xml:space="preserve">Ligação em V: a corrente de carga passa pelos bornes do DPS — confirme na ficha a corrente nominal de carga em V (IL, típica de 125 A), que deve ser ≥ 63 A da proteção a montante</w:t>
+      </w:r>
+    </w:p>
+    <w:p>
+      <w:pPr>
+        <w:spacing w:after="100" w:before="0"/>
+        <w:ind w:left="200"/>
+      </w:pPr>
+      <w:r>
+        <w:rPr>
+          <w:color w:val="56606A"/>
+          <w:sz w:val="18"/>
+          <w:szCs w:val="18"/>
+          <w:rFonts w:ascii="Calibri" w:cs="Calibri" w:eastAsia="Calibri" w:hAnsi="Calibri"/>
+        </w:rPr>
+        <w:t xml:space="preserve">Ligação em V: a retaguarda é a própria proteção a montante; se ela atuar por falha do DPS, desliga a instalação a jusante (catálogo Siemens).</w:t>
+      </w:r>
+    </w:p>
+    <w:p>
+      <w:pPr>
         <w:spacing w:after="50"/>
       </w:pPr>
       <w:r>
@@ -4436,7 +4481,7 @@
           <w:szCs w:val="26"/>
           <w:rFonts w:ascii="Calibri" w:cs="Calibri" w:eastAsia="Calibri" w:hAnsi="Calibri"/>
         </w:rPr>
-        <w:t xml:space="preserve">8. FORMAS DE LIGAÇÃO DOS DPS</w:t>
+        <w:t xml:space="preserve">8. LIGAÇÃO EM V E EM T</w:t>
       </w:r>
     </w:p>
     <w:p>
@@ -4449,8 +4494,734 @@
           <w:szCs w:val="20"/>
           <w:rFonts w:ascii="Calibri" w:cs="Calibri" w:eastAsia="Calibri" w:hAnsi="Calibri"/>
         </w:rPr>
-        <w:t xml:space="preserve">A NBR 5410 (Figura 13) define três esquemas de conexão conforme o neutro e o esquema de aterramento; os condutores de ligação podem ser derivados do barramento (ligação em T, paralelo) ou passar pelos bornes do DPS (ligação em V, série). Os desenhos abaixo resumem as formas de ligar; o esquema adotado em cada quadro está na seção de seleção.</w:t>
-      </w:r>
+        <w:t xml:space="preserve">Os condutores de ligação do DPS podem ser derivados do barramento até o DPS e do DPS à barra PE (ligação em T, paralelo), com a + b ≤ 0,5 m, ou o condutor de chegada pode entrar e sair pelos bornes do DPS (ligação em V, série), restando só o trecho b até a barra PE (IEC 60364-5-534; NBR 5410). Neste projeto: QM em T; QD-1 em V.</w:t>
+      </w:r>
+    </w:p>
+    <w:tbl>
+      <w:tblPr>
+        <w:tblW w:type="pct" w:w="100%"/>
+        <w:tblBorders>
+          <w:top w:val="single" w:color="auto" w:sz="4"/>
+          <w:left w:val="single" w:color="auto" w:sz="4"/>
+          <w:bottom w:val="single" w:color="auto" w:sz="4"/>
+          <w:right w:val="single" w:color="auto" w:sz="4"/>
+          <w:insideH w:val="single" w:color="auto" w:sz="4"/>
+          <w:insideV w:val="single" w:color="auto" w:sz="4"/>
+        </w:tblBorders>
+        <w:tblLayout w:type="fixed"/>
+      </w:tblPr>
+      <w:tblGrid>
+        <w:gridCol w:w="1951"/>
+        <w:gridCol w:w="3902"/>
+        <w:gridCol w:w="3902"/>
+      </w:tblGrid>
+      <w:tr>
+        <w:trPr>
+          <w:tblHeader/>
+        </w:trPr>
+        <w:tc>
+          <w:tcPr>
+            <w:tcW w:type="dxa" w:w="1951"/>
+            <w:shd w:fill="E7EDF1" w:color="auto" w:val="clear"/>
+            <w:tcMar>
+              <w:top w:type="dxa" w:w="30"/>
+              <w:left w:type="dxa" w:w="70"/>
+              <w:bottom w:type="dxa" w:w="30"/>
+              <w:right w:type="dxa" w:w="70"/>
+            </w:tcMar>
+          </w:tcPr>
+          <w:p>
+            <w:pPr>
+              <w:jc w:val="left"/>
+            </w:pPr>
+            <w:r>
+              <w:rPr>
+                <w:b/>
+                <w:bCs/>
+                <w:sz w:val="15"/>
+                <w:szCs w:val="15"/>
+                <w:rFonts w:ascii="Calibri" w:cs="Calibri" w:eastAsia="Calibri" w:hAnsi="Calibri"/>
+              </w:rPr>
+              <w:t xml:space="preserve">Aspecto</w:t>
+            </w:r>
+          </w:p>
+        </w:tc>
+        <w:tc>
+          <w:tcPr>
+            <w:tcW w:type="dxa" w:w="3902"/>
+            <w:shd w:fill="E7EDF1" w:color="auto" w:val="clear"/>
+            <w:tcMar>
+              <w:top w:type="dxa" w:w="30"/>
+              <w:left w:type="dxa" w:w="70"/>
+              <w:bottom w:type="dxa" w:w="30"/>
+              <w:right w:type="dxa" w:w="70"/>
+            </w:tcMar>
+          </w:tcPr>
+          <w:p>
+            <w:pPr>
+              <w:jc w:val="left"/>
+            </w:pPr>
+            <w:r>
+              <w:rPr>
+                <w:b/>
+                <w:bCs/>
+                <w:sz w:val="15"/>
+                <w:szCs w:val="15"/>
+                <w:rFonts w:ascii="Calibri" w:cs="Calibri" w:eastAsia="Calibri" w:hAnsi="Calibri"/>
+              </w:rPr>
+              <w:t xml:space="preserve">T — paralelo (derivação)</w:t>
+            </w:r>
+          </w:p>
+        </w:tc>
+        <w:tc>
+          <w:tcPr>
+            <w:tcW w:type="dxa" w:w="3902"/>
+            <w:shd w:fill="E7EDF1" w:color="auto" w:val="clear"/>
+            <w:tcMar>
+              <w:top w:type="dxa" w:w="30"/>
+              <w:left w:type="dxa" w:w="70"/>
+              <w:bottom w:type="dxa" w:w="30"/>
+              <w:right w:type="dxa" w:w="70"/>
+            </w:tcMar>
+          </w:tcPr>
+          <w:p>
+            <w:pPr>
+              <w:jc w:val="left"/>
+            </w:pPr>
+            <w:r>
+              <w:rPr>
+                <w:b/>
+                <w:bCs/>
+                <w:sz w:val="15"/>
+                <w:szCs w:val="15"/>
+                <w:rFonts w:ascii="Calibri" w:cs="Calibri" w:eastAsia="Calibri" w:hAnsi="Calibri"/>
+              </w:rPr>
+              <w:t xml:space="preserve">V — série (passante)</w:t>
+            </w:r>
+          </w:p>
+        </w:tc>
+      </w:tr>
+      <w:tr>
+        <w:trPr>
+          <w:cantSplit/>
+        </w:trPr>
+        <w:tc>
+          <w:tcPr>
+            <w:tcW w:type="dxa" w:w="1951"/>
+            <w:tcMar>
+              <w:top w:type="dxa" w:w="30"/>
+              <w:left w:type="dxa" w:w="70"/>
+              <w:bottom w:type="dxa" w:w="30"/>
+              <w:right w:type="dxa" w:w="70"/>
+            </w:tcMar>
+          </w:tcPr>
+          <w:p>
+            <w:pPr>
+              <w:jc w:val="left"/>
+            </w:pPr>
+            <w:r>
+              <w:rPr>
+                <w:sz w:val="15"/>
+                <w:szCs w:val="15"/>
+                <w:rFonts w:ascii="Calibri" w:cs="Calibri" w:eastAsia="Calibri" w:hAnsi="Calibri"/>
+              </w:rPr>
+              <w:t xml:space="preserve">Como liga</w:t>
+            </w:r>
+          </w:p>
+        </w:tc>
+        <w:tc>
+          <w:tcPr>
+            <w:tcW w:type="dxa" w:w="3902"/>
+            <w:tcMar>
+              <w:top w:type="dxa" w:w="30"/>
+              <w:left w:type="dxa" w:w="70"/>
+              <w:bottom w:type="dxa" w:w="30"/>
+              <w:right w:type="dxa" w:w="70"/>
+            </w:tcMar>
+          </w:tcPr>
+          <w:p>
+            <w:pPr>
+              <w:jc w:val="left"/>
+            </w:pPr>
+            <w:r>
+              <w:rPr>
+                <w:sz w:val="15"/>
+                <w:szCs w:val="15"/>
+                <w:rFonts w:ascii="Calibri" w:cs="Calibri" w:eastAsia="Calibri" w:hAnsi="Calibri"/>
+              </w:rPr>
+              <w:t xml:space="preserve">derivação do barramento até o DPS e do DPS à barra PE / BEP</w:t>
+            </w:r>
+          </w:p>
+        </w:tc>
+        <w:tc>
+          <w:tcPr>
+            <w:tcW w:type="dxa" w:w="3902"/>
+            <w:tcMar>
+              <w:top w:type="dxa" w:w="30"/>
+              <w:left w:type="dxa" w:w="70"/>
+              <w:bottom w:type="dxa" w:w="30"/>
+              <w:right w:type="dxa" w:w="70"/>
+            </w:tcMar>
+          </w:tcPr>
+          <w:p>
+            <w:pPr>
+              <w:jc w:val="left"/>
+            </w:pPr>
+            <w:r>
+              <w:rPr>
+                <w:sz w:val="15"/>
+                <w:szCs w:val="15"/>
+                <w:rFonts w:ascii="Calibri" w:cs="Calibri" w:eastAsia="Calibri" w:hAnsi="Calibri"/>
+              </w:rPr>
+              <w:t xml:space="preserve">o condutor de chegada entra e sai pelos bornes do DPS (borne duplo); só o lado do PE é derivação</w:t>
+            </w:r>
+          </w:p>
+        </w:tc>
+      </w:tr>
+      <w:tr>
+        <w:trPr>
+          <w:cantSplit/>
+        </w:trPr>
+        <w:tc>
+          <w:tcPr>
+            <w:tcW w:type="dxa" w:w="1951"/>
+            <w:tcMar>
+              <w:top w:type="dxa" w:w="30"/>
+              <w:left w:type="dxa" w:w="70"/>
+              <w:bottom w:type="dxa" w:w="30"/>
+              <w:right w:type="dxa" w:w="70"/>
+            </w:tcMar>
+          </w:tcPr>
+          <w:p>
+            <w:pPr>
+              <w:jc w:val="left"/>
+            </w:pPr>
+            <w:r>
+              <w:rPr>
+                <w:sz w:val="15"/>
+                <w:szCs w:val="15"/>
+                <w:rFonts w:ascii="Calibri" w:cs="Calibri" w:eastAsia="Calibri" w:hAnsi="Calibri"/>
+              </w:rPr>
+              <w:t xml:space="preserve">Comprimento dos condutores</w:t>
+            </w:r>
+          </w:p>
+        </w:tc>
+        <w:tc>
+          <w:tcPr>
+            <w:tcW w:type="dxa" w:w="3902"/>
+            <w:tcMar>
+              <w:top w:type="dxa" w:w="30"/>
+              <w:left w:type="dxa" w:w="70"/>
+              <w:bottom w:type="dxa" w:w="30"/>
+              <w:right w:type="dxa" w:w="70"/>
+            </w:tcMar>
+          </w:tcPr>
+          <w:p>
+            <w:pPr>
+              <w:jc w:val="left"/>
+            </w:pPr>
+            <w:r>
+              <w:rPr>
+                <w:sz w:val="15"/>
+                <w:szCs w:val="15"/>
+                <w:rFonts w:ascii="Calibri" w:cs="Calibri" w:eastAsia="Calibri" w:hAnsi="Calibri"/>
+              </w:rPr>
+              <w:t xml:space="preserve">a + b ≤ 0,5 m (fase → DPS → PE)</w:t>
+            </w:r>
+          </w:p>
+        </w:tc>
+        <w:tc>
+          <w:tcPr>
+            <w:tcW w:type="dxa" w:w="3902"/>
+            <w:tcMar>
+              <w:top w:type="dxa" w:w="30"/>
+              <w:left w:type="dxa" w:w="70"/>
+              <w:bottom w:type="dxa" w:w="30"/>
+              <w:right w:type="dxa" w:w="70"/>
+            </w:tcMar>
+          </w:tcPr>
+          <w:p>
+            <w:pPr>
+              <w:jc w:val="left"/>
+            </w:pPr>
+            <w:r>
+              <w:rPr>
+                <w:sz w:val="15"/>
+                <w:szCs w:val="15"/>
+                <w:rFonts w:ascii="Calibri" w:cs="Calibri" w:eastAsia="Calibri" w:hAnsi="Calibri"/>
+              </w:rPr>
+              <w:t xml:space="preserve">b ≤ 0,5 m (DPS → PE); a ≈ 0</w:t>
+            </w:r>
+          </w:p>
+        </w:tc>
+      </w:tr>
+      <w:tr>
+        <w:trPr>
+          <w:cantSplit/>
+        </w:trPr>
+        <w:tc>
+          <w:tcPr>
+            <w:tcW w:type="dxa" w:w="1951"/>
+            <w:tcMar>
+              <w:top w:type="dxa" w:w="30"/>
+              <w:left w:type="dxa" w:w="70"/>
+              <w:bottom w:type="dxa" w:w="30"/>
+              <w:right w:type="dxa" w:w="70"/>
+            </w:tcMar>
+          </w:tcPr>
+          <w:p>
+            <w:pPr>
+              <w:jc w:val="left"/>
+            </w:pPr>
+            <w:r>
+              <w:rPr>
+                <w:sz w:val="15"/>
+                <w:szCs w:val="15"/>
+                <w:rFonts w:ascii="Calibri" w:cs="Calibri" w:eastAsia="Calibri" w:hAnsi="Calibri"/>
+              </w:rPr>
+              <w:t xml:space="preserve">Queda nos condutores (ΔU)</w:t>
+            </w:r>
+          </w:p>
+        </w:tc>
+        <w:tc>
+          <w:tcPr>
+            <w:tcW w:type="dxa" w:w="3902"/>
+            <w:tcMar>
+              <w:top w:type="dxa" w:w="30"/>
+              <w:left w:type="dxa" w:w="70"/>
+              <w:bottom w:type="dxa" w:w="30"/>
+              <w:right w:type="dxa" w:w="70"/>
+            </w:tcMar>
+          </w:tcPr>
+          <w:p>
+            <w:pPr>
+              <w:jc w:val="left"/>
+            </w:pPr>
+            <w:r>
+              <w:rPr>
+                <w:sz w:val="15"/>
+                <w:szCs w:val="15"/>
+                <w:rFonts w:ascii="Calibri" w:cs="Calibri" w:eastAsia="Calibri" w:hAnsi="Calibri"/>
+              </w:rPr>
+              <w:t xml:space="preserve">≈ 1 kV/m × (a + b), soma ao Up</w:t>
+            </w:r>
+          </w:p>
+        </w:tc>
+        <w:tc>
+          <w:tcPr>
+            <w:tcW w:type="dxa" w:w="3902"/>
+            <w:tcMar>
+              <w:top w:type="dxa" w:w="30"/>
+              <w:left w:type="dxa" w:w="70"/>
+              <w:bottom w:type="dxa" w:w="30"/>
+              <w:right w:type="dxa" w:w="70"/>
+            </w:tcMar>
+          </w:tcPr>
+          <w:p>
+            <w:pPr>
+              <w:jc w:val="left"/>
+            </w:pPr>
+            <w:r>
+              <w:rPr>
+                <w:sz w:val="15"/>
+                <w:szCs w:val="15"/>
+                <w:rFonts w:ascii="Calibri" w:cs="Calibri" w:eastAsia="Calibri" w:hAnsi="Calibri"/>
+              </w:rPr>
+              <w:t xml:space="preserve">desprezível no lado da fase: Up/f ≈ Up</w:t>
+            </w:r>
+          </w:p>
+        </w:tc>
+      </w:tr>
+      <w:tr>
+        <w:trPr>
+          <w:cantSplit/>
+        </w:trPr>
+        <w:tc>
+          <w:tcPr>
+            <w:tcW w:type="dxa" w:w="1951"/>
+            <w:tcMar>
+              <w:top w:type="dxa" w:w="30"/>
+              <w:left w:type="dxa" w:w="70"/>
+              <w:bottom w:type="dxa" w:w="30"/>
+              <w:right w:type="dxa" w:w="70"/>
+            </w:tcMar>
+          </w:tcPr>
+          <w:p>
+            <w:pPr>
+              <w:jc w:val="left"/>
+            </w:pPr>
+            <w:r>
+              <w:rPr>
+                <w:sz w:val="15"/>
+                <w:szCs w:val="15"/>
+                <w:rFonts w:ascii="Calibri" w:cs="Calibri" w:eastAsia="Calibri" w:hAnsi="Calibri"/>
+              </w:rPr>
+              <w:t xml:space="preserve">Corrente nos bornes</w:t>
+            </w:r>
+          </w:p>
+        </w:tc>
+        <w:tc>
+          <w:tcPr>
+            <w:tcW w:type="dxa" w:w="3902"/>
+            <w:tcMar>
+              <w:top w:type="dxa" w:w="30"/>
+              <w:left w:type="dxa" w:w="70"/>
+              <w:bottom w:type="dxa" w:w="30"/>
+              <w:right w:type="dxa" w:w="70"/>
+            </w:tcMar>
+          </w:tcPr>
+          <w:p>
+            <w:pPr>
+              <w:jc w:val="left"/>
+            </w:pPr>
+            <w:r>
+              <w:rPr>
+                <w:sz w:val="15"/>
+                <w:szCs w:val="15"/>
+                <w:rFonts w:ascii="Calibri" w:cs="Calibri" w:eastAsia="Calibri" w:hAnsi="Calibri"/>
+              </w:rPr>
+              <w:t xml:space="preserve">só a corrente de surto</w:t>
+            </w:r>
+          </w:p>
+        </w:tc>
+        <w:tc>
+          <w:tcPr>
+            <w:tcW w:type="dxa" w:w="3902"/>
+            <w:tcMar>
+              <w:top w:type="dxa" w:w="30"/>
+              <w:left w:type="dxa" w:w="70"/>
+              <w:bottom w:type="dxa" w:w="30"/>
+              <w:right w:type="dxa" w:w="70"/>
+            </w:tcMar>
+          </w:tcPr>
+          <w:p>
+            <w:pPr>
+              <w:jc w:val="left"/>
+            </w:pPr>
+            <w:r>
+              <w:rPr>
+                <w:sz w:val="15"/>
+                <w:szCs w:val="15"/>
+                <w:rFonts w:ascii="Calibri" w:cs="Calibri" w:eastAsia="Calibri" w:hAnsi="Calibri"/>
+              </w:rPr>
+              <w:t xml:space="preserve">corrente de carga contínua: limitada à corrente nominal de carga em V do DPS (IL, típica de 125 A)</w:t>
+            </w:r>
+          </w:p>
+        </w:tc>
+      </w:tr>
+      <w:tr>
+        <w:trPr>
+          <w:cantSplit/>
+        </w:trPr>
+        <w:tc>
+          <w:tcPr>
+            <w:tcW w:type="dxa" w:w="1951"/>
+            <w:tcMar>
+              <w:top w:type="dxa" w:w="30"/>
+              <w:left w:type="dxa" w:w="70"/>
+              <w:bottom w:type="dxa" w:w="30"/>
+              <w:right w:type="dxa" w:w="70"/>
+            </w:tcMar>
+          </w:tcPr>
+          <w:p>
+            <w:pPr>
+              <w:jc w:val="left"/>
+            </w:pPr>
+            <w:r>
+              <w:rPr>
+                <w:sz w:val="15"/>
+                <w:szCs w:val="15"/>
+                <w:rFonts w:ascii="Calibri" w:cs="Calibri" w:eastAsia="Calibri" w:hAnsi="Calibri"/>
+              </w:rPr>
+              <w:t xml:space="preserve">Retaguarda</w:t>
+            </w:r>
+          </w:p>
+        </w:tc>
+        <w:tc>
+          <w:tcPr>
+            <w:tcW w:type="dxa" w:w="3902"/>
+            <w:tcMar>
+              <w:top w:type="dxa" w:w="30"/>
+              <w:left w:type="dxa" w:w="70"/>
+              <w:bottom w:type="dxa" w:w="30"/>
+              <w:right w:type="dxa" w:w="70"/>
+            </w:tcMar>
+          </w:tcPr>
+          <w:p>
+            <w:pPr>
+              <w:jc w:val="left"/>
+            </w:pPr>
+            <w:r>
+              <w:rPr>
+                <w:sz w:val="15"/>
+                <w:szCs w:val="15"/>
+                <w:rFonts w:ascii="Calibri" w:cs="Calibri" w:eastAsia="Calibri" w:hAnsi="Calibri"/>
+              </w:rPr>
+              <w:t xml:space="preserve">fusível ou disjuntor F2 no ramal, até o máximo do fabricante (ex.: 315 A gL/gG); F2 dedicado se a proteção a montante for maior</w:t>
+            </w:r>
+          </w:p>
+        </w:tc>
+        <w:tc>
+          <w:tcPr>
+            <w:tcW w:type="dxa" w:w="3902"/>
+            <w:tcMar>
+              <w:top w:type="dxa" w:w="30"/>
+              <w:left w:type="dxa" w:w="70"/>
+              <w:bottom w:type="dxa" w:w="30"/>
+              <w:right w:type="dxa" w:w="70"/>
+            </w:tcMar>
+          </w:tcPr>
+          <w:p>
+            <w:pPr>
+              <w:jc w:val="left"/>
+            </w:pPr>
+            <w:r>
+              <w:rPr>
+                <w:sz w:val="15"/>
+                <w:szCs w:val="15"/>
+                <w:rFonts w:ascii="Calibri" w:cs="Calibri" w:eastAsia="Calibri" w:hAnsi="Calibri"/>
+              </w:rPr>
+              <w:t xml:space="preserve">a própria proteção a montante, limitada ao máximo em V do fabricante (ex.: 125 A gL/gG)</w:t>
+            </w:r>
+          </w:p>
+        </w:tc>
+      </w:tr>
+      <w:tr>
+        <w:trPr>
+          <w:cantSplit/>
+        </w:trPr>
+        <w:tc>
+          <w:tcPr>
+            <w:tcW w:type="dxa" w:w="1951"/>
+            <w:tcMar>
+              <w:top w:type="dxa" w:w="30"/>
+              <w:left w:type="dxa" w:w="70"/>
+              <w:bottom w:type="dxa" w:w="30"/>
+              <w:right w:type="dxa" w:w="70"/>
+            </w:tcMar>
+          </w:tcPr>
+          <w:p>
+            <w:pPr>
+              <w:jc w:val="left"/>
+            </w:pPr>
+            <w:r>
+              <w:rPr>
+                <w:sz w:val="15"/>
+                <w:szCs w:val="15"/>
+                <w:rFonts w:ascii="Calibri" w:cs="Calibri" w:eastAsia="Calibri" w:hAnsi="Calibri"/>
+              </w:rPr>
+              <w:t xml:space="preserve">Falha do DPS</w:t>
+            </w:r>
+          </w:p>
+        </w:tc>
+        <w:tc>
+          <w:tcPr>
+            <w:tcW w:type="dxa" w:w="3902"/>
+            <w:tcMar>
+              <w:top w:type="dxa" w:w="30"/>
+              <w:left w:type="dxa" w:w="70"/>
+              <w:bottom w:type="dxa" w:w="30"/>
+              <w:right w:type="dxa" w:w="70"/>
+            </w:tcMar>
+          </w:tcPr>
+          <w:p>
+            <w:pPr>
+              <w:jc w:val="left"/>
+            </w:pPr>
+            <w:r>
+              <w:rPr>
+                <w:sz w:val="15"/>
+                <w:szCs w:val="15"/>
+                <w:rFonts w:ascii="Calibri" w:cs="Calibri" w:eastAsia="Calibri" w:hAnsi="Calibri"/>
+              </w:rPr>
+              <w:t xml:space="preserve">atua o F2: só o DPS sai de serviço — use a sinalização remota</w:t>
+            </w:r>
+          </w:p>
+        </w:tc>
+        <w:tc>
+          <w:tcPr>
+            <w:tcW w:type="dxa" w:w="3902"/>
+            <w:tcMar>
+              <w:top w:type="dxa" w:w="30"/>
+              <w:left w:type="dxa" w:w="70"/>
+              <w:bottom w:type="dxa" w:w="30"/>
+              <w:right w:type="dxa" w:w="70"/>
+            </w:tcMar>
+          </w:tcPr>
+          <w:p>
+            <w:pPr>
+              <w:jc w:val="left"/>
+            </w:pPr>
+            <w:r>
+              <w:rPr>
+                <w:sz w:val="15"/>
+                <w:szCs w:val="15"/>
+                <w:rFonts w:ascii="Calibri" w:cs="Calibri" w:eastAsia="Calibri" w:hAnsi="Calibri"/>
+              </w:rPr>
+              <w:t xml:space="preserve">atua a proteção a montante: desliga a instalação a jusante</w:t>
+            </w:r>
+          </w:p>
+        </w:tc>
+      </w:tr>
+      <w:tr>
+        <w:trPr>
+          <w:cantSplit/>
+        </w:trPr>
+        <w:tc>
+          <w:tcPr>
+            <w:tcW w:type="dxa" w:w="1951"/>
+            <w:tcMar>
+              <w:top w:type="dxa" w:w="30"/>
+              <w:left w:type="dxa" w:w="70"/>
+              <w:bottom w:type="dxa" w:w="30"/>
+              <w:right w:type="dxa" w:w="70"/>
+            </w:tcMar>
+          </w:tcPr>
+          <w:p>
+            <w:pPr>
+              <w:jc w:val="left"/>
+            </w:pPr>
+            <w:r>
+              <w:rPr>
+                <w:sz w:val="15"/>
+                <w:szCs w:val="15"/>
+                <w:rFonts w:ascii="Calibri" w:cs="Calibri" w:eastAsia="Calibri" w:hAnsi="Calibri"/>
+              </w:rPr>
+              <w:t xml:space="preserve">Seção dos condutores</w:t>
+            </w:r>
+          </w:p>
+        </w:tc>
+        <w:tc>
+          <w:tcPr>
+            <w:tcW w:type="dxa" w:w="3902"/>
+            <w:tcMar>
+              <w:top w:type="dxa" w:w="30"/>
+              <w:left w:type="dxa" w:w="70"/>
+              <w:bottom w:type="dxa" w:w="30"/>
+              <w:right w:type="dxa" w:w="70"/>
+            </w:tcMar>
+          </w:tcPr>
+          <w:p>
+            <w:pPr>
+              <w:jc w:val="left"/>
+            </w:pPr>
+            <w:r>
+              <w:rPr>
+                <w:sz w:val="15"/>
+                <w:szCs w:val="15"/>
+                <w:rFonts w:ascii="Calibri" w:cs="Calibri" w:eastAsia="Calibri" w:hAnsi="Calibri"/>
+              </w:rPr>
+              <w:t xml:space="preserve">Lq2 e Lq3 pela proteção a montante (tabela do fabricante)</w:t>
+            </w:r>
+          </w:p>
+        </w:tc>
+        <w:tc>
+          <w:tcPr>
+            <w:tcW w:type="dxa" w:w="3902"/>
+            <w:tcMar>
+              <w:top w:type="dxa" w:w="30"/>
+              <w:left w:type="dxa" w:w="70"/>
+              <w:bottom w:type="dxa" w:w="30"/>
+              <w:right w:type="dxa" w:w="70"/>
+            </w:tcMar>
+          </w:tcPr>
+          <w:p>
+            <w:pPr>
+              <w:jc w:val="left"/>
+            </w:pPr>
+            <w:r>
+              <w:rPr>
+                <w:sz w:val="15"/>
+                <w:szCs w:val="15"/>
+                <w:rFonts w:ascii="Calibri" w:cs="Calibri" w:eastAsia="Calibri" w:hAnsi="Calibri"/>
+              </w:rPr>
+              <w:t xml:space="preserve">o condutor do alimentador passa pelo borne: limitado à seção máxima do borne</w:t>
+            </w:r>
+          </w:p>
+        </w:tc>
+      </w:tr>
+      <w:tr>
+        <w:trPr>
+          <w:cantSplit/>
+        </w:trPr>
+        <w:tc>
+          <w:tcPr>
+            <w:tcW w:type="dxa" w:w="1951"/>
+            <w:tcMar>
+              <w:top w:type="dxa" w:w="30"/>
+              <w:left w:type="dxa" w:w="70"/>
+              <w:bottom w:type="dxa" w:w="30"/>
+              <w:right w:type="dxa" w:w="70"/>
+            </w:tcMar>
+          </w:tcPr>
+          <w:p>
+            <w:pPr>
+              <w:jc w:val="left"/>
+            </w:pPr>
+            <w:r>
+              <w:rPr>
+                <w:sz w:val="15"/>
+                <w:szCs w:val="15"/>
+                <w:rFonts w:ascii="Calibri" w:cs="Calibri" w:eastAsia="Calibri" w:hAnsi="Calibri"/>
+              </w:rPr>
+              <w:t xml:space="preserve">Uso típico</w:t>
+            </w:r>
+          </w:p>
+        </w:tc>
+        <w:tc>
+          <w:tcPr>
+            <w:tcW w:type="dxa" w:w="3902"/>
+            <w:tcMar>
+              <w:top w:type="dxa" w:w="30"/>
+              <w:left w:type="dxa" w:w="70"/>
+              <w:bottom w:type="dxa" w:w="30"/>
+              <w:right w:type="dxa" w:w="70"/>
+            </w:tcMar>
+          </w:tcPr>
+          <w:p>
+            <w:pPr>
+              <w:jc w:val="left"/>
+            </w:pPr>
+            <w:r>
+              <w:rPr>
+                <w:sz w:val="15"/>
+                <w:szCs w:val="15"/>
+                <w:rFonts w:ascii="Calibri" w:cs="Calibri" w:eastAsia="Calibri" w:hAnsi="Calibri"/>
+              </w:rPr>
+              <w:t xml:space="preserve">quadros de maior corrente ou sem espaço para passar o alimentador pelo DPS</w:t>
+            </w:r>
+          </w:p>
+        </w:tc>
+        <w:tc>
+          <w:tcPr>
+            <w:tcW w:type="dxa" w:w="3902"/>
+            <w:tcMar>
+              <w:top w:type="dxa" w:w="30"/>
+              <w:left w:type="dxa" w:w="70"/>
+              <w:bottom w:type="dxa" w:w="30"/>
+              <w:right w:type="dxa" w:w="70"/>
+            </w:tcMar>
+          </w:tcPr>
+          <w:p>
+            <w:pPr>
+              <w:jc w:val="left"/>
+            </w:pPr>
+            <w:r>
+              <w:rPr>
+                <w:sz w:val="15"/>
+                <w:szCs w:val="15"/>
+                <w:rFonts w:ascii="Calibri" w:cs="Calibri" w:eastAsia="Calibri" w:hAnsi="Calibri"/>
+              </w:rPr>
+              <w:t xml:space="preserve">quadros menores (residências, pequeno comércio), quando a + b ≤ 0,5 m não é viável</w:t>
+            </w:r>
+          </w:p>
+        </w:tc>
+      </w:tr>
+    </w:tbl>
+    <w:p>
+      <w:pPr>
+        <w:spacing w:after="80" w:before="0"/>
+      </w:pPr>
     </w:p>
     <w:p>
       <w:pPr>
@@ -4509,7 +5280,7 @@
           <w:szCs w:val="16"/>
           <w:rFonts w:ascii="Calibri" w:cs="Calibri" w:eastAsia="Calibri" w:hAnsi="Calibri"/>
         </w:rPr>
-        <w:t xml:space="preserve">Esquema 1 — neutro aterrado no BEP. TN-C-S no quadro de entrada (PEN separado no BEP): DPS só nas fases, ligados ao BEP.</w:t>
+        <w:t xml:space="preserve">Ligação em T (paralelo) com retaguarda F2. O DPS fica num ramal com fusível próprio; a + b ≤ 0,5 m; a atuação de F2 tira só o DPS de serviço — use a sinalização remota.</w:t>
       </w:r>
     </w:p>
     <w:p>
@@ -4569,7 +5340,41 @@
           <w:szCs w:val="16"/>
           <w:rFonts w:ascii="Calibri" w:cs="Calibri" w:eastAsia="Calibri" w:hAnsi="Calibri"/>
         </w:rPr>
-        <w:t xml:space="preserve">Esquema 2 — n+0 (fases e neutro ao PE). TN-S e TT a jusante do DR: um DPS por condutor vivo, todos ao PE.</w:t>
+        <w:t xml:space="preserve">Ligação em V (série). O condutor entra e sai pelos bornes do DPS: ΔU desprezível; protegido pelo F1 dentro do limite do fabricante.</w:t>
+      </w:r>
+    </w:p>
+    <w:p>
+      <w:pPr>
+        <w:pStyle w:val="Heading1"/>
+        <w:keepNext/>
+        <w:pBdr>
+          <w:bottom w:val="single" w:color="B9C3CB" w:sz="4"/>
+        </w:pBdr>
+        <w:spacing w:before="320" w:after="140"/>
+      </w:pPr>
+      <w:r>
+        <w:rPr>
+          <w:b/>
+          <w:bCs/>
+          <w:color w:val="0B5A70"/>
+          <w:sz w:val="26"/>
+          <w:szCs w:val="26"/>
+          <w:rFonts w:ascii="Calibri" w:cs="Calibri" w:eastAsia="Calibri" w:hAnsi="Calibri"/>
+        </w:rPr>
+        <w:t xml:space="preserve">9. FORMAS DE LIGAÇÃO DOS DPS (FIGURA 13)</w:t>
+      </w:r>
+    </w:p>
+    <w:p>
+      <w:pPr>
+        <w:spacing w:after="100" w:before="0"/>
+      </w:pPr>
+      <w:r>
+        <w:rPr>
+          <w:sz w:val="20"/>
+          <w:szCs w:val="20"/>
+          <w:rFonts w:ascii="Calibri" w:cs="Calibri" w:eastAsia="Calibri" w:hAnsi="Calibri"/>
+        </w:rPr>
+        <w:t xml:space="preserve">A NBR 5410 (Figura 13) define três esquemas de conexão conforme o neutro e o esquema de aterramento: neutro aterrado no BEP — DPS só nas fases (esquema 1); DPS entre cada condutor vivo e o PE (esquema 2); DPS entre fases e neutro e centelhador entre neutro e PE (esquema 3). O esquema adotado em cada quadro está na seção de seleção.</w:t>
       </w:r>
     </w:p>
     <w:p>
@@ -4629,7 +5434,7 @@
           <w:szCs w:val="16"/>
           <w:rFonts w:ascii="Calibri" w:cs="Calibri" w:eastAsia="Calibri" w:hAnsi="Calibri"/>
         </w:rPr>
-        <w:t xml:space="preserve">Esquema 3 — n+1 (fases ao neutro e centelhador N–PE). TT a montante do DR (3+1): o centelhador N–PE recebe a soma das correntes.</w:t>
+        <w:t xml:space="preserve">Esquema 1 — neutro aterrado no BEP. TN-C-S no quadro de entrada (PEN separado no BEP): DPS só nas fases, ligados ao BEP.</w:t>
       </w:r>
     </w:p>
     <w:p>
@@ -4689,7 +5494,7 @@
           <w:szCs w:val="16"/>
           <w:rFonts w:ascii="Calibri" w:cs="Calibri" w:eastAsia="Calibri" w:hAnsi="Calibri"/>
         </w:rPr>
-        <w:t xml:space="preserve">Ligação em T (paralelo) com retaguarda F2. O DPS fica num ramal com fusível próprio; a + b ≤ 0,5 m; a atuação de F2 tira só o DPS de serviço — use a sinalização remota.</w:t>
+        <w:t xml:space="preserve">Esquema 2 — n+0 (fases e neutro ao PE). TN-S e TT a jusante do DR: um DPS por condutor vivo, todos ao PE.</w:t>
       </w:r>
     </w:p>
     <w:p>
@@ -4749,7 +5554,7 @@
           <w:szCs w:val="16"/>
           <w:rFonts w:ascii="Calibri" w:cs="Calibri" w:eastAsia="Calibri" w:hAnsi="Calibri"/>
         </w:rPr>
-        <w:t xml:space="preserve">Ligação em V (série). O condutor entra e sai pelos bornes do DPS: ΔU desprezível; protegido pelo F1 dentro do limite do fabricante.</w:t>
+        <w:t xml:space="preserve">Esquema 3 — n+1 (fases ao neutro e centelhador N–PE). TT a montante do DR (3+1): o centelhador N–PE recebe a soma das correntes.</w:t>
       </w:r>
     </w:p>
     <w:p>
@@ -4770,7 +5575,20 @@
           <w:szCs w:val="26"/>
           <w:rFonts w:ascii="Calibri" w:cs="Calibri" w:eastAsia="Calibri" w:hAnsi="Calibri"/>
         </w:rPr>
-        <w:t xml:space="preserve">9. INSTALAÇÃO</w:t>
+        <w:t xml:space="preserve">10. EQUIPOTENCIALIZAÇÃO PRINCIPAL (BEP)</w:t>
+      </w:r>
+    </w:p>
+    <w:p>
+      <w:pPr>
+        <w:spacing w:after="100" w:before="0"/>
+      </w:pPr>
+      <w:r>
+        <w:rPr>
+          <w:sz w:val="20"/>
+          <w:szCs w:val="20"/>
+          <w:rFonts w:ascii="Calibri" w:cs="Calibri" w:eastAsia="Calibri" w:hAnsi="Calibri"/>
+        </w:rPr>
+        <w:t xml:space="preserve">O barramento de equipotencialização principal (BEP) fica junto ou próximo do ponto de entrada da alimentação. Neste projeto: a barra PE do quadro de entrada acumula a função de BEP — DPS ligados ao BEP. Pela nota a da Figura 13 da NBR 5410, os DPS são ligados ao BEP quando instalados junto a ele ou quando a barra PE do quadro principal acumula a função de BEP, e à barra PE do quadro quando ela não é o BEP.</w:t>
       </w:r>
     </w:p>
     <w:p>
@@ -4788,7 +5606,7 @@
           <w:szCs w:val="19"/>
           <w:rFonts w:ascii="Calibri" w:cs="Calibri" w:eastAsia="Calibri" w:hAnsi="Calibri"/>
         </w:rPr>
-        <w:t xml:space="preserve">Instalar os DPS junto ao barramento de proteção do quadro, com condutores curtos, retilíneos e sem laços; preferir a ligação em V (entrada e saída nos mesmos bornes) quando o comprimento passar de 0,5 m.</w:t>
+        <w:t xml:space="preserve">Condutor de aterramento, do eletrodo ao BEP — Padrão de entrada — categoria T3 (NDU 001), 16 mm² Cu, R = 16,3 Ω.</w:t>
       </w:r>
     </w:p>
     <w:p>
@@ -4806,7 +5624,7 @@
           <w:szCs w:val="19"/>
           <w:rFonts w:ascii="Calibri" w:cs="Calibri" w:eastAsia="Calibri" w:hAnsi="Calibri"/>
         </w:rPr>
-        <w:t xml:space="preserve">Manter separados os condutores de chegada (não protegidos) e os condutores já protegidos que saem do quadro, sem percursos paralelos próximos, para evitar o reacoplamento do surto.</w:t>
+        <w:t xml:space="preserve">Condutor(es) de proteção principal(is) da instalação — barra PE dos quadros.</w:t>
       </w:r>
     </w:p>
     <w:p>
@@ -4824,7 +5642,7 @@
           <w:szCs w:val="19"/>
           <w:rFonts w:ascii="Calibri" w:cs="Calibri" w:eastAsia="Calibri" w:hAnsi="Calibri"/>
         </w:rPr>
-        <w:t xml:space="preserve">Proteger cada conjunto de DPS pela retaguarda indicada pelo fabricante (de preferência fusível gL/gG), com indicação de fim de vida visível; na ligação em paralelo, ligar o contato de sinalização remota, pois a atuação da retaguarda tira o DPS de serviço sem desligar a instalação.</w:t>
+        <w:t xml:space="preserve">Neutro da alimentação (PE da rede ligado ao BEP).</w:t>
       </w:r>
     </w:p>
     <w:p>
@@ -4842,7 +5660,7 @@
           <w:szCs w:val="19"/>
           <w:rFonts w:ascii="Calibri" w:cs="Calibri" w:eastAsia="Calibri" w:hAnsi="Calibri"/>
         </w:rPr>
-        <w:t xml:space="preserve">Interligar o barramento PE dos quadros ao BEP; com SPDA, ligar o DPS de entrada ao BEP pelo caminho mais curto. Equipotencializar no BEP todas as linhas e tubulações metálicas que entram na edificação.</w:t>
+        <w:t xml:space="preserve">DPS das linhas de energia (ligados ao BEP) e DPS das linhas de sinal que entram na edificação.</w:t>
       </w:r>
     </w:p>
     <w:p>
@@ -4860,7 +5678,598 @@
           <w:szCs w:val="19"/>
           <w:rFonts w:ascii="Calibri" w:cs="Calibri" w:eastAsia="Calibri" w:hAnsi="Calibri"/>
         </w:rPr>
-        <w:t xml:space="preserve">Inspecionar os DPS periodicamente e após descargas atmosféricas na região, substituindo os módulos sinalizados.</w:t>
+        <w:t xml:space="preserve">Tubulações metálicas de água, gás, esgoto e ar-condicionado; condutos, blindagens e capas metálicas de cabos que entram ou saem da edificação.</w:t>
+      </w:r>
+    </w:p>
+    <w:p>
+      <w:pPr>
+        <w:pStyle w:val="ListParagraph"/>
+        <w:numPr>
+          <w:ilvl w:val="0"/>
+          <w:numId w:val="1"/>
+        </w:numPr>
+        <w:spacing w:after="40"/>
+      </w:pPr>
+      <w:r>
+        <w:rPr>
+          <w:sz w:val="19"/>
+          <w:szCs w:val="19"/>
+          <w:rFonts w:ascii="Calibri" w:cs="Calibri" w:eastAsia="Calibri" w:hAnsi="Calibri"/>
+        </w:rPr>
+        <w:t xml:space="preserve">Armaduras do concreto e demais elementos estruturais metálicos.</w:t>
+      </w:r>
+    </w:p>
+    <w:p>
+      <w:pPr>
+        <w:pStyle w:val="ListParagraph"/>
+        <w:numPr>
+          <w:ilvl w:val="0"/>
+          <w:numId w:val="1"/>
+        </w:numPr>
+        <w:spacing w:after="40"/>
+      </w:pPr>
+      <w:r>
+        <w:rPr>
+          <w:sz w:val="19"/>
+          <w:szCs w:val="19"/>
+          <w:rFonts w:ascii="Calibri" w:cs="Calibri" w:eastAsia="Calibri" w:hAnsi="Calibri"/>
+        </w:rPr>
+        <w:t xml:space="preserve">Subsistema de aterramento do SPDA (anel, arranjo B) e descidas, interligados ao BEP — equipotencialização para descargas atmosféricas (NBR 5419-3).</w:t>
+      </w:r>
+    </w:p>
+    <w:tbl>
+      <w:tblPr>
+        <w:tblW w:type="pct" w:w="100%"/>
+        <w:tblBorders>
+          <w:top w:val="single" w:color="auto" w:sz="4"/>
+          <w:left w:val="single" w:color="auto" w:sz="4"/>
+          <w:bottom w:val="single" w:color="auto" w:sz="4"/>
+          <w:right w:val="single" w:color="auto" w:sz="4"/>
+          <w:insideH w:val="single" w:color="auto" w:sz="4"/>
+          <w:insideV w:val="single" w:color="auto" w:sz="4"/>
+        </w:tblBorders>
+        <w:tblLayout w:type="fixed"/>
+      </w:tblPr>
+      <w:tblGrid>
+        <w:gridCol w:w="4488"/>
+        <w:gridCol w:w="2146"/>
+        <w:gridCol w:w="3122"/>
+      </w:tblGrid>
+      <w:tr>
+        <w:trPr>
+          <w:tblHeader/>
+        </w:trPr>
+        <w:tc>
+          <w:tcPr>
+            <w:tcW w:type="dxa" w:w="4488"/>
+            <w:shd w:fill="E7EDF1" w:color="auto" w:val="clear"/>
+            <w:tcMar>
+              <w:top w:type="dxa" w:w="30"/>
+              <w:left w:type="dxa" w:w="70"/>
+              <w:bottom w:type="dxa" w:w="30"/>
+              <w:right w:type="dxa" w:w="70"/>
+            </w:tcMar>
+          </w:tcPr>
+          <w:p>
+            <w:pPr>
+              <w:jc w:val="left"/>
+            </w:pPr>
+            <w:r>
+              <w:rPr>
+                <w:b/>
+                <w:bCs/>
+                <w:sz w:val="17"/>
+                <w:szCs w:val="17"/>
+                <w:rFonts w:ascii="Calibri" w:cs="Calibri" w:eastAsia="Calibri" w:hAnsi="Calibri"/>
+              </w:rPr>
+              <w:t xml:space="preserve">Condutor</w:t>
+            </w:r>
+          </w:p>
+        </w:tc>
+        <w:tc>
+          <w:tcPr>
+            <w:tcW w:type="dxa" w:w="2146"/>
+            <w:shd w:fill="E7EDF1" w:color="auto" w:val="clear"/>
+            <w:tcMar>
+              <w:top w:type="dxa" w:w="30"/>
+              <w:left w:type="dxa" w:w="70"/>
+              <w:bottom w:type="dxa" w:w="30"/>
+              <w:right w:type="dxa" w:w="70"/>
+            </w:tcMar>
+          </w:tcPr>
+          <w:p>
+            <w:pPr>
+              <w:jc w:val="left"/>
+            </w:pPr>
+            <w:r>
+              <w:rPr>
+                <w:b/>
+                <w:bCs/>
+                <w:sz w:val="17"/>
+                <w:szCs w:val="17"/>
+                <w:rFonts w:ascii="Calibri" w:cs="Calibri" w:eastAsia="Calibri" w:hAnsi="Calibri"/>
+              </w:rPr>
+              <w:t xml:space="preserve">Seção mínima (cobre)</w:t>
+            </w:r>
+          </w:p>
+        </w:tc>
+        <w:tc>
+          <w:tcPr>
+            <w:tcW w:type="dxa" w:w="3122"/>
+            <w:shd w:fill="E7EDF1" w:color="auto" w:val="clear"/>
+            <w:tcMar>
+              <w:top w:type="dxa" w:w="30"/>
+              <w:left w:type="dxa" w:w="70"/>
+              <w:bottom w:type="dxa" w:w="30"/>
+              <w:right w:type="dxa" w:w="70"/>
+            </w:tcMar>
+          </w:tcPr>
+          <w:p>
+            <w:pPr>
+              <w:jc w:val="left"/>
+            </w:pPr>
+            <w:r>
+              <w:rPr>
+                <w:b/>
+                <w:bCs/>
+                <w:sz w:val="17"/>
+                <w:szCs w:val="17"/>
+                <w:rFonts w:ascii="Calibri" w:cs="Calibri" w:eastAsia="Calibri" w:hAnsi="Calibri"/>
+              </w:rPr>
+              <w:t xml:space="preserve">Referência</w:t>
+            </w:r>
+          </w:p>
+        </w:tc>
+      </w:tr>
+      <w:tr>
+        <w:trPr>
+          <w:cantSplit/>
+        </w:trPr>
+        <w:tc>
+          <w:tcPr>
+            <w:tcW w:type="dxa" w:w="4488"/>
+            <w:tcMar>
+              <w:top w:type="dxa" w:w="30"/>
+              <w:left w:type="dxa" w:w="70"/>
+              <w:bottom w:type="dxa" w:w="30"/>
+              <w:right w:type="dxa" w:w="70"/>
+            </w:tcMar>
+          </w:tcPr>
+          <w:p>
+            <w:pPr>
+              <w:jc w:val="left"/>
+            </w:pPr>
+            <w:r>
+              <w:rPr>
+                <w:sz w:val="17"/>
+                <w:szCs w:val="17"/>
+                <w:rFonts w:ascii="Calibri" w:cs="Calibri" w:eastAsia="Calibri" w:hAnsi="Calibri"/>
+              </w:rPr>
+              <w:t xml:space="preserve">Equipotencialização principal (ao BEP)</w:t>
+            </w:r>
+          </w:p>
+        </w:tc>
+        <w:tc>
+          <w:tcPr>
+            <w:tcW w:type="dxa" w:w="2146"/>
+            <w:tcMar>
+              <w:top w:type="dxa" w:w="30"/>
+              <w:left w:type="dxa" w:w="70"/>
+              <w:bottom w:type="dxa" w:w="30"/>
+              <w:right w:type="dxa" w:w="70"/>
+            </w:tcMar>
+          </w:tcPr>
+          <w:p>
+            <w:pPr>
+              <w:jc w:val="left"/>
+            </w:pPr>
+            <w:r>
+              <w:rPr>
+                <w:sz w:val="17"/>
+                <w:szCs w:val="17"/>
+                <w:rFonts w:ascii="Calibri" w:cs="Calibri" w:eastAsia="Calibri" w:hAnsi="Calibri"/>
+              </w:rPr>
+              <w:t xml:space="preserve">10 mm²</w:t>
+            </w:r>
+          </w:p>
+        </w:tc>
+        <w:tc>
+          <w:tcPr>
+            <w:tcW w:type="dxa" w:w="3122"/>
+            <w:tcMar>
+              <w:top w:type="dxa" w:w="30"/>
+              <w:left w:type="dxa" w:w="70"/>
+              <w:bottom w:type="dxa" w:w="30"/>
+              <w:right w:type="dxa" w:w="70"/>
+            </w:tcMar>
+          </w:tcPr>
+          <w:p>
+            <w:pPr>
+              <w:jc w:val="left"/>
+            </w:pPr>
+            <w:r>
+              <w:rPr>
+                <w:sz w:val="17"/>
+                <w:szCs w:val="17"/>
+                <w:rFonts w:ascii="Calibri" w:cs="Calibri" w:eastAsia="Calibri" w:hAnsi="Calibri"/>
+              </w:rPr>
+              <w:t xml:space="preserve">NBR 5410 — metade do maior PE (16 mm²), mínimo 6 mm², até 25 mm²</w:t>
+            </w:r>
+          </w:p>
+        </w:tc>
+      </w:tr>
+      <w:tr>
+        <w:trPr>
+          <w:cantSplit/>
+        </w:trPr>
+        <w:tc>
+          <w:tcPr>
+            <w:tcW w:type="dxa" w:w="4488"/>
+            <w:tcMar>
+              <w:top w:type="dxa" w:w="30"/>
+              <w:left w:type="dxa" w:w="70"/>
+              <w:bottom w:type="dxa" w:w="30"/>
+              <w:right w:type="dxa" w:w="70"/>
+            </w:tcMar>
+          </w:tcPr>
+          <w:p>
+            <w:pPr>
+              <w:jc w:val="left"/>
+            </w:pPr>
+            <w:r>
+              <w:rPr>
+                <w:sz w:val="17"/>
+                <w:szCs w:val="17"/>
+                <w:rFonts w:ascii="Calibri" w:cs="Calibri" w:eastAsia="Calibri" w:hAnsi="Calibri"/>
+              </w:rPr>
+              <w:t xml:space="preserve">Condutor de aterramento (eletrodo → BEP)</w:t>
+            </w:r>
+          </w:p>
+        </w:tc>
+        <w:tc>
+          <w:tcPr>
+            <w:tcW w:type="dxa" w:w="2146"/>
+            <w:tcMar>
+              <w:top w:type="dxa" w:w="30"/>
+              <w:left w:type="dxa" w:w="70"/>
+              <w:bottom w:type="dxa" w:w="30"/>
+              <w:right w:type="dxa" w:w="70"/>
+            </w:tcMar>
+          </w:tcPr>
+          <w:p>
+            <w:pPr>
+              <w:jc w:val="left"/>
+            </w:pPr>
+            <w:r>
+              <w:rPr>
+                <w:sz w:val="17"/>
+                <w:szCs w:val="17"/>
+                <w:rFonts w:ascii="Calibri" w:cs="Calibri" w:eastAsia="Calibri" w:hAnsi="Calibri"/>
+              </w:rPr>
+              <w:t xml:space="preserve">16 mm²</w:t>
+            </w:r>
+          </w:p>
+        </w:tc>
+        <w:tc>
+          <w:tcPr>
+            <w:tcW w:type="dxa" w:w="3122"/>
+            <w:tcMar>
+              <w:top w:type="dxa" w:w="30"/>
+              <w:left w:type="dxa" w:w="70"/>
+              <w:bottom w:type="dxa" w:w="30"/>
+              <w:right w:type="dxa" w:w="70"/>
+            </w:tcMar>
+          </w:tcPr>
+          <w:p>
+            <w:pPr>
+              <w:jc w:val="left"/>
+            </w:pPr>
+            <w:r>
+              <w:rPr>
+                <w:sz w:val="17"/>
+                <w:szCs w:val="17"/>
+                <w:rFonts w:ascii="Calibri" w:cs="Calibri" w:eastAsia="Calibri" w:hAnsi="Calibri"/>
+              </w:rPr>
+              <w:t xml:space="preserve">adotado no projeto de aterramento</w:t>
+            </w:r>
+          </w:p>
+        </w:tc>
+      </w:tr>
+      <w:tr>
+        <w:trPr>
+          <w:cantSplit/>
+        </w:trPr>
+        <w:tc>
+          <w:tcPr>
+            <w:tcW w:type="dxa" w:w="4488"/>
+            <w:tcMar>
+              <w:top w:type="dxa" w:w="30"/>
+              <w:left w:type="dxa" w:w="70"/>
+              <w:bottom w:type="dxa" w:w="30"/>
+              <w:right w:type="dxa" w:w="70"/>
+            </w:tcMar>
+          </w:tcPr>
+          <w:p>
+            <w:pPr>
+              <w:jc w:val="left"/>
+            </w:pPr>
+            <w:r>
+              <w:rPr>
+                <w:sz w:val="17"/>
+                <w:szCs w:val="17"/>
+                <w:rFonts w:ascii="Calibri" w:cs="Calibri" w:eastAsia="Calibri" w:hAnsi="Calibri"/>
+              </w:rPr>
+              <w:t xml:space="preserve">Entre barramentos e ao subsistema de aterramento</w:t>
+            </w:r>
+          </w:p>
+        </w:tc>
+        <w:tc>
+          <w:tcPr>
+            <w:tcW w:type="dxa" w:w="2146"/>
+            <w:tcMar>
+              <w:top w:type="dxa" w:w="30"/>
+              <w:left w:type="dxa" w:w="70"/>
+              <w:bottom w:type="dxa" w:w="30"/>
+              <w:right w:type="dxa" w:w="70"/>
+            </w:tcMar>
+          </w:tcPr>
+          <w:p>
+            <w:pPr>
+              <w:jc w:val="left"/>
+            </w:pPr>
+            <w:r>
+              <w:rPr>
+                <w:sz w:val="17"/>
+                <w:szCs w:val="17"/>
+                <w:rFonts w:ascii="Calibri" w:cs="Calibri" w:eastAsia="Calibri" w:hAnsi="Calibri"/>
+              </w:rPr>
+              <w:t xml:space="preserve">16 mm²</w:t>
+            </w:r>
+          </w:p>
+        </w:tc>
+        <w:tc>
+          <w:tcPr>
+            <w:tcW w:type="dxa" w:w="3122"/>
+            <w:tcMar>
+              <w:top w:type="dxa" w:w="30"/>
+              <w:left w:type="dxa" w:w="70"/>
+              <w:bottom w:type="dxa" w:w="30"/>
+              <w:right w:type="dxa" w:w="70"/>
+            </w:tcMar>
+          </w:tcPr>
+          <w:p>
+            <w:pPr>
+              <w:jc w:val="left"/>
+            </w:pPr>
+            <w:r>
+              <w:rPr>
+                <w:sz w:val="17"/>
+                <w:szCs w:val="17"/>
+                <w:rFonts w:ascii="Calibri" w:cs="Calibri" w:eastAsia="Calibri" w:hAnsi="Calibri"/>
+              </w:rPr>
+              <w:t xml:space="preserve">NBR 5419-3 (com SPDA)</w:t>
+            </w:r>
+          </w:p>
+        </w:tc>
+      </w:tr>
+      <w:tr>
+        <w:trPr>
+          <w:cantSplit/>
+        </w:trPr>
+        <w:tc>
+          <w:tcPr>
+            <w:tcW w:type="dxa" w:w="4488"/>
+            <w:tcMar>
+              <w:top w:type="dxa" w:w="30"/>
+              <w:left w:type="dxa" w:w="70"/>
+              <w:bottom w:type="dxa" w:w="30"/>
+              <w:right w:type="dxa" w:w="70"/>
+            </w:tcMar>
+          </w:tcPr>
+          <w:p>
+            <w:pPr>
+              <w:jc w:val="left"/>
+            </w:pPr>
+            <w:r>
+              <w:rPr>
+                <w:sz w:val="17"/>
+                <w:szCs w:val="17"/>
+                <w:rFonts w:ascii="Calibri" w:cs="Calibri" w:eastAsia="Calibri" w:hAnsi="Calibri"/>
+              </w:rPr>
+              <w:t xml:space="preserve">Instalações metálicas internas ao barramento</w:t>
+            </w:r>
+          </w:p>
+        </w:tc>
+        <w:tc>
+          <w:tcPr>
+            <w:tcW w:type="dxa" w:w="2146"/>
+            <w:tcMar>
+              <w:top w:type="dxa" w:w="30"/>
+              <w:left w:type="dxa" w:w="70"/>
+              <w:bottom w:type="dxa" w:w="30"/>
+              <w:right w:type="dxa" w:w="70"/>
+            </w:tcMar>
+          </w:tcPr>
+          <w:p>
+            <w:pPr>
+              <w:jc w:val="left"/>
+            </w:pPr>
+            <w:r>
+              <w:rPr>
+                <w:sz w:val="17"/>
+                <w:szCs w:val="17"/>
+                <w:rFonts w:ascii="Calibri" w:cs="Calibri" w:eastAsia="Calibri" w:hAnsi="Calibri"/>
+              </w:rPr>
+              <w:t xml:space="preserve">6 mm²</w:t>
+            </w:r>
+          </w:p>
+        </w:tc>
+        <w:tc>
+          <w:tcPr>
+            <w:tcW w:type="dxa" w:w="3122"/>
+            <w:tcMar>
+              <w:top w:type="dxa" w:w="30"/>
+              <w:left w:type="dxa" w:w="70"/>
+              <w:bottom w:type="dxa" w:w="30"/>
+              <w:right w:type="dxa" w:w="70"/>
+            </w:tcMar>
+          </w:tcPr>
+          <w:p>
+            <w:pPr>
+              <w:jc w:val="left"/>
+            </w:pPr>
+            <w:r>
+              <w:rPr>
+                <w:sz w:val="17"/>
+                <w:szCs w:val="17"/>
+                <w:rFonts w:ascii="Calibri" w:cs="Calibri" w:eastAsia="Calibri" w:hAnsi="Calibri"/>
+              </w:rPr>
+              <w:t xml:space="preserve">NBR 5419-3 (com SPDA)</w:t>
+            </w:r>
+          </w:p>
+        </w:tc>
+      </w:tr>
+      <w:tr>
+        <w:trPr>
+          <w:cantSplit/>
+        </w:trPr>
+        <w:tc>
+          <w:tcPr>
+            <w:tcW w:type="dxa" w:w="4488"/>
+            <w:tcMar>
+              <w:top w:type="dxa" w:w="30"/>
+              <w:left w:type="dxa" w:w="70"/>
+              <w:bottom w:type="dxa" w:w="30"/>
+              <w:right w:type="dxa" w:w="70"/>
+            </w:tcMar>
+          </w:tcPr>
+          <w:p>
+            <w:pPr>
+              <w:jc w:val="left"/>
+            </w:pPr>
+            <w:r>
+              <w:rPr>
+                <w:sz w:val="17"/>
+                <w:szCs w:val="17"/>
+                <w:rFonts w:ascii="Calibri" w:cs="Calibri" w:eastAsia="Calibri" w:hAnsi="Calibri"/>
+              </w:rPr>
+              <w:t xml:space="preserve">DPS de entrada ao BEP / barra PE</w:t>
+            </w:r>
+          </w:p>
+        </w:tc>
+        <w:tc>
+          <w:tcPr>
+            <w:tcW w:type="dxa" w:w="2146"/>
+            <w:tcMar>
+              <w:top w:type="dxa" w:w="30"/>
+              <w:left w:type="dxa" w:w="70"/>
+              <w:bottom w:type="dxa" w:w="30"/>
+              <w:right w:type="dxa" w:w="70"/>
+            </w:tcMar>
+          </w:tcPr>
+          <w:p>
+            <w:pPr>
+              <w:jc w:val="left"/>
+            </w:pPr>
+            <w:r>
+              <w:rPr>
+                <w:sz w:val="17"/>
+                <w:szCs w:val="17"/>
+                <w:rFonts w:ascii="Calibri" w:cs="Calibri" w:eastAsia="Calibri" w:hAnsi="Calibri"/>
+              </w:rPr>
+              <w:t xml:space="preserve">16 mm²</w:t>
+            </w:r>
+          </w:p>
+        </w:tc>
+        <w:tc>
+          <w:tcPr>
+            <w:tcW w:type="dxa" w:w="3122"/>
+            <w:tcMar>
+              <w:top w:type="dxa" w:w="30"/>
+              <w:left w:type="dxa" w:w="70"/>
+              <w:bottom w:type="dxa" w:w="30"/>
+              <w:right w:type="dxa" w:w="70"/>
+            </w:tcMar>
+          </w:tcPr>
+          <w:p>
+            <w:pPr>
+              <w:jc w:val="left"/>
+            </w:pPr>
+            <w:r>
+              <w:rPr>
+                <w:sz w:val="17"/>
+                <w:szCs w:val="17"/>
+                <w:rFonts w:ascii="Calibri" w:cs="Calibri" w:eastAsia="Calibri" w:hAnsi="Calibri"/>
+              </w:rPr>
+              <w:t xml:space="preserve">NBR 5410 e fabricante — condutor ≤ 0,5 m</w:t>
+            </w:r>
+          </w:p>
+        </w:tc>
+      </w:tr>
+    </w:tbl>
+    <w:p>
+      <w:pPr>
+        <w:spacing w:after="80" w:before="0"/>
+      </w:pPr>
+    </w:p>
+    <w:p>
+      <w:pPr>
+        <w:keepNext/>
+        <w:spacing w:before="60" w:after="20"/>
+      </w:pPr>
+      <w:r>
+        <w:drawing>
+          <wp:inline distT="0" distB="0" distL="0" distR="0">
+            <wp:extent cx="6096000" cy="4391025"/>
+            <wp:effectExtent t="0" r="0" b="0" l="0"/>
+            <wp:docPr id="1" name="" descr="" title=""/>
+            <wp:cNvGraphicFramePr>
+              <a:graphicFrameLocks xmlns:a="http://schemas.openxmlformats.org/drawingml/2006/main" noChangeAspect="1"/>
+            </wp:cNvGraphicFramePr>
+            <a:graphic xmlns:a="http://schemas.openxmlformats.org/drawingml/2006/main">
+              <a:graphicData uri="http://schemas.openxmlformats.org/drawingml/2006/picture">
+                <pic:pic xmlns:pic="http://schemas.openxmlformats.org/drawingml/2006/picture">
+                  <pic:nvPicPr>
+                    <pic:cNvPr id="0" name="" descr=""/>
+                    <pic:cNvPicPr>
+                      <a:picLocks noChangeAspect="1" noChangeArrowheads="1"/>
+                    </pic:cNvPicPr>
+                  </pic:nvPicPr>
+                  <pic:blipFill>
+                    <a:blip r:embed="rId16" cstate="none"/>
+                    <a:srcRect/>
+                    <a:stretch>
+                      <a:fillRect/>
+                    </a:stretch>
+                  </pic:blipFill>
+                  <pic:spPr bwMode="auto">
+                    <a:xfrm>
+                      <a:off x="0" y="0"/>
+                      <a:ext cx="6096000" cy="4391025"/>
+                    </a:xfrm>
+                    <a:prstGeom prst="rect">
+                      <a:avLst/>
+                    </a:prstGeom>
+                  </pic:spPr>
+                </pic:pic>
+              </a:graphicData>
+            </a:graphic>
+          </wp:inline>
+        </w:drawing>
+      </w:r>
+    </w:p>
+    <w:p>
+      <w:pPr>
+        <w:spacing w:after="100" w:before="0"/>
+      </w:pPr>
+      <w:r>
+        <w:rPr>
+          <w:color w:val="56606A"/>
+          <w:sz w:val="16"/>
+          <w:szCs w:val="16"/>
+          <w:rFonts w:ascii="Calibri" w:cs="Calibri" w:eastAsia="Calibri" w:hAnsi="Calibri"/>
+        </w:rPr>
+        <w:t xml:space="preserve">Equipotencialização principal: eletrodo de aterramento, BEP, DPS de entrada ligados ao BEP, linha de sinal com DPS no DG, tubulações metálicas e armaduras, com o anel de aterramento e a descida do SPDA.</w:t>
       </w:r>
     </w:p>
     <w:p>
@@ -4881,7 +6290,118 @@
           <w:szCs w:val="26"/>
           <w:rFonts w:ascii="Calibri" w:cs="Calibri" w:eastAsia="Calibri" w:hAnsi="Calibri"/>
         </w:rPr>
-        <w:t xml:space="preserve">10. CONCLUSÃO</w:t>
+        <w:t xml:space="preserve">11. INSTALAÇÃO</w:t>
+      </w:r>
+    </w:p>
+    <w:p>
+      <w:pPr>
+        <w:pStyle w:val="ListParagraph"/>
+        <w:numPr>
+          <w:ilvl w:val="0"/>
+          <w:numId w:val="1"/>
+        </w:numPr>
+        <w:spacing w:after="40"/>
+      </w:pPr>
+      <w:r>
+        <w:rPr>
+          <w:sz w:val="19"/>
+          <w:szCs w:val="19"/>
+          <w:rFonts w:ascii="Calibri" w:cs="Calibri" w:eastAsia="Calibri" w:hAnsi="Calibri"/>
+        </w:rPr>
+        <w:t xml:space="preserve">Instalar os DPS junto ao barramento de proteção do quadro, com condutores curtos, retilíneos e sem laços; preferir a ligação em V (entrada e saída nos mesmos bornes) quando o comprimento passar de 0,5 m.</w:t>
+      </w:r>
+    </w:p>
+    <w:p>
+      <w:pPr>
+        <w:pStyle w:val="ListParagraph"/>
+        <w:numPr>
+          <w:ilvl w:val="0"/>
+          <w:numId w:val="1"/>
+        </w:numPr>
+        <w:spacing w:after="40"/>
+      </w:pPr>
+      <w:r>
+        <w:rPr>
+          <w:sz w:val="19"/>
+          <w:szCs w:val="19"/>
+          <w:rFonts w:ascii="Calibri" w:cs="Calibri" w:eastAsia="Calibri" w:hAnsi="Calibri"/>
+        </w:rPr>
+        <w:t xml:space="preserve">Manter separados os condutores de chegada (não protegidos) e os condutores já protegidos que saem do quadro, sem percursos paralelos próximos, para evitar o reacoplamento do surto.</w:t>
+      </w:r>
+    </w:p>
+    <w:p>
+      <w:pPr>
+        <w:pStyle w:val="ListParagraph"/>
+        <w:numPr>
+          <w:ilvl w:val="0"/>
+          <w:numId w:val="1"/>
+        </w:numPr>
+        <w:spacing w:after="40"/>
+      </w:pPr>
+      <w:r>
+        <w:rPr>
+          <w:sz w:val="19"/>
+          <w:szCs w:val="19"/>
+          <w:rFonts w:ascii="Calibri" w:cs="Calibri" w:eastAsia="Calibri" w:hAnsi="Calibri"/>
+        </w:rPr>
+        <w:t xml:space="preserve">Proteger cada conjunto de DPS pela retaguarda indicada pelo fabricante (de preferência fusível gL/gG), com indicação de fim de vida visível; na ligação em paralelo, ligar o contato de sinalização remota, pois a atuação da retaguarda tira o DPS de serviço sem desligar a instalação.</w:t>
+      </w:r>
+    </w:p>
+    <w:p>
+      <w:pPr>
+        <w:pStyle w:val="ListParagraph"/>
+        <w:numPr>
+          <w:ilvl w:val="0"/>
+          <w:numId w:val="1"/>
+        </w:numPr>
+        <w:spacing w:after="40"/>
+      </w:pPr>
+      <w:r>
+        <w:rPr>
+          <w:sz w:val="19"/>
+          <w:szCs w:val="19"/>
+          <w:rFonts w:ascii="Calibri" w:cs="Calibri" w:eastAsia="Calibri" w:hAnsi="Calibri"/>
+        </w:rPr>
+        <w:t xml:space="preserve">Interligar o barramento PE dos quadros ao BEP; com SPDA, ligar o DPS de entrada ao BEP pelo caminho mais curto. Equipotencializar no BEP todas as linhas e tubulações metálicas que entram na edificação.</w:t>
+      </w:r>
+    </w:p>
+    <w:p>
+      <w:pPr>
+        <w:pStyle w:val="ListParagraph"/>
+        <w:numPr>
+          <w:ilvl w:val="0"/>
+          <w:numId w:val="1"/>
+        </w:numPr>
+        <w:spacing w:after="40"/>
+      </w:pPr>
+      <w:r>
+        <w:rPr>
+          <w:sz w:val="19"/>
+          <w:szCs w:val="19"/>
+          <w:rFonts w:ascii="Calibri" w:cs="Calibri" w:eastAsia="Calibri" w:hAnsi="Calibri"/>
+        </w:rPr>
+        <w:t xml:space="preserve">Inspecionar os DPS periodicamente e após descargas atmosféricas na região, substituindo os módulos sinalizados.</w:t>
+      </w:r>
+    </w:p>
+    <w:p>
+      <w:pPr>
+        <w:pStyle w:val="Heading1"/>
+        <w:keepNext/>
+        <w:pBdr>
+          <w:bottom w:val="single" w:color="B9C3CB" w:sz="4"/>
+        </w:pBdr>
+        <w:spacing w:before="320" w:after="140"/>
+      </w:pPr>
+      <w:r>
+        <w:rPr>
+          <w:b/>
+          <w:bCs/>
+          <w:color w:val="0B5A70"/>
+          <w:sz w:val="26"/>
+          <w:szCs w:val="26"/>
+          <w:rFonts w:ascii="Calibri" w:cs="Calibri" w:eastAsia="Calibri" w:hAnsi="Calibri"/>
+        </w:rPr>
+        <w:t xml:space="preserve">12. CONCLUSÃO</w:t>
       </w:r>
     </w:p>
     <w:p>

--- a/exemplo/memoria-dps-residencia-unifamiliar-exemplo-r00.docx
+++ b/exemplo/memoria-dps-residencia-unifamiliar-exemplo-r00.docx
@@ -5340,7 +5340,7 @@
           <w:szCs w:val="16"/>
           <w:rFonts w:ascii="Calibri" w:cs="Calibri" w:eastAsia="Calibri" w:hAnsi="Calibri"/>
         </w:rPr>
-        <w:t xml:space="preserve">Ligação em V (série). O condutor entra e sai pelos bornes do DPS: ΔU desprezível; protegido pelo F1 dentro do limite do fabricante.</w:t>
+        <w:t xml:space="preserve">Ligação em V (série). O condutor é interrompido e passa pelos bornes do DPS; o lado do PE também: BEP → DPS → barra PE dos circuitos, a ≤ 0,5 m. ΔU desprezível; a proteção a montante (fusível ou disjuntor, dentro do limite do fabricante) é a retaguarda e, se atuar, desliga a instalação.</w:t>
       </w:r>
     </w:p>
     <w:p>
